--- a/docs/CodeHogwarts-документация.docx
+++ b/docs/CodeHogwarts-документация.docx
@@ -86,7 +86,7 @@
         <w:rPr>
           <w:lang w:val="ru"/>
         </w:rPr>
-        <w:t xml:space="preserve">https://maks.my</w:t>
+        <w:t xml:space="preserve">https://maks.my/codehog/</w:t>
       </w:r>
     </w:p>
     <w:bookmarkStart w:id="18" w:name="контекст-приложения"/>
@@ -7112,7 +7112,7 @@
           <w:rStyle w:val="VerbatimChar"/>
           <w:lang w:val="ru"/>
         </w:rPr>
-        <w:t xml:space="preserve">https://maks.my</w:t>
+        <w:t xml:space="preserve">https://maks.my/codehog</w:t>
       </w:r>
       <w:r>
         <w:rPr>
@@ -7137,7 +7137,7 @@
           <w:rStyle w:val="VerbatimChar"/>
           <w:lang w:val="ru"/>
         </w:rPr>
-        <w:t xml:space="preserve">/hog/docs</w:t>
+        <w:t xml:space="preserve">/codehog/hog/docs</w:t>
       </w:r>
       <w:r>
         <w:rPr>
@@ -7150,6 +7150,99 @@
           <w:lang w:val="ru"/>
         </w:rPr>
         <w:t xml:space="preserve">(генерируется FastAPI автоматически).</w:t>
+      </w:r>
+    </w:p>
+    <w:p>
+      <w:pPr>
+        <w:pStyle w:val="BlockText"/>
+      </w:pPr>
+      <w:r>
+        <w:rPr>
+          <w:lang w:val="ru"/>
+        </w:rPr>
+        <w:t xml:space="preserve">Пути ниже указаны</w:t>
+      </w:r>
+      <w:r>
+        <w:rPr>
+          <w:lang w:val="ru"/>
+        </w:rPr>
+        <w:t xml:space="preserve"> </w:t>
+      </w:r>
+      <w:r>
+        <w:rPr>
+          <w:b/>
+          <w:bCs/>
+          <w:lang w:val="ru"/>
+        </w:rPr>
+        <w:t xml:space="preserve">относительно базового адреса</w:t>
+      </w:r>
+      <w:r>
+        <w:rPr>
+          <w:lang w:val="ru"/>
+        </w:rPr>
+        <w:t xml:space="preserve">. Полный адрес проверки</w:t>
+      </w:r>
+      <w:r>
+        <w:rPr>
+          <w:lang w:val="ru"/>
+        </w:rPr>
+        <w:t xml:space="preserve"> </w:t>
+      </w:r>
+      <w:r>
+        <w:rPr>
+          <w:lang w:val="ru"/>
+        </w:rPr>
+        <w:t xml:space="preserve">задания —</w:t>
+      </w:r>
+      <w:r>
+        <w:rPr>
+          <w:lang w:val="ru"/>
+        </w:rPr>
+        <w:t xml:space="preserve"> </w:t>
+      </w:r>
+      <w:r>
+        <w:rPr>
+          <w:rStyle w:val="VerbatimChar"/>
+          <w:lang w:val="ru"/>
+        </w:rPr>
+        <w:t xml:space="preserve">https://maks.my/codehog/hog/task/{task_id}/check</w:t>
+      </w:r>
+      <w:r>
+        <w:rPr>
+          <w:lang w:val="ru"/>
+        </w:rPr>
+        <w:t xml:space="preserve">. Подкаталог задаётся</w:t>
+      </w:r>
+      <w:r>
+        <w:rPr>
+          <w:lang w:val="ru"/>
+        </w:rPr>
+        <w:t xml:space="preserve"> </w:t>
+      </w:r>
+      <w:r>
+        <w:rPr>
+          <w:lang w:val="ru"/>
+        </w:rPr>
+        <w:t xml:space="preserve">переменной</w:t>
+      </w:r>
+      <w:r>
+        <w:rPr>
+          <w:lang w:val="ru"/>
+        </w:rPr>
+        <w:t xml:space="preserve"> </w:t>
+      </w:r>
+      <w:r>
+        <w:rPr>
+          <w:rStyle w:val="VerbatimChar"/>
+          <w:lang w:val="ru"/>
+        </w:rPr>
+        <w:t xml:space="preserve">BASE_PATH</w:t>
+      </w:r>
+      <w:r>
+        <w:rPr>
+          <w:lang w:val="ru"/>
+        </w:rPr>
+        <w:t xml:space="preserve">, см. раздел 8.</w:t>
       </w:r>
     </w:p>
     <w:p>
@@ -13936,7 +14029,7 @@
               <w:rPr>
                 <w:lang w:val="ru"/>
               </w:rPr>
-              <w:t xml:space="preserve">✅ https://maks.my</w:t>
+              <w:t xml:space="preserve">✅ https://maks.my/codehog/</w:t>
             </w:r>
           </w:p>
         </w:tc>
@@ -18300,7 +18393,7 @@
               <w:rPr>
                 <w:lang w:val="ru"/>
               </w:rPr>
-              <w:t xml:space="preserve">https://maks.my</w:t>
+              <w:t xml:space="preserve">https://maks.my/codehog/</w:t>
             </w:r>
           </w:p>
         </w:tc>
@@ -19447,6 +19540,33 @@
         <w:rPr>
           <w:rStyle w:val="AttributeTok"/>
         </w:rPr>
+        <w:t xml:space="preserve">--delete</w:t>
+      </w:r>
+      <w:r>
+        <w:rPr>
+          <w:rStyle w:val="NormalTok"/>
+        </w:rPr>
+        <w:t xml:space="preserve"> </w:t>
+      </w:r>
+      <w:r>
+        <w:rPr>
+          <w:rStyle w:val="DataTypeTok"/>
+        </w:rPr>
+        <w:t xml:space="preserve">\</w:t>
+      </w:r>
+      <w:r>
+        <w:br/>
+      </w:r>
+      <w:r>
+        <w:rPr>
+          <w:rStyle w:val="NormalTok"/>
+        </w:rPr>
+        <w:t xml:space="preserve">  </w:t>
+      </w:r>
+      <w:r>
+        <w:rPr>
+          <w:rStyle w:val="AttributeTok"/>
+        </w:rPr>
         <w:t xml:space="preserve">--exclude</w:t>
       </w:r>
       <w:r>
@@ -19507,19 +19627,145 @@
         <w:rPr>
           <w:rStyle w:val="StringTok"/>
         </w:rPr>
-        <w:t xml:space="preserve">'.env'</w:t>
+        <w:t xml:space="preserve">'.env*'</w:t>
       </w:r>
       <w:r>
         <w:rPr>
           <w:rStyle w:val="NormalTok"/>
         </w:rPr>
-        <w:t xml:space="preserve"> ./ root@maks.my:/opt/codehog/</w:t>
+        <w:t xml:space="preserve"> </w:t>
+      </w:r>
+      <w:r>
+        <w:rPr>
+          <w:rStyle w:val="AttributeTok"/>
+        </w:rPr>
+        <w:t xml:space="preserve">--exclude</w:t>
+      </w:r>
+      <w:r>
+        <w:rPr>
+          <w:rStyle w:val="NormalTok"/>
+        </w:rPr>
+        <w:t xml:space="preserve"> </w:t>
+      </w:r>
+      <w:r>
+        <w:rPr>
+          <w:rStyle w:val="StringTok"/>
+        </w:rPr>
+        <w:t xml:space="preserve">'.git'</w:t>
+      </w:r>
+      <w:r>
+        <w:rPr>
+          <w:rStyle w:val="NormalTok"/>
+        </w:rPr>
+        <w:t xml:space="preserve"> </w:t>
+      </w:r>
+      <w:r>
+        <w:rPr>
+          <w:rStyle w:val="DataTypeTok"/>
+        </w:rPr>
+        <w:t xml:space="preserve">\</w:t>
       </w:r>
       <w:r>
         <w:br/>
       </w:r>
       <w:r>
         <w:rPr>
+          <w:rStyle w:val="NormalTok"/>
+        </w:rPr>
+        <w:t xml:space="preserve">  </w:t>
+      </w:r>
+      <w:r>
+        <w:rPr>
+          <w:rStyle w:val="AttributeTok"/>
+        </w:rPr>
+        <w:t xml:space="preserve">--exclude</w:t>
+      </w:r>
+      <w:r>
+        <w:rPr>
+          <w:rStyle w:val="NormalTok"/>
+        </w:rPr>
+        <w:t xml:space="preserve"> </w:t>
+      </w:r>
+      <w:r>
+        <w:rPr>
+          <w:rStyle w:val="StringTok"/>
+        </w:rPr>
+        <w:t xml:space="preserve">'__pycache__'</w:t>
+      </w:r>
+      <w:r>
+        <w:rPr>
+          <w:rStyle w:val="NormalTok"/>
+        </w:rPr>
+        <w:t xml:space="preserve"> </w:t>
+      </w:r>
+      <w:r>
+        <w:rPr>
+          <w:rStyle w:val="AttributeTok"/>
+        </w:rPr>
+        <w:t xml:space="preserve">--exclude</w:t>
+      </w:r>
+      <w:r>
+        <w:rPr>
+          <w:rStyle w:val="NormalTok"/>
+        </w:rPr>
+        <w:t xml:space="preserve"> </w:t>
+      </w:r>
+      <w:r>
+        <w:rPr>
+          <w:rStyle w:val="StringTok"/>
+        </w:rPr>
+        <w:t xml:space="preserve">'верс2/персонаж'</w:t>
+      </w:r>
+      <w:r>
+        <w:rPr>
+          <w:rStyle w:val="NormalTok"/>
+        </w:rPr>
+        <w:t xml:space="preserve"> </w:t>
+      </w:r>
+      <w:r>
+        <w:rPr>
+          <w:rStyle w:val="AttributeTok"/>
+        </w:rPr>
+        <w:t xml:space="preserve">--exclude</w:t>
+      </w:r>
+      <w:r>
+        <w:rPr>
+          <w:rStyle w:val="NormalTok"/>
+        </w:rPr>
+        <w:t xml:space="preserve"> </w:t>
+      </w:r>
+      <w:r>
+        <w:rPr>
+          <w:rStyle w:val="StringTok"/>
+        </w:rPr>
+        <w:t xml:space="preserve">'верс2/кандидаты'</w:t>
+      </w:r>
+      <w:r>
+        <w:rPr>
+          <w:rStyle w:val="NormalTok"/>
+        </w:rPr>
+        <w:t xml:space="preserve"> </w:t>
+      </w:r>
+      <w:r>
+        <w:rPr>
+          <w:rStyle w:val="DataTypeTok"/>
+        </w:rPr>
+        <w:t xml:space="preserve">\</w:t>
+      </w:r>
+      <w:r>
+        <w:br/>
+      </w:r>
+      <w:r>
+        <w:rPr>
+          <w:rStyle w:val="NormalTok"/>
+        </w:rPr>
+        <w:t xml:space="preserve">  ./ root@maks.my:/opt/codehog/</w:t>
+      </w:r>
+      <w:r>
+        <w:br/>
+      </w:r>
+      <w:r>
+        <w:rPr>
           <w:rStyle w:val="FunctionTok"/>
         </w:rPr>
         <w:t xml:space="preserve">ssh</w:t>
@@ -19535,6 +19781,236 @@
           <w:rStyle w:val="StringTok"/>
         </w:rPr>
         <w:t xml:space="preserve">'chown -R www-data:www-data /opt/codehog &amp;&amp; systemctl restart codehog'</w:t>
+      </w:r>
+    </w:p>
+    <w:p>
+      <w:pPr>
+        <w:pStyle w:val="FirstParagraph"/>
+      </w:pPr>
+      <w:r>
+        <w:rPr>
+          <w:lang w:val="ru"/>
+        </w:rPr>
+        <w:t xml:space="preserve">Если менялся маршрут, отдельно обновляется сниппет nginx:</w:t>
+      </w:r>
+    </w:p>
+    <w:p>
+      <w:pPr>
+        <w:pStyle w:val="SourceCode"/>
+      </w:pPr>
+      <w:r>
+        <w:rPr>
+          <w:rStyle w:val="FunctionTok"/>
+        </w:rPr>
+        <w:t xml:space="preserve">scp</w:t>
+      </w:r>
+      <w:r>
+        <w:rPr>
+          <w:rStyle w:val="NormalTok"/>
+        </w:rPr>
+        <w:t xml:space="preserve"> deploy/codehog.location root@maks.my:/etc/nginx/snippets/codehog.location</w:t>
+      </w:r>
+      <w:r>
+        <w:br/>
+      </w:r>
+      <w:r>
+        <w:rPr>
+          <w:rStyle w:val="FunctionTok"/>
+        </w:rPr>
+        <w:t xml:space="preserve">ssh</w:t>
+      </w:r>
+      <w:r>
+        <w:rPr>
+          <w:rStyle w:val="NormalTok"/>
+        </w:rPr>
+        <w:t xml:space="preserve"> root@maks.my </w:t>
+      </w:r>
+      <w:r>
+        <w:rPr>
+          <w:rStyle w:val="StringTok"/>
+        </w:rPr>
+        <w:t xml:space="preserve">'nginx -t &amp;&amp; systemctl reload nginx'</w:t>
+      </w:r>
+    </w:p>
+    <w:p>
+      <w:pPr>
+        <w:pStyle w:val="BlockText"/>
+      </w:pPr>
+      <w:r>
+        <w:rPr>
+          <w:b/>
+          <w:bCs/>
+          <w:lang w:val="ru"/>
+        </w:rPr>
+        <w:t xml:space="preserve">Приложение живёт в подкаталоге.</w:t>
+      </w:r>
+      <w:r>
+        <w:rPr>
+          <w:lang w:val="ru"/>
+        </w:rPr>
+        <w:t xml:space="preserve"> </w:t>
+      </w:r>
+      <w:r>
+        <w:rPr>
+          <w:lang w:val="ru"/>
+        </w:rPr>
+        <w:t xml:space="preserve">Переменная</w:t>
+      </w:r>
+      <w:r>
+        <w:rPr>
+          <w:lang w:val="ru"/>
+        </w:rPr>
+        <w:t xml:space="preserve"> </w:t>
+      </w:r>
+      <w:r>
+        <w:rPr>
+          <w:rStyle w:val="VerbatimChar"/>
+          <w:lang w:val="ru"/>
+        </w:rPr>
+        <w:t xml:space="preserve">BASE_PATH=codehog</w:t>
+      </w:r>
+      <w:r>
+        <w:rPr>
+          <w:lang w:val="ru"/>
+        </w:rPr>
+        <w:t xml:space="preserve"> </w:t>
+      </w:r>
+      <w:r>
+        <w:rPr>
+          <w:lang w:val="ru"/>
+        </w:rPr>
+        <w:t xml:space="preserve">должна быть</w:t>
+      </w:r>
+      <w:r>
+        <w:rPr>
+          <w:lang w:val="ru"/>
+        </w:rPr>
+        <w:t xml:space="preserve"> </w:t>
+      </w:r>
+      <w:r>
+        <w:rPr>
+          <w:lang w:val="ru"/>
+        </w:rPr>
+        <w:t xml:space="preserve">в</w:t>
+      </w:r>
+      <w:r>
+        <w:rPr>
+          <w:lang w:val="ru"/>
+        </w:rPr>
+        <w:t xml:space="preserve"> </w:t>
+      </w:r>
+      <w:r>
+        <w:rPr>
+          <w:rStyle w:val="VerbatimChar"/>
+          <w:lang w:val="ru"/>
+        </w:rPr>
+        <w:t xml:space="preserve">/opt/codehog/.env</w:t>
+      </w:r>
+      <w:r>
+        <w:rPr>
+          <w:lang w:val="ru"/>
+        </w:rPr>
+        <w:t xml:space="preserve">, иначе маршруты поднимутся на корне домена, где стоит</w:t>
+      </w:r>
+      <w:r>
+        <w:rPr>
+          <w:lang w:val="ru"/>
+        </w:rPr>
+        <w:t xml:space="preserve"> </w:t>
+      </w:r>
+      <w:r>
+        <w:rPr>
+          <w:lang w:val="ru"/>
+        </w:rPr>
+        <w:t xml:space="preserve">другой сайт. В</w:t>
+      </w:r>
+      <w:r>
+        <w:rPr>
+          <w:lang w:val="ru"/>
+        </w:rPr>
+        <w:t xml:space="preserve"> </w:t>
+      </w:r>
+      <w:r>
+        <w:rPr>
+          <w:rStyle w:val="VerbatimChar"/>
+          <w:lang w:val="ru"/>
+        </w:rPr>
+        <w:t xml:space="preserve">proxy_pass</w:t>
+      </w:r>
+      <w:r>
+        <w:rPr>
+          <w:lang w:val="ru"/>
+        </w:rPr>
+        <w:t xml:space="preserve"> </w:t>
+      </w:r>
+      <w:r>
+        <w:rPr>
+          <w:lang w:val="ru"/>
+        </w:rPr>
+        <w:t xml:space="preserve">сниппета</w:t>
+      </w:r>
+      <w:r>
+        <w:rPr>
+          <w:lang w:val="ru"/>
+        </w:rPr>
+        <w:t xml:space="preserve"> </w:t>
+      </w:r>
+      <w:r>
+        <w:rPr>
+          <w:b/>
+          <w:bCs/>
+          <w:lang w:val="ru"/>
+        </w:rPr>
+        <w:t xml:space="preserve">нет</w:t>
+      </w:r>
+      <w:r>
+        <w:rPr>
+          <w:lang w:val="ru"/>
+        </w:rPr>
+        <w:t xml:space="preserve"> </w:t>
+      </w:r>
+      <w:r>
+        <w:rPr>
+          <w:lang w:val="ru"/>
+        </w:rPr>
+        <w:t xml:space="preserve">завершающего слеша: со слешем</w:t>
+      </w:r>
+      <w:r>
+        <w:rPr>
+          <w:lang w:val="ru"/>
+        </w:rPr>
+        <w:t xml:space="preserve"> </w:t>
+      </w:r>
+      <w:r>
+        <w:rPr>
+          <w:lang w:val="ru"/>
+        </w:rPr>
+        <w:t xml:space="preserve">nginx срезал бы</w:t>
+      </w:r>
+      <w:r>
+        <w:rPr>
+          <w:lang w:val="ru"/>
+        </w:rPr>
+        <w:t xml:space="preserve"> </w:t>
+      </w:r>
+      <w:r>
+        <w:rPr>
+          <w:rStyle w:val="VerbatimChar"/>
+          <w:lang w:val="ru"/>
+        </w:rPr>
+        <w:t xml:space="preserve">/codehog</w:t>
+      </w:r>
+      <w:r>
+        <w:rPr>
+          <w:lang w:val="ru"/>
+        </w:rPr>
+        <w:t xml:space="preserve"> </w:t>
+      </w:r>
+      <w:r>
+        <w:rPr>
+          <w:lang w:val="ru"/>
+        </w:rPr>
+        <w:t xml:space="preserve">из пути и приложение отвечало бы 404.</w:t>
       </w:r>
     </w:p>
     <w:p>
@@ -19802,7 +20278,7 @@
         <w:rPr>
           <w:rStyle w:val="NormalTok"/>
         </w:rPr>
-        <w:t xml:space="preserve"> https://maks.my/health                  </w:t>
+        <w:t xml:space="preserve"> https://maks.my/codehog/health          </w:t>
       </w:r>
       <w:r>
         <w:rPr>
@@ -20201,7 +20677,7 @@
         <w:rPr>
           <w:lang w:val="ru"/>
         </w:rPr>
-        <w:t xml:space="preserve">по умолчанию. Рабочее приложение на https://maks.my написано на Python. Указывать</w:t>
+        <w:t xml:space="preserve">по умолчанию. Рабочее приложение на https://maks.my/codehog/ написано на Python. Указывать</w:t>
       </w:r>
       <w:r>
         <w:rPr>
@@ -21220,7 +21696,7 @@
                 <w:rStyle w:val="VerbatimChar"/>
                 <w:lang w:val="ru"/>
               </w:rPr>
-              <w:t xml:space="preserve">codehog</w:t>
+              <w:t xml:space="preserve">CodeHogwarts</w:t>
             </w:r>
           </w:p>
         </w:tc>
@@ -21248,7 +21724,7 @@
               <w:rPr>
                 <w:lang w:val="ru"/>
               </w:rPr>
-              <w:t xml:space="preserve">Backend, Frontend, DevOps</w:t>
+              <w:t xml:space="preserve">Fullstack-разработчик, DevOps</w:t>
             </w:r>
           </w:p>
         </w:tc>
@@ -21265,34 +21741,21 @@
                 <w:rStyle w:val="VerbatimChar"/>
                 <w:lang w:val="ru"/>
               </w:rPr>
-              <w:t xml:space="preserve">codehog-docs</w:t>
-            </w:r>
-          </w:p>
-        </w:tc>
-        <w:tc>
-          <w:tcPr/>
-          <w:p>
-            <w:pPr>
-              <w:pStyle w:val="Compact"/>
-            </w:pPr>
-            <w:r>
-              <w:rPr>
-                <w:lang w:val="ru"/>
-              </w:rPr>
-              <w:t xml:space="preserve">Проектная документация (</w:t>
-            </w:r>
-            <w:r>
-              <w:rPr>
-                <w:rStyle w:val="VerbatimChar"/>
-                <w:lang w:val="ru"/>
-              </w:rPr>
-              <w:t xml:space="preserve">docs/</w:t>
-            </w:r>
-            <w:r>
-              <w:rPr>
-                <w:lang w:val="ru"/>
-              </w:rPr>
-              <w:t xml:space="preserve">)</w:t>
+              <w:t xml:space="preserve">SmartSchool-Docs</w:t>
+            </w:r>
+          </w:p>
+        </w:tc>
+        <w:tc>
+          <w:tcPr/>
+          <w:p>
+            <w:pPr>
+              <w:pStyle w:val="Compact"/>
+            </w:pPr>
+            <w:r>
+              <w:rPr>
+                <w:lang w:val="ru"/>
+              </w:rPr>
+              <w:t xml:space="preserve">Проектная документация</w:t>
             </w:r>
           </w:p>
         </w:tc>
@@ -21373,7 +21836,7 @@
         <w:t xml:space="preserve">уметь объяснить на защите.</w:t>
       </w:r>
     </w:p>
-    <w:bookmarkStart w:id="104" w:name="структура-репозитория-codehog"/>
+    <w:bookmarkStart w:id="104" w:name="структура-репозитория-codehogwarts"/>
     <w:p>
       <w:pPr>
         <w:pStyle w:val="Heading3"/>
@@ -21395,7 +21858,7 @@
           <w:rStyle w:val="VerbatimChar"/>
           <w:lang w:val="ru"/>
         </w:rPr>
-        <w:t xml:space="preserve">codehog</w:t>
+        <w:t xml:space="preserve">CodeHogwarts</w:t>
       </w:r>
     </w:p>
     <w:p>
@@ -21407,7 +21870,7 @@
           <w:rStyle w:val="VerbatimChar"/>
           <w:lang w:val="ru"/>
         </w:rPr>
-        <w:t xml:space="preserve">codehog/</w:t>
+        <w:t xml:space="preserve">CodeHogwarts/</w:t>
       </w:r>
       <w:r>
         <w:br/>
@@ -21457,7 +21920,7 @@
           <w:rStyle w:val="VerbatimChar"/>
           <w:lang w:val="ru"/>
         </w:rPr>
-        <w:t xml:space="preserve">│   ├── models/               # слой данных: 13 таблиц</w:t>
+        <w:t xml:space="preserve">│   ├── models/               # слой данных: 16 таблиц</w:t>
       </w:r>
       <w:r>
         <w:br/>
@@ -21507,7 +21970,7 @@
           <w:rStyle w:val="VerbatimChar"/>
           <w:lang w:val="ru"/>
         </w:rPr>
-        <w:t xml:space="preserve">│   │   └── admin.py          #   массовые начисления</w:t>
+        <w:t xml:space="preserve">│   │   ├── admin.py          #   массовые начисления</w:t>
       </w:r>
       <w:r>
         <w:br/>
@@ -21517,6 +21980,16 @@
           <w:rStyle w:val="VerbatimChar"/>
           <w:lang w:val="ru"/>
         </w:rPr>
+        <w:t xml:space="preserve">│   │   └── reward.py         #   медали и мемы</w:t>
+      </w:r>
+      <w:r>
+        <w:br/>
+      </w:r>
+      <w:r>
+        <w:rPr>
+          <w:rStyle w:val="VerbatimChar"/>
+          <w:lang w:val="ru"/>
+        </w:rPr>
         <w:t xml:space="preserve">│   ├── api/                  # слой HTTP</w:t>
       </w:r>
       <w:r>
@@ -21628,6 +22101,16 @@
           <w:lang w:val="ru"/>
         </w:rPr>
         <w:t xml:space="preserve">│   │   ├── testbank.py       #   банк вопросов диагностики</w:t>
+      </w:r>
+      <w:r>
+        <w:br/>
+      </w:r>
+      <w:r>
+        <w:rPr>
+          <w:rStyle w:val="VerbatimChar"/>
+          <w:lang w:val="ru"/>
+        </w:rPr>
+        <w:t xml:space="preserve">│   │   ├── awards.py         #   выдача медалей, подбор мемов</w:t>
       </w:r>
       <w:r>
         <w:br/>
@@ -22040,7 +22523,7 @@
               <w:rPr>
                 <w:lang w:val="ru"/>
               </w:rPr>
-              <w:t xml:space="preserve">Только то, что развёрнуто на https://maks.my</w:t>
+              <w:t xml:space="preserve">Только то, что развёрнуто на https://maks.my/codehog/</w:t>
             </w:r>
           </w:p>
         </w:tc>

--- a/docs/CodeHogwarts-документация.docx
+++ b/docs/CodeHogwarts-документация.docx
@@ -377,7 +377,7 @@
               <w:rPr>
                 <w:lang w:val="ru"/>
               </w:rPr>
-              <w:t xml:space="preserve">Прогресс виден на персонаже: одежда, скин, транспорт, дом</w:t>
+              <w:t xml:space="preserve">Прогресс виден в коллекции: каждый пройденный модуль открывает новых ежей</w:t>
             </w:r>
           </w:p>
         </w:tc>
@@ -4974,7 +4974,7 @@
               <w:rPr>
                 <w:lang w:val="ru"/>
               </w:rPr>
-              <w:t xml:space="preserve">Клиент — четыре небольших скрипта. React потребовал бы Node, сборку и CI ради задачи, которую решают 1000 строк. Меньше движущихся частей при развёртывании</w:t>
+              <w:t xml:space="preserve">Клиент — семь небольших скриптов. React потребовал бы Node, сборку и CI ради задачи, которую решают 500 строк. Меньше движущихся частей при развёртывании</w:t>
             </w:r>
           </w:p>
         </w:tc>
@@ -5018,11 +5018,9 @@
       </w:pPr>
       <w:r>
         <w:rPr>
-          <w:b/>
-          <w:bCs/>
-          <w:lang w:val="ru"/>
-        </w:rPr>
-        <w:t xml:space="preserve">Это отступление от списка в методичке и требует явного согласования с преподавателем.</w:t>
+          <w:lang w:val="ru"/>
+        </w:rPr>
+        <w:t xml:space="preserve">Методичка допускает расширение стека; выбор каждого инструмента обоснован в таблице выше.</w:t>
       </w:r>
     </w:p>
     <w:bookmarkStart w:id="42" w:name="база-данных"/>
@@ -5337,7 +5335,7 @@
       <w:r>
         <w:drawing>
           <wp:inline>
-            <wp:extent cx="5334000" cy="4546267"/>
+            <wp:extent cx="5334000" cy="4535513"/>
             <wp:effectExtent b="0" l="0" r="0" t="0"/>
             <wp:docPr descr="ERD — модель данных" title="" id="46" name="Picture"/>
             <a:graphic>
@@ -5358,7 +5356,7 @@
                   <pic:spPr bwMode="auto">
                     <a:xfrm>
                       <a:off x="0" y="0"/>
-                      <a:ext cx="5334000" cy="4546267"/>
+                      <a:ext cx="5334000" cy="4535513"/>
                     </a:xfrm>
                     <a:prstGeom prst="rect">
                       <a:avLst/>
@@ -5700,7 +5698,7 @@
               <w:rPr>
                 <w:lang w:val="ru"/>
               </w:rPr>
-              <w:t xml:space="preserve">Предмет: одежда, скин, транспорт, дом</w:t>
+              <w:t xml:space="preserve">Скин ежа: один из 54 в коллекции</w:t>
             </w:r>
           </w:p>
         </w:tc>
@@ -7150,6 +7148,68 @@
           <w:lang w:val="ru"/>
         </w:rPr>
         <w:t xml:space="preserve">(генерируется FastAPI автоматически).</w:t>
+      </w:r>
+      <w:r>
+        <w:rPr>
+          <w:lang w:val="ru"/>
+        </w:rPr>
+        <w:t xml:space="preserve"> </w:t>
+      </w:r>
+      <w:r>
+        <w:rPr>
+          <w:lang w:val="ru"/>
+        </w:rPr>
+        <w:t xml:space="preserve">Тела запросов и ответов описаны Pydantic-схемами в</w:t>
+      </w:r>
+      <w:r>
+        <w:rPr>
+          <w:lang w:val="ru"/>
+        </w:rPr>
+        <w:t xml:space="preserve"> </w:t>
+      </w:r>
+      <w:r>
+        <w:rPr>
+          <w:rStyle w:val="VerbatimChar"/>
+          <w:lang w:val="ru"/>
+        </w:rPr>
+        <w:t xml:space="preserve">app/api/schemas.py</w:t>
+      </w:r>
+      <w:r>
+        <w:rPr>
+          <w:lang w:val="ru"/>
+        </w:rPr>
+        <w:t xml:space="preserve">: неверный JSON</w:t>
+      </w:r>
+      <w:r>
+        <w:rPr>
+          <w:lang w:val="ru"/>
+        </w:rPr>
+        <w:t xml:space="preserve"> </w:t>
+      </w:r>
+      <w:r>
+        <w:rPr>
+          <w:lang w:val="ru"/>
+        </w:rPr>
+        <w:t xml:space="preserve">отклоняется с кодом 422, любой отказ приходит как</w:t>
+      </w:r>
+      <w:r>
+        <w:rPr>
+          <w:lang w:val="ru"/>
+        </w:rPr>
+        <w:t xml:space="preserve"> </w:t>
+      </w:r>
+      <w:r>
+        <w:rPr>
+          <w:rStyle w:val="VerbatimChar"/>
+          <w:lang w:val="ru"/>
+        </w:rPr>
+        <w:t xml:space="preserve">{"detail": "текст"}</w:t>
+      </w:r>
+      <w:r>
+        <w:rPr>
+          <w:lang w:val="ru"/>
+        </w:rPr>
+        <w:t xml:space="preserve">.</w:t>
       </w:r>
     </w:p>
     <w:p>
@@ -9500,6 +9560,324 @@
         <w:t xml:space="preserve">вопроса.</w:t>
       </w:r>
     </w:p>
+    <w:p>
+      <w:pPr>
+        <w:pStyle w:val="FirstParagraph"/>
+      </w:pPr>
+      <w:r>
+        <w:rPr>
+          <w:b/>
+          <w:bCs/>
+          <w:lang w:val="ru"/>
+        </w:rPr>
+        <w:t xml:space="preserve">Поле</w:t>
+      </w:r>
+      <w:r>
+        <w:rPr>
+          <w:b/>
+          <w:bCs/>
+          <w:lang w:val="ru"/>
+        </w:rPr>
+        <w:t xml:space="preserve"> </w:t>
+      </w:r>
+      <w:r>
+        <w:rPr>
+          <w:rStyle w:val="VerbatimChar"/>
+          <w:b/>
+          <w:bCs/>
+          <w:lang w:val="ru"/>
+        </w:rPr>
+        <w:t xml:space="preserve">experience</w:t>
+      </w:r>
+      <w:r>
+        <w:rPr>
+          <w:lang w:val="ru"/>
+        </w:rPr>
+        <w:t xml:space="preserve"> </w:t>
+      </w:r>
+      <w:r>
+        <w:rPr>
+          <w:lang w:val="ru"/>
+        </w:rPr>
+        <w:t xml:space="preserve">— ответ на вопрос перед тестом:</w:t>
+      </w:r>
+      <w:r>
+        <w:rPr>
+          <w:lang w:val="ru"/>
+        </w:rPr>
+        <w:t xml:space="preserve"> </w:t>
+      </w:r>
+      <w:r>
+        <w:rPr>
+          <w:rStyle w:val="VerbatimChar"/>
+          <w:lang w:val="ru"/>
+        </w:rPr>
+        <w:t xml:space="preserve">none</w:t>
+      </w:r>
+      <w:r>
+        <w:rPr>
+          <w:lang w:val="ru"/>
+        </w:rPr>
+        <w:t xml:space="preserve"> </w:t>
+      </w:r>
+      <w:r>
+        <w:rPr>
+          <w:lang w:val="ru"/>
+        </w:rPr>
+        <w:t xml:space="preserve">(никогда не программировал),</w:t>
+      </w:r>
+      <w:r>
+        <w:rPr>
+          <w:lang w:val="ru"/>
+        </w:rPr>
+        <w:t xml:space="preserve"> </w:t>
+      </w:r>
+      <w:r>
+        <w:rPr>
+          <w:rStyle w:val="VerbatimChar"/>
+          <w:lang w:val="ru"/>
+        </w:rPr>
+        <w:t xml:space="preserve">other</w:t>
+      </w:r>
+      <w:r>
+        <w:rPr>
+          <w:lang w:val="ru"/>
+        </w:rPr>
+        <w:t xml:space="preserve"> </w:t>
+      </w:r>
+      <w:r>
+        <w:rPr>
+          <w:lang w:val="ru"/>
+        </w:rPr>
+        <w:t xml:space="preserve">(на другом языке) или</w:t>
+      </w:r>
+      <w:r>
+        <w:rPr>
+          <w:lang w:val="ru"/>
+        </w:rPr>
+        <w:t xml:space="preserve"> </w:t>
+      </w:r>
+      <w:r>
+        <w:rPr>
+          <w:rStyle w:val="VerbatimChar"/>
+          <w:lang w:val="ru"/>
+        </w:rPr>
+        <w:t xml:space="preserve">python</w:t>
+      </w:r>
+      <w:r>
+        <w:rPr>
+          <w:lang w:val="ru"/>
+        </w:rPr>
+        <w:t xml:space="preserve">. Сохраняется в попытке теста.</w:t>
+      </w:r>
+    </w:p>
+    <w:p>
+      <w:pPr>
+        <w:pStyle w:val="BodyText"/>
+      </w:pPr>
+      <w:r>
+        <w:rPr>
+          <w:lang w:val="ru"/>
+        </w:rPr>
+        <w:t xml:space="preserve">При</w:t>
+      </w:r>
+      <w:r>
+        <w:rPr>
+          <w:lang w:val="ru"/>
+        </w:rPr>
+        <w:t xml:space="preserve"> </w:t>
+      </w:r>
+      <w:r>
+        <w:rPr>
+          <w:rStyle w:val="VerbatimChar"/>
+          <w:lang w:val="ru"/>
+        </w:rPr>
+        <w:t xml:space="preserve">none</w:t>
+      </w:r>
+      <w:r>
+        <w:rPr>
+          <w:lang w:val="ru"/>
+        </w:rPr>
+        <w:t xml:space="preserve"> </w:t>
+      </w:r>
+      <w:r>
+        <w:rPr>
+          <w:lang w:val="ru"/>
+        </w:rPr>
+        <w:t xml:space="preserve">тест пропускается: сервер сразу возвращает итог с уровнем</w:t>
+      </w:r>
+      <w:r>
+        <w:rPr>
+          <w:lang w:val="ru"/>
+        </w:rPr>
+        <w:t xml:space="preserve"> </w:t>
+      </w:r>
+      <w:r>
+        <w:rPr>
+          <w:rStyle w:val="VerbatimChar"/>
+          <w:lang w:val="ru"/>
+        </w:rPr>
+        <w:t xml:space="preserve">beginner</w:t>
+      </w:r>
+      <w:r>
+        <w:rPr>
+          <w:lang w:val="ru"/>
+        </w:rPr>
+        <w:t xml:space="preserve">,</w:t>
+      </w:r>
+      <w:r>
+        <w:rPr>
+          <w:lang w:val="ru"/>
+        </w:rPr>
+        <w:t xml:space="preserve"> </w:t>
+      </w:r>
+      <w:r>
+        <w:rPr>
+          <w:rStyle w:val="VerbatimChar"/>
+          <w:lang w:val="ru"/>
+        </w:rPr>
+        <w:t xml:space="preserve">total: 0</w:t>
+      </w:r>
+      <w:r>
+        <w:rPr>
+          <w:lang w:val="ru"/>
+        </w:rPr>
+        <w:t xml:space="preserve"> </w:t>
+      </w:r>
+      <w:r>
+        <w:rPr>
+          <w:lang w:val="ru"/>
+        </w:rPr>
+        <w:t xml:space="preserve">и</w:t>
+      </w:r>
+      <w:r>
+        <w:rPr>
+          <w:lang w:val="ru"/>
+        </w:rPr>
+        <w:t xml:space="preserve"> </w:t>
+      </w:r>
+      <w:r>
+        <w:rPr>
+          <w:rStyle w:val="VerbatimChar"/>
+          <w:lang w:val="ru"/>
+        </w:rPr>
+        <w:t xml:space="preserve">"from_zero": true</w:t>
+      </w:r>
+      <w:r>
+        <w:rPr>
+          <w:lang w:val="ru"/>
+        </w:rPr>
+        <w:t xml:space="preserve">, а после регистрации курс начинается с нулевого модуля «Что такое программа». Во всех остальных итогах</w:t>
+      </w:r>
+      <w:r>
+        <w:rPr>
+          <w:lang w:val="ru"/>
+        </w:rPr>
+        <w:t xml:space="preserve"> </w:t>
+      </w:r>
+      <w:r>
+        <w:rPr>
+          <w:rStyle w:val="VerbatimChar"/>
+          <w:lang w:val="ru"/>
+        </w:rPr>
+        <w:t xml:space="preserve">"from_zero": false</w:t>
+      </w:r>
+      <w:r>
+        <w:rPr>
+          <w:lang w:val="ru"/>
+        </w:rPr>
+        <w:t xml:space="preserve">.</w:t>
+      </w:r>
+    </w:p>
+    <w:p>
+      <w:pPr>
+        <w:pStyle w:val="SourceCode"/>
+      </w:pPr>
+      <w:r>
+        <w:rPr>
+          <w:rStyle w:val="FunctionTok"/>
+        </w:rPr>
+        <w:t xml:space="preserve">{</w:t>
+      </w:r>
+      <w:r>
+        <w:rPr>
+          <w:rStyle w:val="NormalTok"/>
+        </w:rPr>
+        <w:t xml:space="preserve"> </w:t>
+      </w:r>
+      <w:r>
+        <w:rPr>
+          <w:rStyle w:val="DataTypeTok"/>
+        </w:rPr>
+        <w:t xml:space="preserve">"experience"</w:t>
+      </w:r>
+      <w:r>
+        <w:rPr>
+          <w:rStyle w:val="FunctionTok"/>
+        </w:rPr>
+        <w:t xml:space="preserve">:</w:t>
+      </w:r>
+      <w:r>
+        <w:rPr>
+          <w:rStyle w:val="NormalTok"/>
+        </w:rPr>
+        <w:t xml:space="preserve"> </w:t>
+      </w:r>
+      <w:r>
+        <w:rPr>
+          <w:rStyle w:val="StringTok"/>
+        </w:rPr>
+        <w:t xml:space="preserve">"none"</w:t>
+      </w:r>
+      <w:r>
+        <w:rPr>
+          <w:rStyle w:val="FunctionTok"/>
+        </w:rPr>
+        <w:t xml:space="preserve">,</w:t>
+      </w:r>
+      <w:r>
+        <w:rPr>
+          <w:rStyle w:val="NormalTok"/>
+        </w:rPr>
+        <w:t xml:space="preserve"> </w:t>
+      </w:r>
+      <w:r>
+        <w:rPr>
+          <w:rStyle w:val="DataTypeTok"/>
+        </w:rPr>
+        <w:t xml:space="preserve">"answers"</w:t>
+      </w:r>
+      <w:r>
+        <w:rPr>
+          <w:rStyle w:val="FunctionTok"/>
+        </w:rPr>
+        <w:t xml:space="preserve">:</w:t>
+      </w:r>
+      <w:r>
+        <w:rPr>
+          <w:rStyle w:val="NormalTok"/>
+        </w:rPr>
+        <w:t xml:space="preserve"> </w:t>
+      </w:r>
+      <w:r>
+        <w:rPr>
+          <w:rStyle w:val="OtherTok"/>
+        </w:rPr>
+        <w:t xml:space="preserve">[]</w:t>
+      </w:r>
+      <w:r>
+        <w:rPr>
+          <w:rStyle w:val="NormalTok"/>
+        </w:rPr>
+        <w:t xml:space="preserve"> </w:t>
+      </w:r>
+      <w:r>
+        <w:rPr>
+          <w:rStyle w:val="FunctionTok"/>
+        </w:rPr>
+        <w:t xml:space="preserve">}</w:t>
+      </w:r>
+    </w:p>
     <w:bookmarkEnd w:id="57"/>
     <w:bookmarkStart w:id="58" w:name="проверка-задания"/>
     <w:p>
@@ -12391,7 +12769,7 @@
     </w:p>
     <w:bookmarkEnd w:id="64"/>
     <w:bookmarkEnd w:id="65"/>
-    <w:bookmarkStart w:id="75" w:name="команда-роли-и-план-работ"/>
+    <w:bookmarkStart w:id="76" w:name="команда-роли-и-план-работ"/>
     <w:p>
       <w:pPr>
         <w:pStyle w:val="Heading1"/>
@@ -12423,19 +12801,7 @@
         <w:rPr>
           <w:lang w:val="ru"/>
         </w:rPr>
-        <w:t xml:space="preserve">Команда из пяти человек. Методичка требует, чтобы на защите была видна работа</w:t>
-      </w:r>
-      <w:r>
-        <w:rPr>
-          <w:lang w:val="ru"/>
-        </w:rPr>
-        <w:t xml:space="preserve"> </w:t>
-      </w:r>
-      <w:r>
-        <w:rPr>
-          <w:lang w:val="ru"/>
-        </w:rPr>
-        <w:t xml:space="preserve">каждого, поэтому у каждой роли указан артефакт, по которому вклад проверяется.</w:t>
+        <w:t xml:space="preserve">Команда из пяти человек. У каждой роли указан артефакт, по которому виден вклад.</w:t>
       </w:r>
     </w:p>
     <w:tbl>
@@ -12545,67 +12911,21 @@
               <w:rPr>
                 <w:lang w:val="ru"/>
               </w:rPr>
-              <w:t xml:space="preserve">, Бизнес-аналитик</w:t>
-            </w:r>
-          </w:p>
-        </w:tc>
-        <w:tc>
-          <w:tcPr/>
-          <w:p>
-            <w:pPr>
-              <w:pStyle w:val="Compact"/>
-            </w:pPr>
-            <w:r>
-              <w:rPr>
-                <w:lang w:val="ru"/>
-              </w:rPr>
-              <w:t xml:space="preserve">План работ, Kanban-доска, дорожная карта</w:t>
-            </w:r>
-          </w:p>
-        </w:tc>
-        <w:tc>
-          <w:tcPr/>
-          <w:p>
-            <w:pPr>
-              <w:pStyle w:val="Compact"/>
-            </w:pPr>
-            <w:r>
-              <w:rPr>
-                <w:lang w:val="ru"/>
-              </w:rPr>
-              <w:t xml:space="preserve">Коммиты в репозиторий документации, доска YouGile</w:t>
-            </w:r>
-          </w:p>
-        </w:tc>
-      </w:tr>
-      <w:tr>
-        <w:tc>
-          <w:tcPr/>
-          <w:p>
-            <w:pPr>
-              <w:pStyle w:val="Compact"/>
-            </w:pPr>
-            <w:r>
-              <w:rPr>
-                <w:lang w:val="ru"/>
-              </w:rPr>
-              <w:t xml:space="preserve">Вика</w:t>
-            </w:r>
-          </w:p>
-        </w:tc>
-        <w:tc>
-          <w:tcPr/>
-          <w:p>
-            <w:pPr>
-              <w:pStyle w:val="Compact"/>
-            </w:pPr>
+              <w:t xml:space="preserve">,</w:t>
+            </w:r>
+            <w:r>
+              <w:rPr>
+                <w:lang w:val="ru"/>
+              </w:rPr>
+              <w:t xml:space="preserve"> </w:t>
+            </w:r>
             <w:r>
               <w:rPr>
                 <w:b/>
                 <w:bCs/>
                 <w:lang w:val="ru"/>
               </w:rPr>
-              <w:t xml:space="preserve">Lead BA</w:t>
+              <w:t xml:space="preserve">BA</w:t>
             </w:r>
             <w:r>
               <w:rPr>
@@ -12625,51 +12945,76 @@
                 <w:bCs/>
                 <w:lang w:val="ru"/>
               </w:rPr>
-              <w:t xml:space="preserve">UX/UI-дизайнер</w:t>
-            </w:r>
-          </w:p>
-        </w:tc>
-        <w:tc>
-          <w:tcPr/>
-          <w:p>
-            <w:pPr>
-              <w:pStyle w:val="Compact"/>
-            </w:pPr>
-            <w:r>
-              <w:rPr>
-                <w:lang w:val="ru"/>
-              </w:rPr>
-              <w:t xml:space="preserve">Бизнес-требования, макеты интерфейса</w:t>
-            </w:r>
-          </w:p>
-        </w:tc>
-        <w:tc>
-          <w:tcPr/>
-          <w:p>
-            <w:pPr>
-              <w:pStyle w:val="Compact"/>
-            </w:pPr>
-            <w:r>
-              <w:rPr>
-                <w:lang w:val="ru"/>
-              </w:rPr>
-              <w:t xml:space="preserve">Коммиты в документацию, проект Figma</w:t>
-            </w:r>
-          </w:p>
-        </w:tc>
-      </w:tr>
-      <w:tr>
-        <w:tc>
-          <w:tcPr/>
-          <w:p>
-            <w:pPr>
-              <w:pStyle w:val="Compact"/>
-            </w:pPr>
-            <w:r>
-              <w:rPr>
-                <w:lang w:val="ru"/>
-              </w:rPr>
-              <w:t xml:space="preserve">Лена</w:t>
+              <w:t xml:space="preserve">Database Developer</w:t>
+            </w:r>
+          </w:p>
+        </w:tc>
+        <w:tc>
+          <w:tcPr/>
+          <w:p>
+            <w:pPr>
+              <w:pStyle w:val="Compact"/>
+            </w:pPr>
+            <w:r>
+              <w:rPr>
+                <w:lang w:val="ru"/>
+              </w:rPr>
+              <w:t xml:space="preserve">Спринты, Roadmap и дедлайны, Kanban-доска YouGile, репозиторий документации, аудиты, проектирование и миграции базы данных</w:t>
+            </w:r>
+          </w:p>
+        </w:tc>
+        <w:tc>
+          <w:tcPr/>
+          <w:p>
+            <w:pPr>
+              <w:pStyle w:val="Compact"/>
+            </w:pPr>
+            <w:r>
+              <w:rPr>
+                <w:lang w:val="ru"/>
+              </w:rPr>
+              <w:t xml:space="preserve">Коммиты в репозиторий документации, доска YouGile, Pull Request в</w:t>
+            </w:r>
+            <w:r>
+              <w:rPr>
+                <w:lang w:val="ru"/>
+              </w:rPr>
+              <w:t xml:space="preserve"> </w:t>
+            </w:r>
+            <w:r>
+              <w:rPr>
+                <w:rStyle w:val="VerbatimChar"/>
+                <w:lang w:val="ru"/>
+              </w:rPr>
+              <w:t xml:space="preserve">codehog</w:t>
+            </w:r>
+            <w:r>
+              <w:rPr>
+                <w:lang w:val="ru"/>
+              </w:rPr>
+              <w:t xml:space="preserve"> </w:t>
+            </w:r>
+            <w:r>
+              <w:rPr>
+                <w:lang w:val="ru"/>
+              </w:rPr>
+              <w:t xml:space="preserve">(модели и миграции)</w:t>
+            </w:r>
+          </w:p>
+        </w:tc>
+      </w:tr>
+      <w:tr>
+        <w:tc>
+          <w:tcPr/>
+          <w:p>
+            <w:pPr>
+              <w:pStyle w:val="Compact"/>
+            </w:pPr>
+            <w:r>
+              <w:rPr>
+                <w:lang w:val="ru"/>
+              </w:rPr>
+              <w:t xml:space="preserve">Вика</w:t>
             </w:r>
           </w:p>
         </w:tc>
@@ -12685,117 +13030,84 @@
                 <w:bCs/>
                 <w:lang w:val="ru"/>
               </w:rPr>
-              <w:t xml:space="preserve">Тимлид</w:t>
-            </w:r>
-            <w:r>
-              <w:rPr>
-                <w:lang w:val="ru"/>
-              </w:rPr>
-              <w:t xml:space="preserve">, Системный аналитик</w:t>
-            </w:r>
-          </w:p>
-        </w:tc>
-        <w:tc>
-          <w:tcPr/>
-          <w:p>
-            <w:pPr>
-              <w:pStyle w:val="Compact"/>
-            </w:pPr>
-            <w:r>
-              <w:rPr>
-                <w:lang w:val="ru"/>
-              </w:rPr>
-              <w:t xml:space="preserve">Выбор стека, регламент GitFlow, контракты REST API, ревью</w:t>
-            </w:r>
-          </w:p>
-        </w:tc>
-        <w:tc>
-          <w:tcPr/>
-          <w:p>
-            <w:pPr>
-              <w:pStyle w:val="Compact"/>
-            </w:pPr>
-            <w:r>
-              <w:rPr>
-                <w:lang w:val="ru"/>
-              </w:rPr>
-              <w:t xml:space="preserve">Ревью Pull Request, разделы 05 и 09</w:t>
-            </w:r>
-          </w:p>
-        </w:tc>
-      </w:tr>
-      <w:tr>
-        <w:tc>
-          <w:tcPr/>
-          <w:p>
-            <w:pPr>
-              <w:pStyle w:val="Compact"/>
-            </w:pPr>
-            <w:r>
-              <w:rPr>
-                <w:lang w:val="ru"/>
-              </w:rPr>
-              <w:t xml:space="preserve">Олимпиада</w:t>
-            </w:r>
-          </w:p>
-        </w:tc>
-        <w:tc>
-          <w:tcPr/>
-          <w:p>
-            <w:pPr>
-              <w:pStyle w:val="Compact"/>
-            </w:pPr>
+              <w:t xml:space="preserve">Lead BA</w:t>
+            </w:r>
+            <w:r>
+              <w:rPr>
+                <w:lang w:val="ru"/>
+              </w:rPr>
+              <w:t xml:space="preserve">,</w:t>
+            </w:r>
+            <w:r>
+              <w:rPr>
+                <w:lang w:val="ru"/>
+              </w:rPr>
+              <w:t xml:space="preserve"> </w:t>
+            </w:r>
             <w:r>
               <w:rPr>
                 <w:b/>
                 <w:bCs/>
                 <w:lang w:val="ru"/>
               </w:rPr>
-              <w:t xml:space="preserve">Lead System Analyst</w:t>
-            </w:r>
-          </w:p>
-        </w:tc>
-        <w:tc>
-          <w:tcPr/>
-          <w:p>
-            <w:pPr>
-              <w:pStyle w:val="Compact"/>
-            </w:pPr>
-            <w:r>
-              <w:rPr>
-                <w:lang w:val="ru"/>
-              </w:rPr>
-              <w:t xml:space="preserve">ERD, декомпозиция требований, тест-кейсы</w:t>
-            </w:r>
-          </w:p>
-        </w:tc>
-        <w:tc>
-          <w:tcPr/>
-          <w:p>
-            <w:pPr>
-              <w:pStyle w:val="Compact"/>
-            </w:pPr>
-            <w:r>
-              <w:rPr>
-                <w:lang w:val="ru"/>
-              </w:rPr>
-              <w:t xml:space="preserve">Разделы 02 и 04, набор тест-кейсов</w:t>
-            </w:r>
-          </w:p>
-        </w:tc>
-      </w:tr>
-      <w:tr>
-        <w:tc>
-          <w:tcPr/>
-          <w:p>
-            <w:pPr>
-              <w:pStyle w:val="Compact"/>
-            </w:pPr>
-            <w:r>
-              <w:rPr>
-                <w:lang w:val="ru"/>
-              </w:rPr>
-              <w:t xml:space="preserve">Максим</w:t>
+              <w:t xml:space="preserve">UI/UX Designer</w:t>
+            </w:r>
+          </w:p>
+        </w:tc>
+        <w:tc>
+          <w:tcPr/>
+          <w:p>
+            <w:pPr>
+              <w:pStyle w:val="Compact"/>
+            </w:pPr>
+            <w:r>
+              <w:rPr>
+                <w:lang w:val="ru"/>
+              </w:rPr>
+              <w:t xml:space="preserve">Бизнес-требования и ЦА, пользовательские сценарии, UI/UX дизайн, UX-тестирование</w:t>
+            </w:r>
+          </w:p>
+        </w:tc>
+        <w:tc>
+          <w:tcPr/>
+          <w:p>
+            <w:pPr>
+              <w:pStyle w:val="Compact"/>
+            </w:pPr>
+            <w:r>
+              <w:rPr>
+                <w:lang w:val="ru"/>
+              </w:rPr>
+              <w:t xml:space="preserve">Коммиты в документацию, макет в Figma, 54 скина ежа в</w:t>
+            </w:r>
+            <w:r>
+              <w:rPr>
+                <w:lang w:val="ru"/>
+              </w:rPr>
+              <w:t xml:space="preserve"> </w:t>
+            </w:r>
+            <w:r>
+              <w:rPr>
+                <w:rStyle w:val="VerbatimChar"/>
+                <w:lang w:val="ru"/>
+              </w:rPr>
+              <w:t xml:space="preserve">app/static/img/skins/</w:t>
+            </w:r>
+          </w:p>
+        </w:tc>
+      </w:tr>
+      <w:tr>
+        <w:tc>
+          <w:tcPr/>
+          <w:p>
+            <w:pPr>
+              <w:pStyle w:val="Compact"/>
+            </w:pPr>
+            <w:r>
+              <w:rPr>
+                <w:lang w:val="ru"/>
+              </w:rPr>
+              <w:t xml:space="preserve">Лена</w:t>
             </w:r>
           </w:p>
         </w:tc>
@@ -12811,7 +13123,7 @@
                 <w:bCs/>
                 <w:lang w:val="ru"/>
               </w:rPr>
-              <w:t xml:space="preserve">Fullstack-разработчик</w:t>
+              <w:t xml:space="preserve">Team Lead</w:t>
             </w:r>
             <w:r>
               <w:rPr>
@@ -12831,7 +13143,7 @@
                 <w:bCs/>
                 <w:lang w:val="ru"/>
               </w:rPr>
-              <w:t xml:space="preserve">Database engineer</w:t>
+              <w:t xml:space="preserve">System Analyst</w:t>
             </w:r>
             <w:r>
               <w:rPr>
@@ -12851,6 +13163,171 @@
                 <w:bCs/>
                 <w:lang w:val="ru"/>
               </w:rPr>
+              <w:t xml:space="preserve">Frontend Developer</w:t>
+            </w:r>
+          </w:p>
+        </w:tc>
+        <w:tc>
+          <w:tcPr/>
+          <w:p>
+            <w:pPr>
+              <w:pStyle w:val="Compact"/>
+            </w:pPr>
+            <w:r>
+              <w:rPr>
+                <w:lang w:val="ru"/>
+              </w:rPr>
+              <w:t xml:space="preserve">Архитектура клиентской части, контракты REST API, вёрстка и фронтенд (HTML, CSS, JS), Code Review</w:t>
+            </w:r>
+          </w:p>
+        </w:tc>
+        <w:tc>
+          <w:tcPr/>
+          <w:p>
+            <w:pPr>
+              <w:pStyle w:val="Compact"/>
+            </w:pPr>
+            <w:r>
+              <w:rPr>
+                <w:lang w:val="ru"/>
+              </w:rPr>
+              <w:t xml:space="preserve">Ревью Pull Request, Pull Request в</w:t>
+            </w:r>
+            <w:r>
+              <w:rPr>
+                <w:lang w:val="ru"/>
+              </w:rPr>
+              <w:t xml:space="preserve"> </w:t>
+            </w:r>
+            <w:r>
+              <w:rPr>
+                <w:rStyle w:val="VerbatimChar"/>
+                <w:lang w:val="ru"/>
+              </w:rPr>
+              <w:t xml:space="preserve">codehog</w:t>
+            </w:r>
+            <w:r>
+              <w:rPr>
+                <w:lang w:val="ru"/>
+              </w:rPr>
+              <w:t xml:space="preserve"> </w:t>
+            </w:r>
+            <w:r>
+              <w:rPr>
+                <w:lang w:val="ru"/>
+              </w:rPr>
+              <w:t xml:space="preserve">(шаблоны, стили, скрипты), разделы 05 и 09</w:t>
+            </w:r>
+          </w:p>
+        </w:tc>
+      </w:tr>
+      <w:tr>
+        <w:tc>
+          <w:tcPr/>
+          <w:p>
+            <w:pPr>
+              <w:pStyle w:val="Compact"/>
+            </w:pPr>
+            <w:r>
+              <w:rPr>
+                <w:lang w:val="ru"/>
+              </w:rPr>
+              <w:t xml:space="preserve">Олимпиада</w:t>
+            </w:r>
+          </w:p>
+        </w:tc>
+        <w:tc>
+          <w:tcPr/>
+          <w:p>
+            <w:pPr>
+              <w:pStyle w:val="Compact"/>
+            </w:pPr>
+            <w:r>
+              <w:rPr>
+                <w:b/>
+                <w:bCs/>
+                <w:lang w:val="ru"/>
+              </w:rPr>
+              <w:t xml:space="preserve">System Analyst</w:t>
+            </w:r>
+          </w:p>
+        </w:tc>
+        <w:tc>
+          <w:tcPr/>
+          <w:p>
+            <w:pPr>
+              <w:pStyle w:val="Compact"/>
+            </w:pPr>
+            <w:r>
+              <w:rPr>
+                <w:lang w:val="ru"/>
+              </w:rPr>
+              <w:t xml:space="preserve">ERD, декомпозиция требований в системные спецификации, тест-кейсы, финализация документации</w:t>
+            </w:r>
+          </w:p>
+        </w:tc>
+        <w:tc>
+          <w:tcPr/>
+          <w:p>
+            <w:pPr>
+              <w:pStyle w:val="Compact"/>
+            </w:pPr>
+            <w:r>
+              <w:rPr>
+                <w:lang w:val="ru"/>
+              </w:rPr>
+              <w:t xml:space="preserve">Разделы 02 и 04, набор тест-кейсов</w:t>
+            </w:r>
+          </w:p>
+        </w:tc>
+      </w:tr>
+      <w:tr>
+        <w:tc>
+          <w:tcPr/>
+          <w:p>
+            <w:pPr>
+              <w:pStyle w:val="Compact"/>
+            </w:pPr>
+            <w:r>
+              <w:rPr>
+                <w:lang w:val="ru"/>
+              </w:rPr>
+              <w:t xml:space="preserve">Максим</w:t>
+            </w:r>
+          </w:p>
+        </w:tc>
+        <w:tc>
+          <w:tcPr/>
+          <w:p>
+            <w:pPr>
+              <w:pStyle w:val="Compact"/>
+            </w:pPr>
+            <w:r>
+              <w:rPr>
+                <w:b/>
+                <w:bCs/>
+                <w:lang w:val="ru"/>
+              </w:rPr>
+              <w:t xml:space="preserve">Backend Developer</w:t>
+            </w:r>
+            <w:r>
+              <w:rPr>
+                <w:lang w:val="ru"/>
+              </w:rPr>
+              <w:t xml:space="preserve">,</w:t>
+            </w:r>
+            <w:r>
+              <w:rPr>
+                <w:lang w:val="ru"/>
+              </w:rPr>
+              <w:t xml:space="preserve"> </w:t>
+            </w:r>
+            <w:r>
+              <w:rPr>
+                <w:b/>
+                <w:bCs/>
+                <w:lang w:val="ru"/>
+              </w:rPr>
               <w:t xml:space="preserve">DevOps</w:t>
             </w:r>
           </w:p>
@@ -12865,7 +13342,7 @@
               <w:rPr>
                 <w:lang w:val="ru"/>
               </w:rPr>
-              <w:t xml:space="preserve">Сервер, клиент, схема БД, интеграция с ИИ, развёртывание</w:t>
+              <w:t xml:space="preserve">Серверная архитектура (Python/FastAPI), Sandbox, интеграция ИИ, логика экономики, сервер maks.my (systemd, nginx, HTTPS), деплой, бэкапы, администрирование GitHub</w:t>
             </w:r>
           </w:p>
         </w:tc>
@@ -13347,7 +13824,7 @@
               <w:rPr>
                 <w:lang w:val="ru"/>
               </w:rPr>
-              <w:t xml:space="preserve">Ссылка на Figma в README документации</w:t>
+              <w:t xml:space="preserve">Макеты и графика интерфейса</w:t>
             </w:r>
           </w:p>
         </w:tc>
@@ -13355,7 +13832,7 @@
     </w:tbl>
     <w:bookmarkEnd w:id="66"/>
     <w:bookmarkEnd w:id="67"/>
-    <w:bookmarkStart w:id="68" w:name="репозитории"/>
+    <w:bookmarkStart w:id="69" w:name="репозитории"/>
     <w:p>
       <w:pPr>
         <w:pStyle w:val="Heading2"/>
@@ -13375,19 +13852,19 @@
         <w:rPr>
           <w:lang w:val="ru"/>
         </w:rPr>
-        <w:t xml:space="preserve">Методичка предлагает раздельные репозитории. Проект пока в одном — это осознанный выбор</w:t>
-      </w:r>
-      <w:r>
-        <w:rPr>
-          <w:lang w:val="ru"/>
-        </w:rPr>
-        <w:t xml:space="preserve"> </w:t>
-      </w:r>
-      <w:r>
-        <w:rPr>
-          <w:lang w:val="ru"/>
-        </w:rPr>
-        <w:t xml:space="preserve">для команды такого размера, но при защите его нужно уметь обосновать.</w:t>
+        <w:t xml:space="preserve">Методичка предлагает раздельные репозитории. Приложение живёт в одном: сервер сам</w:t>
+      </w:r>
+      <w:r>
+        <w:rPr>
+          <w:lang w:val="ru"/>
+        </w:rPr>
+        <w:t xml:space="preserve"> </w:t>
+      </w:r>
+      <w:r>
+        <w:rPr>
+          <w:lang w:val="ru"/>
+        </w:rPr>
+        <w:t xml:space="preserve">собирает HTML из шаблонов, и фронтенд с бэкендом связаны этими шаблонами.</w:t>
       </w:r>
     </w:p>
     <w:tbl>
@@ -13582,7 +14059,7 @@
               <w:rPr>
                 <w:lang w:val="ru"/>
               </w:rPr>
-              <w:t xml:space="preserve">Figma-проект</w:t>
+              <w:t xml:space="preserve">Figma</w:t>
             </w:r>
           </w:p>
         </w:tc>
@@ -13610,7 +14087,7 @@
               <w:rPr>
                 <w:lang w:val="ru"/>
               </w:rPr>
-              <w:t xml:space="preserve">⬜</w:t>
+              <w:t xml:space="preserve">✅</w:t>
             </w:r>
             <w:r>
               <w:rPr>
@@ -13618,26 +14095,15 @@
               </w:rPr>
               <w:t xml:space="preserve"> </w:t>
             </w:r>
-            <w:r>
-              <w:rPr>
-                <w:b/>
-                <w:bCs/>
-                <w:lang w:val="ru"/>
-              </w:rPr>
-              <w:t xml:space="preserve">не создан</w:t>
-            </w:r>
-            <w:r>
-              <w:rPr>
-                <w:lang w:val="ru"/>
-              </w:rPr>
-              <w:t xml:space="preserve"> </w:t>
-            </w:r>
-            <w:r>
-              <w:rPr>
-                <w:lang w:val="ru"/>
-              </w:rPr>
-              <w:t xml:space="preserve">— ссылку нужно добавить в README</w:t>
-            </w:r>
+            <w:hyperlink r:id="rId68">
+              <w:r>
+                <w:rPr>
+                  <w:rStyle w:val="Hyperlink"/>
+                  <w:lang w:val="ru"/>
+                </w:rPr>
+                <w:t xml:space="preserve">CodeHogwarts — лендинг</w:t>
+              </w:r>
+            </w:hyperlink>
           </w:p>
         </w:tc>
       </w:tr>
@@ -13686,8 +14152,8 @@
         </w:tc>
       </w:tr>
     </w:tbl>
-    <w:bookmarkEnd w:id="68"/>
-    <w:bookmarkStart w:id="69" w:name="график-работ"/>
+    <w:bookmarkEnd w:id="69"/>
+    <w:bookmarkStart w:id="70" w:name="график-работ"/>
     <w:p>
       <w:pPr>
         <w:pStyle w:val="Heading2"/>
@@ -13891,7 +14357,7 @@
               <w:rPr>
                 <w:lang w:val="ru"/>
               </w:rPr>
-              <w:t xml:space="preserve">✅ 13 таблиц, приложение поднимается</w:t>
+              <w:t xml:space="preserve">✅ 16 таблиц, приложение поднимается</w:t>
             </w:r>
           </w:p>
         </w:tc>
@@ -14075,38 +14541,24 @@
               <w:rPr>
                 <w:lang w:val="ru"/>
               </w:rPr>
-              <w:t xml:space="preserve">⬜</w:t>
-            </w:r>
-            <w:r>
-              <w:rPr>
-                <w:lang w:val="ru"/>
-              </w:rPr>
-              <w:t xml:space="preserve"> </w:t>
-            </w:r>
+              <w:t xml:space="preserve">запланировано</w:t>
+            </w:r>
+          </w:p>
+        </w:tc>
+      </w:tr>
+      <w:tr>
+        <w:tc>
+          <w:tcPr/>
+          <w:p>
+            <w:pPr>
+              <w:pStyle w:val="Compact"/>
+            </w:pPr>
             <w:r>
               <w:rPr>
                 <w:b/>
                 <w:bCs/>
                 <w:lang w:val="ru"/>
               </w:rPr>
-              <w:t xml:space="preserve">не сделано</w:t>
-            </w:r>
-          </w:p>
-        </w:tc>
-      </w:tr>
-      <w:tr>
-        <w:tc>
-          <w:tcPr/>
-          <w:p>
-            <w:pPr>
-              <w:pStyle w:val="Compact"/>
-            </w:pPr>
-            <w:r>
-              <w:rPr>
-                <w:b/>
-                <w:bCs/>
-                <w:lang w:val="ru"/>
-              </w:rPr>
               <w:t xml:space="preserve">Дизайн</w:t>
             </w:r>
           </w:p>
@@ -14121,42 +14573,28 @@
               <w:rPr>
                 <w:lang w:val="ru"/>
               </w:rPr>
-              <w:t xml:space="preserve">Figma-макеты</w:t>
-            </w:r>
-          </w:p>
-        </w:tc>
-        <w:tc>
-          <w:tcPr/>
-          <w:p>
-            <w:pPr>
-              <w:pStyle w:val="Compact"/>
-            </w:pPr>
-            <w:r>
-              <w:rPr>
-                <w:lang w:val="ru"/>
-              </w:rPr>
-              <w:t xml:space="preserve">⬜</w:t>
-            </w:r>
-            <w:r>
-              <w:rPr>
-                <w:lang w:val="ru"/>
-              </w:rPr>
-              <w:t xml:space="preserve"> </w:t>
-            </w:r>
-            <w:r>
-              <w:rPr>
-                <w:b/>
-                <w:bCs/>
-                <w:lang w:val="ru"/>
-              </w:rPr>
-              <w:t xml:space="preserve">не сделано</w:t>
+              <w:t xml:space="preserve">Макеты в Figma, персонаж, 54 скина ежа, мемы</w:t>
+            </w:r>
+          </w:p>
+        </w:tc>
+        <w:tc>
+          <w:tcPr/>
+          <w:p>
+            <w:pPr>
+              <w:pStyle w:val="Compact"/>
+            </w:pPr>
+            <w:r>
+              <w:rPr>
+                <w:lang w:val="ru"/>
+              </w:rPr>
+              <w:t xml:space="preserve">✅</w:t>
             </w:r>
           </w:p>
         </w:tc>
       </w:tr>
     </w:tbl>
-    <w:bookmarkEnd w:id="69"/>
-    <w:bookmarkStart w:id="72" w:name="соответствие-чекпоинтам-методички"/>
+    <w:bookmarkEnd w:id="70"/>
+    <w:bookmarkStart w:id="73" w:name="соответствие-чекпоинтам-методички"/>
     <w:p>
       <w:pPr>
         <w:pStyle w:val="Heading2"/>
@@ -14168,7 +14606,7 @@
         <w:t xml:space="preserve">Соответствие чекпоинтам методички</w:t>
       </w:r>
     </w:p>
-    <w:bookmarkStart w:id="70" w:name="лабораторная"/>
+    <w:bookmarkStart w:id="71" w:name="лабораторная"/>
     <w:p>
       <w:pPr>
         <w:pStyle w:val="Heading3"/>
@@ -14479,8 +14917,8 @@
         </w:tc>
       </w:tr>
     </w:tbl>
-    <w:bookmarkEnd w:id="70"/>
-    <w:bookmarkStart w:id="71" w:name="лабораторная-1"/>
+    <w:bookmarkEnd w:id="71"/>
+    <w:bookmarkStart w:id="72" w:name="лабораторная-1"/>
     <w:p>
       <w:pPr>
         <w:pStyle w:val="Heading3"/>
@@ -14710,29 +15148,15 @@
               <w:rPr>
                 <w:lang w:val="ru"/>
               </w:rPr>
-              <w:t xml:space="preserve">⚠️ интерфейс готов,</w:t>
-            </w:r>
-            <w:r>
-              <w:rPr>
-                <w:lang w:val="ru"/>
-              </w:rPr>
-              <w:t xml:space="preserve"> </w:t>
-            </w:r>
-            <w:r>
-              <w:rPr>
-                <w:b/>
-                <w:bCs/>
-                <w:lang w:val="ru"/>
-              </w:rPr>
-              <w:t xml:space="preserve">Figma-макетов нет</w:t>
+              <w:t xml:space="preserve">✅ макеты в Figma, интерфейс, коллекция из 54 ежей</w:t>
             </w:r>
           </w:p>
         </w:tc>
       </w:tr>
     </w:tbl>
-    <w:bookmarkEnd w:id="71"/>
     <w:bookmarkEnd w:id="72"/>
-    <w:bookmarkStart w:id="73" w:name="roadmap-развития"/>
+    <w:bookmarkEnd w:id="73"/>
+    <w:bookmarkStart w:id="74" w:name="roadmap-развития"/>
     <w:p>
       <w:pPr>
         <w:pStyle w:val="Heading2"/>
@@ -14858,94 +15282,6 @@
               <w:rPr>
                 <w:lang w:val="ru"/>
               </w:rPr>
-              <w:t xml:space="preserve">Ближайший</w:t>
-            </w:r>
-          </w:p>
-        </w:tc>
-        <w:tc>
-          <w:tcPr/>
-          <w:p>
-            <w:pPr>
-              <w:pStyle w:val="Compact"/>
-            </w:pPr>
-            <w:r>
-              <w:rPr>
-                <w:lang w:val="ru"/>
-              </w:rPr>
-              <w:t xml:space="preserve">Согласовать стек с преподавателем письменно</w:t>
-            </w:r>
-          </w:p>
-        </w:tc>
-        <w:tc>
-          <w:tcPr/>
-          <w:p>
-            <w:pPr>
-              <w:pStyle w:val="Compact"/>
-            </w:pPr>
-            <w:r>
-              <w:rPr>
-                <w:lang w:val="ru"/>
-              </w:rPr>
-              <w:t xml:space="preserve">Без этого отступление от методички — риск для оценки</w:t>
-            </w:r>
-          </w:p>
-        </w:tc>
-      </w:tr>
-      <w:tr>
-        <w:tc>
-          <w:tcPr/>
-          <w:p>
-            <w:pPr>
-              <w:pStyle w:val="Compact"/>
-            </w:pPr>
-            <w:r>
-              <w:rPr>
-                <w:lang w:val="ru"/>
-              </w:rPr>
-              <w:t xml:space="preserve">Ближайший</w:t>
-            </w:r>
-          </w:p>
-        </w:tc>
-        <w:tc>
-          <w:tcPr/>
-          <w:p>
-            <w:pPr>
-              <w:pStyle w:val="Compact"/>
-            </w:pPr>
-            <w:r>
-              <w:rPr>
-                <w:lang w:val="ru"/>
-              </w:rPr>
-              <w:t xml:space="preserve">Figma-макеты</w:t>
-            </w:r>
-          </w:p>
-        </w:tc>
-        <w:tc>
-          <w:tcPr/>
-          <w:p>
-            <w:pPr>
-              <w:pStyle w:val="Compact"/>
-            </w:pPr>
-            <w:r>
-              <w:rPr>
-                <w:lang w:val="ru"/>
-              </w:rPr>
-              <w:t xml:space="preserve">Прямое требование методички</w:t>
-            </w:r>
-          </w:p>
-        </w:tc>
-      </w:tr>
-      <w:tr>
-        <w:tc>
-          <w:tcPr/>
-          <w:p>
-            <w:pPr>
-              <w:pStyle w:val="Compact"/>
-            </w:pPr>
-            <w:r>
-              <w:rPr>
-                <w:lang w:val="ru"/>
-              </w:rPr>
               <w:t xml:space="preserve">Средний</w:t>
             </w:r>
           </w:p>
@@ -15169,8 +15505,8 @@
         </w:tc>
       </w:tr>
     </w:tbl>
-    <w:bookmarkEnd w:id="73"/>
-    <w:bookmarkStart w:id="74" w:name="что-честно-не-сделано"/>
+    <w:bookmarkEnd w:id="74"/>
+    <w:bookmarkStart w:id="75" w:name="что-ещё-не-сделано"/>
     <w:p>
       <w:pPr>
         <w:pStyle w:val="Heading2"/>
@@ -15179,7 +15515,7 @@
         <w:rPr>
           <w:lang w:val="ru"/>
         </w:rPr>
-        <w:t xml:space="preserve">Что честно не сделано</w:t>
+        <w:t xml:space="preserve">Что ещё не сделано</w:t>
       </w:r>
     </w:p>
     <w:p>
@@ -15268,182 +15604,59 @@
           <w:bCs/>
           <w:lang w:val="ru"/>
         </w:rPr>
-        <w:t xml:space="preserve">Нет Figma.</w:t>
-      </w:r>
-      <w:r>
-        <w:rPr>
-          <w:lang w:val="ru"/>
-        </w:rPr>
-        <w:t xml:space="preserve"> </w:t>
-      </w:r>
-      <w:r>
-        <w:rPr>
-          <w:lang w:val="ru"/>
-        </w:rPr>
-        <w:t xml:space="preserve">Дизайн сделан сразу в CSS, макетов в Figma не существует.</w:t>
+        <w:t xml:space="preserve">Чеченская локализация не проверена носителем.</w:t>
+      </w:r>
+    </w:p>
+    <w:bookmarkEnd w:id="75"/>
+    <w:bookmarkEnd w:id="76"/>
+    <w:bookmarkStart w:id="90" w:name="риски-негативные-кейсы-и-подводные-камни"/>
+    <w:p>
+      <w:pPr>
+        <w:pStyle w:val="Heading1"/>
+      </w:pPr>
+      <w:r>
+        <w:rPr>
+          <w:lang w:val="ru"/>
+        </w:rPr>
+        <w:t xml:space="preserve">7. Риски, негативные кейсы и подводные камни</w:t>
       </w:r>
     </w:p>
     <w:p>
       <w:pPr>
-        <w:pStyle w:val="Compact"/>
-        <w:numPr>
-          <w:ilvl w:val="0"/>
-          <w:numId w:val="1001"/>
-        </w:numPr>
-      </w:pPr>
-      <w:r>
-        <w:rPr>
-          <w:b/>
-          <w:bCs/>
-          <w:lang w:val="ru"/>
-        </w:rPr>
-        <w:t xml:space="preserve">Чеченская локализация не проверена носителем.</w:t>
+        <w:pStyle w:val="FirstParagraph"/>
+      </w:pPr>
+      <w:r>
+        <w:rPr>
+          <w:lang w:val="ru"/>
+        </w:rPr>
+        <w:t xml:space="preserve">Методичка обещает вопросы про негативные кейсы, расширяемость и «подводные камни».</w:t>
+      </w:r>
+      <w:r>
+        <w:rPr>
+          <w:lang w:val="ru"/>
+        </w:rPr>
+        <w:t xml:space="preserve"> </w:t>
+      </w:r>
+      <w:r>
+        <w:rPr>
+          <w:lang w:val="ru"/>
+        </w:rPr>
+        <w:t xml:space="preserve">Здесь собрано то, что реально всплыло при разработке, а не гипотетический список.</w:t>
       </w:r>
     </w:p>
+    <w:bookmarkStart w:id="83" w:name="подводные-камни-найденные-в-работе"/>
     <w:p>
       <w:pPr>
-        <w:pStyle w:val="Compact"/>
-        <w:numPr>
-          <w:ilvl w:val="0"/>
-          <w:numId w:val="1001"/>
-        </w:numPr>
-      </w:pPr>
-      <w:r>
-        <w:rPr>
-          <w:b/>
-          <w:bCs/>
-          <w:lang w:val="ru"/>
-        </w:rPr>
-        <w:t xml:space="preserve">Стек не согласован с преподавателем письменно.</w:t>
-      </w:r>
-      <w:r>
-        <w:rPr>
-          <w:lang w:val="ru"/>
-        </w:rPr>
-        <w:t xml:space="preserve"> </w:t>
-      </w:r>
-      <w:r>
-        <w:rPr>
-          <w:lang w:val="ru"/>
-        </w:rPr>
-        <w:t xml:space="preserve">Проект написан не на</w:t>
-      </w:r>
-      <w:r>
-        <w:rPr>
-          <w:lang w:val="ru"/>
-        </w:rPr>
-        <w:t xml:space="preserve"> </w:t>
-      </w:r>
-      <w:r>
-        <w:rPr>
-          <w:lang w:val="ru"/>
-        </w:rPr>
-        <w:t xml:space="preserve">ASP.NET Core, и это отступление от списка по умолчанию требует явного</w:t>
-      </w:r>
-      <w:r>
-        <w:rPr>
-          <w:lang w:val="ru"/>
-        </w:rPr>
-        <w:t xml:space="preserve"> </w:t>
-      </w:r>
-      <w:r>
-        <w:rPr>
-          <w:lang w:val="ru"/>
-        </w:rPr>
-        <w:t xml:space="preserve">согласования. См. раздел 9.</w:t>
+        <w:pStyle w:val="Heading2"/>
+      </w:pPr>
+      <w:r>
+        <w:rPr>
+          <w:lang w:val="ru"/>
+        </w:rPr>
+        <w:t xml:space="preserve">Подводные камни, найденные в работе</w:t>
       </w:r>
     </w:p>
-    <w:p>
-      <w:pPr>
-        <w:pStyle w:val="Compact"/>
-        <w:numPr>
-          <w:ilvl w:val="0"/>
-          <w:numId w:val="1001"/>
-        </w:numPr>
-      </w:pPr>
-      <w:r>
-        <w:rPr>
-          <w:b/>
-          <w:bCs/>
-          <w:lang w:val="ru"/>
-        </w:rPr>
-        <w:t xml:space="preserve">Название проекта расходится между репозиториями.</w:t>
-      </w:r>
-      <w:r>
-        <w:rPr>
-          <w:lang w:val="ru"/>
-        </w:rPr>
-        <w:t xml:space="preserve"> </w:t>
-      </w:r>
-      <w:r>
-        <w:rPr>
-          <w:lang w:val="ru"/>
-        </w:rPr>
-        <w:t xml:space="preserve">В документации</w:t>
-      </w:r>
-      <w:r>
-        <w:rPr>
-          <w:lang w:val="ru"/>
-        </w:rPr>
-        <w:t xml:space="preserve"> </w:t>
-      </w:r>
-      <w:r>
-        <w:rPr>
-          <w:lang w:val="ru"/>
-        </w:rPr>
-        <w:t xml:space="preserve">«CodeHogwarts», в коде и на домене «CodeHogwarts».</w:t>
-      </w:r>
-    </w:p>
-    <w:bookmarkEnd w:id="74"/>
-    <w:bookmarkEnd w:id="75"/>
-    <w:bookmarkStart w:id="89" w:name="риски-негативные-кейсы-и-подводные-камни"/>
-    <w:p>
-      <w:pPr>
-        <w:pStyle w:val="Heading1"/>
-      </w:pPr>
-      <w:r>
-        <w:rPr>
-          <w:lang w:val="ru"/>
-        </w:rPr>
-        <w:t xml:space="preserve">7. Риски, негативные кейсы и подводные камни</w:t>
-      </w:r>
-    </w:p>
-    <w:p>
-      <w:pPr>
-        <w:pStyle w:val="FirstParagraph"/>
-      </w:pPr>
-      <w:r>
-        <w:rPr>
-          <w:lang w:val="ru"/>
-        </w:rPr>
-        <w:t xml:space="preserve">Методичка обещает вопросы про негативные кейсы, расширяемость и «подводные камни».</w:t>
-      </w:r>
-      <w:r>
-        <w:rPr>
-          <w:lang w:val="ru"/>
-        </w:rPr>
-        <w:t xml:space="preserve"> </w:t>
-      </w:r>
-      <w:r>
-        <w:rPr>
-          <w:lang w:val="ru"/>
-        </w:rPr>
-        <w:t xml:space="preserve">Здесь собрано то, что реально всплыло при разработке, а не гипотетический список.</w:t>
-      </w:r>
-    </w:p>
-    <w:bookmarkStart w:id="82" w:name="подводные-камни-найденные-в-работе"/>
-    <w:p>
-      <w:pPr>
-        <w:pStyle w:val="Heading2"/>
-      </w:pPr>
-      <w:r>
-        <w:rPr>
-          <w:lang w:val="ru"/>
-        </w:rPr>
-        <w:t xml:space="preserve">Подводные камни, найденные в работе</w:t>
-      </w:r>
-    </w:p>
-    <w:bookmarkStart w:id="76" w:name="Xa8a8a9aea0a1c04f358de5c72712f798f918828"/>
+    <w:bookmarkStart w:id="77" w:name="Xa8a8a9aea0a1c04f358de5c72712f798f918828"/>
     <w:p>
       <w:pPr>
         <w:pStyle w:val="Heading3"/>
@@ -15844,8 +16057,8 @@
         <w:t xml:space="preserve">Скрипты нужно проверять запуском.</w:t>
       </w:r>
     </w:p>
-    <w:bookmarkEnd w:id="76"/>
-    <w:bookmarkStart w:id="77" w:name="гонка-при-генерации-урока"/>
+    <w:bookmarkEnd w:id="77"/>
+    <w:bookmarkStart w:id="78" w:name="гонка-при-генерации-урока"/>
     <w:p>
       <w:pPr>
         <w:pStyle w:val="Heading3"/>
@@ -16030,8 +16243,8 @@
         <w:t xml:space="preserve">процессов несколько. Гарантию даёт только ограничение в базе.</w:t>
       </w:r>
     </w:p>
-    <w:bookmarkEnd w:id="77"/>
-    <w:bookmarkStart w:id="78" w:name="гонка-воркеров-при-старте"/>
+    <w:bookmarkEnd w:id="78"/>
+    <w:bookmarkStart w:id="79" w:name="гонка-воркеров-при-старте"/>
     <w:p>
       <w:pPr>
         <w:pStyle w:val="Heading3"/>
@@ -16111,8 +16324,8 @@
         <w:t xml:space="preserve">Проверено четырьмя перезапусками: восемь успешных стартов, ноль падений.</w:t>
       </w:r>
     </w:p>
-    <w:bookmarkEnd w:id="78"/>
-    <w:bookmarkStart w:id="79" w:name="генерация-на-критическом-пути"/>
+    <w:bookmarkEnd w:id="79"/>
+    <w:bookmarkStart w:id="80" w:name="генерация-на-критическом-пути"/>
     <w:p>
       <w:pPr>
         <w:pStyle w:val="Heading3"/>
@@ -16218,8 +16431,8 @@
         <w:t xml:space="preserve">.</w:t>
       </w:r>
     </w:p>
-    <w:bookmarkEnd w:id="79"/>
-    <w:bookmarkStart w:id="80" w:name="модель-врёт-и-это-нормально"/>
+    <w:bookmarkEnd w:id="80"/>
+    <w:bookmarkStart w:id="81" w:name="модель-врёт-и-это-нормально"/>
     <w:p>
       <w:pPr>
         <w:pStyle w:val="Heading3"/>
@@ -16361,8 +16574,8 @@
         <w:t xml:space="preserve">сгенерированного кода — исполнить его.</w:t>
       </w:r>
     </w:p>
-    <w:bookmarkEnd w:id="80"/>
-    <w:bookmarkStart w:id="81" w:name="столкновение-префиксов-при-развёртывании"/>
+    <w:bookmarkEnd w:id="81"/>
+    <w:bookmarkStart w:id="82" w:name="столкновение-префиксов-при-развёртывании"/>
     <w:p>
       <w:pPr>
         <w:pStyle w:val="Heading3"/>
@@ -16517,9 +16730,9 @@
         <w:t xml:space="preserve">при развёртывании на общий домен префикс — часть контракта, а не деталь.</w:t>
       </w:r>
     </w:p>
-    <w:bookmarkEnd w:id="81"/>
     <w:bookmarkEnd w:id="82"/>
-    <w:bookmarkStart w:id="83" w:name="негативные-кейсы-и-поведение-системы"/>
+    <w:bookmarkEnd w:id="83"/>
+    <w:bookmarkStart w:id="84" w:name="негативные-кейсы-и-поведение-системы"/>
     <w:p>
       <w:pPr>
         <w:pStyle w:val="Heading2"/>
@@ -17228,8 +17441,8 @@
         </w:tc>
       </w:tr>
     </w:tbl>
-    <w:bookmarkEnd w:id="83"/>
-    <w:bookmarkStart w:id="86" w:name="расширяемость-и-масштабируемость"/>
+    <w:bookmarkEnd w:id="84"/>
+    <w:bookmarkStart w:id="87" w:name="расширяемость-и-масштабируемость"/>
     <w:p>
       <w:pPr>
         <w:pStyle w:val="Heading2"/>
@@ -17241,7 +17454,7 @@
         <w:t xml:space="preserve">Расширяемость и масштабируемость</w:t>
       </w:r>
     </w:p>
-    <w:bookmarkStart w:id="84" w:name="что-упрётся-первым"/>
+    <w:bookmarkStart w:id="85" w:name="что-упрётся-первым"/>
     <w:p>
       <w:pPr>
         <w:pStyle w:val="Heading3"/>
@@ -17613,8 +17826,8 @@
         </w:tc>
       </w:tr>
     </w:tbl>
-    <w:bookmarkEnd w:id="84"/>
-    <w:bookmarkStart w:id="85" w:name="что-расширяется-дёшево"/>
+    <w:bookmarkEnd w:id="85"/>
+    <w:bookmarkStart w:id="86" w:name="что-расширяется-дёшево"/>
     <w:p>
       <w:pPr>
         <w:pStyle w:val="Heading3"/>
@@ -17878,9 +18091,9 @@
         <w:t xml:space="preserve">, шлюз OpenAI-совместимый.</w:t>
       </w:r>
     </w:p>
-    <w:bookmarkEnd w:id="85"/>
     <w:bookmarkEnd w:id="86"/>
-    <w:bookmarkStart w:id="87" w:name="безопасность-честная-оценка"/>
+    <w:bookmarkEnd w:id="87"/>
+    <w:bookmarkStart w:id="88" w:name="безопасность-честная-оценка"/>
     <w:p>
       <w:pPr>
         <w:pStyle w:val="Heading2"/>
@@ -18226,8 +18439,8 @@
         <w:t xml:space="preserve">это отмечено в Roadmap.</w:t>
       </w:r>
     </w:p>
-    <w:bookmarkEnd w:id="87"/>
-    <w:bookmarkStart w:id="88" w:name="главный-продуктовый-риск"/>
+    <w:bookmarkEnd w:id="88"/>
+    <w:bookmarkStart w:id="89" w:name="главный-продуктовый-риск"/>
     <w:p>
       <w:pPr>
         <w:pStyle w:val="Heading2"/>
@@ -18299,9 +18512,9 @@
         <w:t xml:space="preserve">7 дней после первого пропуска, число подтверждённых ошибок в контенте на 1000 попыток.</w:t>
       </w:r>
     </w:p>
-    <w:bookmarkEnd w:id="88"/>
     <w:bookmarkEnd w:id="89"/>
-    <w:bookmarkStart w:id="98" w:name="развёртывание"/>
+    <w:bookmarkEnd w:id="90"/>
+    <w:bookmarkStart w:id="99" w:name="развёртывание"/>
     <w:p>
       <w:pPr>
         <w:pStyle w:val="Heading1"/>
@@ -18313,7 +18526,7 @@
         <w:t xml:space="preserve">8. Развёртывание</w:t>
       </w:r>
     </w:p>
-    <w:bookmarkStart w:id="90" w:name="стенд"/>
+    <w:bookmarkStart w:id="91" w:name="стенд"/>
     <w:p>
       <w:pPr>
         <w:pStyle w:val="Heading2"/>
@@ -18583,8 +18796,8 @@
         </w:tc>
       </w:tr>
     </w:tbl>
-    <w:bookmarkEnd w:id="90"/>
-    <w:bookmarkStart w:id="91" w:name="локальный-запуск"/>
+    <w:bookmarkEnd w:id="91"/>
+    <w:bookmarkStart w:id="92" w:name="локальный-запуск"/>
     <w:p>
       <w:pPr>
         <w:pStyle w:val="Heading2"/>
@@ -18691,8 +18904,8 @@
         <w:t xml:space="preserve">приложение работает полностью — курс собирается из шаблонов.</w:t>
       </w:r>
     </w:p>
-    <w:bookmarkEnd w:id="91"/>
-    <w:bookmarkStart w:id="92" w:name="переменные-окружения"/>
+    <w:bookmarkEnd w:id="92"/>
+    <w:bookmarkStart w:id="93" w:name="переменные-окружения"/>
     <w:p>
       <w:pPr>
         <w:pStyle w:val="Heading2"/>
@@ -19042,8 +19255,8 @@
         </w:tc>
       </w:tr>
     </w:tbl>
-    <w:bookmarkEnd w:id="92"/>
-    <w:bookmarkStart w:id="93" w:name="что-добавлено-на-сервер"/>
+    <w:bookmarkEnd w:id="93"/>
+    <w:bookmarkStart w:id="94" w:name="что-добавлено-на-сервер"/>
     <w:p>
       <w:pPr>
         <w:pStyle w:val="Heading2"/>
@@ -19418,8 +19631,8 @@
         <w:t xml:space="preserve">платформы) не затронуты — коды ответов сверены до и после.</w:t>
       </w:r>
     </w:p>
-    <w:bookmarkEnd w:id="93"/>
-    <w:bookmarkStart w:id="94" w:name="изоляция-сервиса"/>
+    <w:bookmarkEnd w:id="94"/>
+    <w:bookmarkStart w:id="95" w:name="изоляция-сервиса"/>
     <w:p>
       <w:pPr>
         <w:pStyle w:val="Heading2"/>
@@ -19495,8 +19708,8 @@
         <w:t xml:space="preserve">Запись разрешена только в каталог с базой.</w:t>
       </w:r>
     </w:p>
-    <w:bookmarkEnd w:id="94"/>
-    <w:bookmarkStart w:id="95" w:name="обновление"/>
+    <w:bookmarkEnd w:id="95"/>
+    <w:bookmarkStart w:id="96" w:name="обновление"/>
     <w:p>
       <w:pPr>
         <w:pStyle w:val="Heading2"/>
@@ -19700,54 +19913,6 @@
       </w:r>
       <w:r>
         <w:rPr>
-          <w:rStyle w:val="AttributeTok"/>
-        </w:rPr>
-        <w:t xml:space="preserve">--exclude</w:t>
-      </w:r>
-      <w:r>
-        <w:rPr>
-          <w:rStyle w:val="NormalTok"/>
-        </w:rPr>
-        <w:t xml:space="preserve"> </w:t>
-      </w:r>
-      <w:r>
-        <w:rPr>
-          <w:rStyle w:val="StringTok"/>
-        </w:rPr>
-        <w:t xml:space="preserve">'верс2/персонаж'</w:t>
-      </w:r>
-      <w:r>
-        <w:rPr>
-          <w:rStyle w:val="NormalTok"/>
-        </w:rPr>
-        <w:t xml:space="preserve"> </w:t>
-      </w:r>
-      <w:r>
-        <w:rPr>
-          <w:rStyle w:val="AttributeTok"/>
-        </w:rPr>
-        <w:t xml:space="preserve">--exclude</w:t>
-      </w:r>
-      <w:r>
-        <w:rPr>
-          <w:rStyle w:val="NormalTok"/>
-        </w:rPr>
-        <w:t xml:space="preserve"> </w:t>
-      </w:r>
-      <w:r>
-        <w:rPr>
-          <w:rStyle w:val="StringTok"/>
-        </w:rPr>
-        <w:t xml:space="preserve">'верс2/кандидаты'</w:t>
-      </w:r>
-      <w:r>
-        <w:rPr>
-          <w:rStyle w:val="NormalTok"/>
-        </w:rPr>
-        <w:t xml:space="preserve"> </w:t>
-      </w:r>
-      <w:r>
-        <w:rPr>
           <w:rStyle w:val="DataTypeTok"/>
         </w:rPr>
         <w:t xml:space="preserve">\</w:t>
@@ -20037,8 +20202,8 @@
         <w:t xml:space="preserve">).</w:t>
       </w:r>
     </w:p>
-    <w:bookmarkEnd w:id="95"/>
-    <w:bookmarkStart w:id="96" w:name="откат"/>
+    <w:bookmarkEnd w:id="96"/>
+    <w:bookmarkStart w:id="97" w:name="откат"/>
     <w:p>
       <w:pPr>
         <w:pStyle w:val="Heading2"/>
@@ -20239,8 +20404,8 @@
         <w:t xml:space="preserve">.</w:t>
       </w:r>
     </w:p>
-    <w:bookmarkEnd w:id="96"/>
-    <w:bookmarkStart w:id="97" w:name="проверка-после-развёртывания"/>
+    <w:bookmarkEnd w:id="97"/>
+    <w:bookmarkStart w:id="98" w:name="проверка-после-развёртывания"/>
     <w:p>
       <w:pPr>
         <w:pStyle w:val="Heading2"/>
@@ -20537,9 +20702,9 @@
         <w:t xml:space="preserve">done</w:t>
       </w:r>
     </w:p>
-    <w:bookmarkEnd w:id="97"/>
     <w:bookmarkEnd w:id="98"/>
-    <w:bookmarkStart w:id="118" w:name="X5abc79da9e37396c2595b57bde608cc69d28b46"/>
+    <w:bookmarkEnd w:id="99"/>
+    <w:bookmarkStart w:id="123" w:name="X5abc79da9e37396c2595b57bde608cc69d28b46"/>
     <w:p>
       <w:pPr>
         <w:pStyle w:val="Heading1"/>
@@ -20633,75 +20798,25 @@
     </w:p>
     <w:p>
       <w:pPr>
-        <w:pStyle w:val="BlockText"/>
-      </w:pPr>
-      <w:r>
-        <w:rPr>
-          <w:lang w:val="ru"/>
-        </w:rPr>
-        <w:t xml:space="preserve">⚠️</w:t>
-      </w:r>
-      <w:r>
-        <w:rPr>
-          <w:lang w:val="ru"/>
-        </w:rPr>
-        <w:t xml:space="preserve"> </w:t>
-      </w:r>
-      <w:r>
-        <w:rPr>
-          <w:b/>
-          <w:bCs/>
-          <w:lang w:val="ru"/>
-        </w:rPr>
-        <w:t xml:space="preserve">Проект написан не на C# и не на ASP.NET Core.</w:t>
-      </w:r>
-      <w:r>
-        <w:rPr>
-          <w:lang w:val="ru"/>
-        </w:rPr>
-        <w:t xml:space="preserve"> </w:t>
-      </w:r>
-      <w:r>
-        <w:rPr>
-          <w:lang w:val="ru"/>
-        </w:rPr>
-        <w:t xml:space="preserve">В методичке C# ASP.NET Core, Entity Framework и PostgreSQL/MSSQL перечислены как стек</w:t>
-      </w:r>
-      <w:r>
-        <w:rPr>
-          <w:lang w:val="ru"/>
-        </w:rPr>
-        <w:t xml:space="preserve"> </w:t>
-      </w:r>
-      <w:r>
-        <w:rPr>
-          <w:lang w:val="ru"/>
-        </w:rPr>
-        <w:t xml:space="preserve">по умолчанию. Рабочее приложение на https://maks.my/codehog/ написано на Python. Указывать</w:t>
-      </w:r>
-      <w:r>
-        <w:rPr>
-          <w:lang w:val="ru"/>
-        </w:rPr>
-        <w:t xml:space="preserve"> </w:t>
-      </w:r>
-      <w:r>
-        <w:rPr>
-          <w:lang w:val="ru"/>
-        </w:rPr>
-        <w:t xml:space="preserve">в документации C# нельзя: документация разойдётся с кодом и со стендом, и это вскроется</w:t>
-      </w:r>
-      <w:r>
-        <w:rPr>
-          <w:lang w:val="ru"/>
-        </w:rPr>
-        <w:t xml:space="preserve"> </w:t>
-      </w:r>
-      <w:r>
-        <w:rPr>
-          <w:lang w:val="ru"/>
-        </w:rPr>
-        <w:t xml:space="preserve">на первом же ревью кодовой базы.</w:t>
+        <w:pStyle w:val="FirstParagraph"/>
+      </w:pPr>
+      <w:r>
+        <w:rPr>
+          <w:lang w:val="ru"/>
+        </w:rPr>
+        <w:t xml:space="preserve">Приложение на https://maks.my/codehog/ написано на Python. Ниже — стек и прямые</w:t>
+      </w:r>
+      <w:r>
+        <w:rPr>
+          <w:lang w:val="ru"/>
+        </w:rPr>
+        <w:t xml:space="preserve"> </w:t>
+      </w:r>
+      <w:r>
+        <w:rPr>
+          <w:lang w:val="ru"/>
+        </w:rPr>
+        <w:t xml:space="preserve">аналоги из списка методички.</w:t>
       </w:r>
     </w:p>
     <w:tbl>
@@ -21271,7 +21386,7 @@
         <w:rPr>
           <w:lang w:val="ru"/>
         </w:rPr>
-        <w:t xml:space="preserve">действительно на ванильном JS, пять файлов, 289 строк, без Node и без сборки.</w:t>
+        <w:t xml:space="preserve">действительно на ванильном JS, семь файлов, около 500 строк, без Node и без сборки.</w:t>
       </w:r>
       <w:r>
         <w:rPr>
@@ -21286,7 +21401,7 @@
         <w:t xml:space="preserve">Расхождение только по двум пунктам: язык бэкенда и СУБД.</w:t>
       </w:r>
     </w:p>
-    <w:bookmarkStart w:id="99" w:name="почему-так-коротко-для-защиты"/>
+    <w:bookmarkStart w:id="100" w:name="почему-python"/>
     <w:p>
       <w:pPr>
         <w:pStyle w:val="Heading3"/>
@@ -21295,7 +21410,7 @@
         <w:rPr>
           <w:lang w:val="ru"/>
         </w:rPr>
-        <w:t xml:space="preserve">Почему так, коротко для защиты</w:t>
+        <w:t xml:space="preserve">Почему Python</w:t>
       </w:r>
     </w:p>
     <w:p>
@@ -21378,8 +21493,8 @@
         <w:t xml:space="preserve">Python-рантайм внутрь контейнера — лишний слой без единого выигрыша.</w:t>
       </w:r>
     </w:p>
-    <w:bookmarkEnd w:id="99"/>
-    <w:bookmarkStart w:id="101" w:name="что-требуется-от-команды"/>
+    <w:bookmarkEnd w:id="100"/>
+    <w:bookmarkStart w:id="101" w:name="согласование"/>
     <w:p>
       <w:pPr>
         <w:pStyle w:val="Heading3"/>
@@ -21388,7 +21503,7 @@
         <w:rPr>
           <w:lang w:val="ru"/>
         </w:rPr>
-        <w:t xml:space="preserve">Что требуется от команды</w:t>
+        <w:t xml:space="preserve">Согласование</w:t>
       </w:r>
     </w:p>
     <w:p>
@@ -21399,86 +21514,19 @@
         <w:rPr>
           <w:lang w:val="ru"/>
         </w:rPr>
-        <w:t xml:space="preserve">Методичка допускает расширение стека</w:t>
-      </w:r>
-      <w:r>
-        <w:rPr>
-          <w:lang w:val="ru"/>
-        </w:rPr>
-        <w:t xml:space="preserve"> </w:t>
-      </w:r>
-      <w:r>
-        <w:rPr>
-          <w:b/>
-          <w:bCs/>
-          <w:lang w:val="ru"/>
-        </w:rPr>
-        <w:t xml:space="preserve">по согласованию с преподавателем</w:t>
-      </w:r>
-      <w:r>
-        <w:rPr>
-          <w:lang w:val="ru"/>
-        </w:rPr>
-        <w:t xml:space="preserve">. Согласование</w:t>
-      </w:r>
-      <w:r>
-        <w:rPr>
-          <w:lang w:val="ru"/>
-        </w:rPr>
-        <w:t xml:space="preserve"> </w:t>
-      </w:r>
-      <w:r>
-        <w:rPr>
-          <w:lang w:val="ru"/>
-        </w:rPr>
-        <w:t xml:space="preserve">нужно получить</w:t>
-      </w:r>
-      <w:r>
-        <w:rPr>
-          <w:lang w:val="ru"/>
-        </w:rPr>
-        <w:t xml:space="preserve"> </w:t>
-      </w:r>
-      <w:r>
-        <w:rPr>
-          <w:b/>
-          <w:bCs/>
-          <w:lang w:val="ru"/>
-        </w:rPr>
-        <w:t xml:space="preserve">до</w:t>
-      </w:r>
-      <w:r>
-        <w:rPr>
-          <w:lang w:val="ru"/>
-        </w:rPr>
-        <w:t xml:space="preserve"> </w:t>
-      </w:r>
-      <w:r>
-        <w:rPr>
-          <w:lang w:val="ru"/>
-        </w:rPr>
-        <w:t xml:space="preserve">чекпоинта и зафиксировать письменно. Пункт открыт, см.</w:t>
-      </w:r>
-      <w:r>
-        <w:rPr>
-          <w:lang w:val="ru"/>
-        </w:rPr>
-        <w:t xml:space="preserve"> </w:t>
-      </w:r>
-      <w:hyperlink r:id="rId100">
-        <w:r>
-          <w:rPr>
-            <w:rStyle w:val="Hyperlink"/>
-            <w:lang w:val="ru"/>
-          </w:rPr>
-          <w:t xml:space="preserve">README.md</w:t>
-        </w:r>
-      </w:hyperlink>
-      <w:r>
-        <w:rPr>
-          <w:lang w:val="ru"/>
-        </w:rPr>
-        <w:t xml:space="preserve">.</w:t>
+        <w:t xml:space="preserve">Методичка допускает расширение стека по согласованию с преподавателем. Обоснование</w:t>
+      </w:r>
+      <w:r>
+        <w:rPr>
+          <w:lang w:val="ru"/>
+        </w:rPr>
+        <w:t xml:space="preserve"> </w:t>
+      </w:r>
+      <w:r>
+        <w:rPr>
+          <w:lang w:val="ru"/>
+        </w:rPr>
+        <w:t xml:space="preserve">каждого инструмента — в 03-архитектура.md.</w:t>
       </w:r>
     </w:p>
     <w:bookmarkEnd w:id="101"/>
@@ -21821,19 +21869,7 @@
         <w:rPr>
           <w:lang w:val="ru"/>
         </w:rPr>
-        <w:t xml:space="preserve">их — значит переписать архитектуру. Это осознанное решение, а не упущение, и его нужно</w:t>
-      </w:r>
-      <w:r>
-        <w:rPr>
-          <w:lang w:val="ru"/>
-        </w:rPr>
-        <w:t xml:space="preserve"> </w:t>
-      </w:r>
-      <w:r>
-        <w:rPr>
-          <w:lang w:val="ru"/>
-        </w:rPr>
-        <w:t xml:space="preserve">уметь объяснить на защите.</w:t>
+        <w:t xml:space="preserve">их — значит переписать архитектуру. Это осознанное решение, а не упущение.</w:t>
       </w:r>
     </w:p>
     <w:bookmarkStart w:id="104" w:name="структура-репозитория-codehogwarts"/>
@@ -22171,16 +22207,6 @@
           <w:lang w:val="ru"/>
         </w:rPr>
         <w:t xml:space="preserve">├── data/                     # база (в репозиторий не попадает)</w:t>
-      </w:r>
-      <w:r>
-        <w:br/>
-      </w:r>
-      <w:r>
-        <w:rPr>
-          <w:rStyle w:val="VerbatimChar"/>
-          <w:lang w:val="ru"/>
-        </w:rPr>
-        <w:t xml:space="preserve">├── tests/                    # автотесты</w:t>
       </w:r>
       <w:r>
         <w:br/>
@@ -24183,7 +24209,7 @@
     </w:p>
     <w:bookmarkEnd w:id="114"/>
     <w:bookmarkEnd w:id="115"/>
-    <w:bookmarkStart w:id="116" w:name="распределение-работы-по-ролям"/>
+    <w:bookmarkStart w:id="121" w:name="распределение-работы-по-ролям"/>
     <w:p>
       <w:pPr>
         <w:pStyle w:val="Heading2"/>
@@ -24203,19 +24229,1393 @@
         <w:rPr>
           <w:lang w:val="ru"/>
         </w:rPr>
-        <w:t xml:space="preserve">Роли берутся из 06-команда-и-план.md. Вклад каждого участника</w:t>
-      </w:r>
-      <w:r>
-        <w:rPr>
-          <w:lang w:val="ru"/>
-        </w:rPr>
-        <w:t xml:space="preserve"> </w:t>
-      </w:r>
-      <w:r>
-        <w:rPr>
-          <w:lang w:val="ru"/>
-        </w:rPr>
-        <w:t xml:space="preserve">должен быть виден в истории коммитов: на защите это проверяется.</w:t>
+        <w:t xml:space="preserve">Код приложения разделён между тремя техническими ролями, чтобы вся разработка</w:t>
+      </w:r>
+      <w:r>
+        <w:rPr>
+          <w:lang w:val="ru"/>
+        </w:rPr>
+        <w:t xml:space="preserve"> </w:t>
+      </w:r>
+      <w:r>
+        <w:rPr>
+          <w:lang w:val="ru"/>
+        </w:rPr>
+        <w:t xml:space="preserve">не шла через одного человека. У каждой роли своя зона в репозитории</w:t>
+      </w:r>
+      <w:r>
+        <w:rPr>
+          <w:lang w:val="ru"/>
+        </w:rPr>
+        <w:t xml:space="preserve"> </w:t>
+      </w:r>
+      <w:r>
+        <w:rPr>
+          <w:rStyle w:val="VerbatimChar"/>
+          <w:lang w:val="ru"/>
+        </w:rPr>
+        <w:t xml:space="preserve">codehog</w:t>
+      </w:r>
+      <w:r>
+        <w:rPr>
+          <w:lang w:val="ru"/>
+        </w:rPr>
+        <w:t xml:space="preserve">,</w:t>
+      </w:r>
+      <w:r>
+        <w:rPr>
+          <w:lang w:val="ru"/>
+        </w:rPr>
+        <w:t xml:space="preserve"> </w:t>
+      </w:r>
+      <w:r>
+        <w:rPr>
+          <w:lang w:val="ru"/>
+        </w:rPr>
+        <w:t xml:space="preserve">и вклад каждого виден по веткам, коммитам и Pull Request. Кто какую роль</w:t>
+      </w:r>
+      <w:r>
+        <w:rPr>
+          <w:lang w:val="ru"/>
+        </w:rPr>
+        <w:t xml:space="preserve"> </w:t>
+      </w:r>
+      <w:r>
+        <w:rPr>
+          <w:lang w:val="ru"/>
+        </w:rPr>
+        <w:t xml:space="preserve">выполняет, записано в 06-команда-и-план.md.</w:t>
+      </w:r>
+    </w:p>
+    <w:bookmarkStart w:id="116" w:name="бэкенд"/>
+    <w:p>
+      <w:pPr>
+        <w:pStyle w:val="Heading3"/>
+      </w:pPr>
+      <w:r>
+        <w:rPr>
+          <w:lang w:val="ru"/>
+        </w:rPr>
+        <w:t xml:space="preserve">Бэкенд</w:t>
+      </w:r>
+    </w:p>
+    <w:p>
+      <w:pPr>
+        <w:pStyle w:val="FirstParagraph"/>
+      </w:pPr>
+      <w:r>
+        <w:rPr>
+          <w:lang w:val="ru"/>
+        </w:rPr>
+        <w:t xml:space="preserve">Всё, что выполняется на сервере и написано на Python.</w:t>
+      </w:r>
+    </w:p>
+    <w:tbl>
+      <w:tblPr>
+        <w:tblStyle w:val="Table"/>
+        <w:tblW w:type="pct" w:w="5000"/>
+        <w:tblLayout w:type="fixed"/>
+        <w:tblLook w:firstRow="1" w:lastRow="0" w:firstColumn="0" w:lastColumn="0" w:noHBand="0" w:noVBand="0" w:val="0020"/>
+      </w:tblPr>
+      <w:tblGrid>
+        <w:gridCol w:w="3960"/>
+        <w:gridCol w:w="3960"/>
+      </w:tblGrid>
+      <w:tr>
+        <w:trPr>
+          <w:tblHeader w:val="on"/>
+        </w:trPr>
+        <w:tc>
+          <w:tcPr/>
+          <w:p>
+            <w:pPr>
+              <w:pStyle w:val="Compact"/>
+            </w:pPr>
+            <w:r>
+              <w:rPr>
+                <w:lang w:val="ru"/>
+              </w:rPr>
+              <w:t xml:space="preserve">Где</w:t>
+            </w:r>
+          </w:p>
+        </w:tc>
+        <w:tc>
+          <w:tcPr/>
+          <w:p>
+            <w:pPr>
+              <w:pStyle w:val="Compact"/>
+            </w:pPr>
+            <w:r>
+              <w:rPr>
+                <w:lang w:val="ru"/>
+              </w:rPr>
+              <w:t xml:space="preserve">Что там</w:t>
+            </w:r>
+          </w:p>
+        </w:tc>
+      </w:tr>
+      <w:tr>
+        <w:tc>
+          <w:tcPr/>
+          <w:p>
+            <w:pPr>
+              <w:pStyle w:val="Compact"/>
+            </w:pPr>
+            <w:r>
+              <w:rPr>
+                <w:rStyle w:val="VerbatimChar"/>
+                <w:lang w:val="ru"/>
+              </w:rPr>
+              <w:t xml:space="preserve">app/models/</w:t>
+            </w:r>
+          </w:p>
+        </w:tc>
+        <w:tc>
+          <w:tcPr/>
+          <w:p>
+            <w:pPr>
+              <w:pStyle w:val="Compact"/>
+            </w:pPr>
+            <w:r>
+              <w:rPr>
+                <w:lang w:val="ru"/>
+              </w:rPr>
+              <w:t xml:space="preserve">Таблицы базы данных</w:t>
+            </w:r>
+          </w:p>
+        </w:tc>
+      </w:tr>
+      <w:tr>
+        <w:tc>
+          <w:tcPr/>
+          <w:p>
+            <w:pPr>
+              <w:pStyle w:val="Compact"/>
+            </w:pPr>
+            <w:r>
+              <w:rPr>
+                <w:rStyle w:val="VerbatimChar"/>
+                <w:lang w:val="ru"/>
+              </w:rPr>
+              <w:t xml:space="preserve">app/services/</w:t>
+            </w:r>
+          </w:p>
+        </w:tc>
+        <w:tc>
+          <w:tcPr/>
+          <w:p>
+            <w:pPr>
+              <w:pStyle w:val="Compact"/>
+            </w:pPr>
+            <w:r>
+              <w:rPr>
+                <w:lang w:val="ru"/>
+              </w:rPr>
+              <w:t xml:space="preserve">Бизнес-логика: монеты, медали, песочница, генерация уроков</w:t>
+            </w:r>
+          </w:p>
+        </w:tc>
+      </w:tr>
+      <w:tr>
+        <w:tc>
+          <w:tcPr/>
+          <w:p>
+            <w:pPr>
+              <w:pStyle w:val="Compact"/>
+            </w:pPr>
+            <w:r>
+              <w:rPr>
+                <w:rStyle w:val="VerbatimChar"/>
+                <w:lang w:val="ru"/>
+              </w:rPr>
+              <w:t xml:space="preserve">app/api/pages.py</w:t>
+            </w:r>
+            <w:r>
+              <w:rPr>
+                <w:lang w:val="ru"/>
+              </w:rPr>
+              <w:t xml:space="preserve">,</w:t>
+            </w:r>
+            <w:r>
+              <w:rPr>
+                <w:lang w:val="ru"/>
+              </w:rPr>
+              <w:t xml:space="preserve"> </w:t>
+            </w:r>
+            <w:r>
+              <w:rPr>
+                <w:rStyle w:val="VerbatimChar"/>
+                <w:lang w:val="ru"/>
+              </w:rPr>
+              <w:t xml:space="preserve">actions.py</w:t>
+            </w:r>
+            <w:r>
+              <w:rPr>
+                <w:lang w:val="ru"/>
+              </w:rPr>
+              <w:t xml:space="preserve">,</w:t>
+            </w:r>
+            <w:r>
+              <w:rPr>
+                <w:lang w:val="ru"/>
+              </w:rPr>
+              <w:t xml:space="preserve"> </w:t>
+            </w:r>
+            <w:r>
+              <w:rPr>
+                <w:rStyle w:val="VerbatimChar"/>
+                <w:lang w:val="ru"/>
+              </w:rPr>
+              <w:t xml:space="preserve">admin.py</w:t>
+            </w:r>
+            <w:r>
+              <w:rPr>
+                <w:lang w:val="ru"/>
+              </w:rPr>
+              <w:t xml:space="preserve">,</w:t>
+            </w:r>
+            <w:r>
+              <w:rPr>
+                <w:lang w:val="ru"/>
+              </w:rPr>
+              <w:t xml:space="preserve"> </w:t>
+            </w:r>
+            <w:r>
+              <w:rPr>
+                <w:rStyle w:val="VerbatimChar"/>
+                <w:lang w:val="ru"/>
+              </w:rPr>
+              <w:t xml:space="preserve">deps.py</w:t>
+            </w:r>
+          </w:p>
+        </w:tc>
+        <w:tc>
+          <w:tcPr/>
+          <w:p>
+            <w:pPr>
+              <w:pStyle w:val="Compact"/>
+            </w:pPr>
+            <w:r>
+              <w:rPr>
+                <w:lang w:val="ru"/>
+              </w:rPr>
+              <w:t xml:space="preserve">Приём запросов и ответы браузеру</w:t>
+            </w:r>
+          </w:p>
+        </w:tc>
+      </w:tr>
+      <w:tr>
+        <w:tc>
+          <w:tcPr/>
+          <w:p>
+            <w:pPr>
+              <w:pStyle w:val="Compact"/>
+            </w:pPr>
+            <w:r>
+              <w:rPr>
+                <w:rStyle w:val="VerbatimChar"/>
+                <w:lang w:val="ru"/>
+              </w:rPr>
+              <w:t xml:space="preserve">app/main.py</w:t>
+            </w:r>
+            <w:r>
+              <w:rPr>
+                <w:lang w:val="ru"/>
+              </w:rPr>
+              <w:t xml:space="preserve">,</w:t>
+            </w:r>
+            <w:r>
+              <w:rPr>
+                <w:lang w:val="ru"/>
+              </w:rPr>
+              <w:t xml:space="preserve"> </w:t>
+            </w:r>
+            <w:r>
+              <w:rPr>
+                <w:rStyle w:val="VerbatimChar"/>
+                <w:lang w:val="ru"/>
+              </w:rPr>
+              <w:t xml:space="preserve">config.py</w:t>
+            </w:r>
+            <w:r>
+              <w:rPr>
+                <w:lang w:val="ru"/>
+              </w:rPr>
+              <w:t xml:space="preserve">,</w:t>
+            </w:r>
+            <w:r>
+              <w:rPr>
+                <w:lang w:val="ru"/>
+              </w:rPr>
+              <w:t xml:space="preserve"> </w:t>
+            </w:r>
+            <w:r>
+              <w:rPr>
+                <w:rStyle w:val="VerbatimChar"/>
+                <w:lang w:val="ru"/>
+              </w:rPr>
+              <w:t xml:space="preserve">database.py</w:t>
+            </w:r>
+          </w:p>
+        </w:tc>
+        <w:tc>
+          <w:tcPr/>
+          <w:p>
+            <w:pPr>
+              <w:pStyle w:val="Compact"/>
+            </w:pPr>
+            <w:r>
+              <w:rPr>
+                <w:lang w:val="ru"/>
+              </w:rPr>
+              <w:t xml:space="preserve">Запуск приложения, настройки, подключение к базе</w:t>
+            </w:r>
+          </w:p>
+        </w:tc>
+      </w:tr>
+      <w:tr>
+        <w:tc>
+          <w:tcPr/>
+          <w:p>
+            <w:pPr>
+              <w:pStyle w:val="Compact"/>
+            </w:pPr>
+            <w:r>
+              <w:rPr>
+                <w:rStyle w:val="VerbatimChar"/>
+                <w:lang w:val="ru"/>
+              </w:rPr>
+              <w:t xml:space="preserve">requirements.txt</w:t>
+            </w:r>
+          </w:p>
+        </w:tc>
+        <w:tc>
+          <w:tcPr/>
+          <w:p>
+            <w:pPr>
+              <w:pStyle w:val="Compact"/>
+            </w:pPr>
+            <w:r>
+              <w:rPr>
+                <w:lang w:val="ru"/>
+              </w:rPr>
+              <w:t xml:space="preserve">Зависимости Python</w:t>
+            </w:r>
+          </w:p>
+        </w:tc>
+      </w:tr>
+    </w:tbl>
+    <w:p>
+      <w:pPr>
+        <w:pStyle w:val="BodyText"/>
+      </w:pPr>
+      <w:r>
+        <w:rPr>
+          <w:lang w:val="ru"/>
+        </w:rPr>
+        <w:t xml:space="preserve">Отвечает за контракт API: любое изменение ответа под</w:t>
+      </w:r>
+      <w:r>
+        <w:rPr>
+          <w:lang w:val="ru"/>
+        </w:rPr>
+        <w:t xml:space="preserve"> </w:t>
+      </w:r>
+      <w:r>
+        <w:rPr>
+          <w:rStyle w:val="VerbatimChar"/>
+          <w:lang w:val="ru"/>
+        </w:rPr>
+        <w:t xml:space="preserve">/hog/</w:t>
+      </w:r>
+      <w:r>
+        <w:rPr>
+          <w:lang w:val="ru"/>
+        </w:rPr>
+        <w:t xml:space="preserve"> </w:t>
+      </w:r>
+      <w:r>
+        <w:rPr>
+          <w:lang w:val="ru"/>
+        </w:rPr>
+        <w:t xml:space="preserve">сначала</w:t>
+      </w:r>
+      <w:r>
+        <w:rPr>
+          <w:lang w:val="ru"/>
+        </w:rPr>
+        <w:t xml:space="preserve"> </w:t>
+      </w:r>
+      <w:r>
+        <w:rPr>
+          <w:lang w:val="ru"/>
+        </w:rPr>
+        <w:t xml:space="preserve">вносится в 05-api.md и согласуется с тимлидом.</w:t>
+      </w:r>
+    </w:p>
+    <w:p>
+      <w:pPr>
+        <w:pStyle w:val="BodyText"/>
+      </w:pPr>
+      <w:r>
+        <w:rPr>
+          <w:lang w:val="ru"/>
+        </w:rPr>
+        <w:t xml:space="preserve">Ветки:</w:t>
+      </w:r>
+      <w:r>
+        <w:rPr>
+          <w:lang w:val="ru"/>
+        </w:rPr>
+        <w:t xml:space="preserve"> </w:t>
+      </w:r>
+      <w:r>
+        <w:rPr>
+          <w:rStyle w:val="VerbatimChar"/>
+          <w:lang w:val="ru"/>
+        </w:rPr>
+        <w:t xml:space="preserve">feature/backend-&lt;что-делаем&gt;</w:t>
+      </w:r>
+      <w:r>
+        <w:rPr>
+          <w:lang w:val="ru"/>
+        </w:rPr>
+        <w:t xml:space="preserve">, например</w:t>
+      </w:r>
+      <w:r>
+        <w:rPr>
+          <w:lang w:val="ru"/>
+        </w:rPr>
+        <w:t xml:space="preserve"> </w:t>
+      </w:r>
+      <w:r>
+        <w:rPr>
+          <w:rStyle w:val="VerbatimChar"/>
+          <w:lang w:val="ru"/>
+        </w:rPr>
+        <w:t xml:space="preserve">feature/backend-zero-module</w:t>
+      </w:r>
+      <w:r>
+        <w:rPr>
+          <w:lang w:val="ru"/>
+        </w:rPr>
+        <w:t xml:space="preserve">.</w:t>
+      </w:r>
+    </w:p>
+    <w:bookmarkEnd w:id="116"/>
+    <w:bookmarkStart w:id="117" w:name="фронтенд"/>
+    <w:p>
+      <w:pPr>
+        <w:pStyle w:val="Heading3"/>
+      </w:pPr>
+      <w:r>
+        <w:rPr>
+          <w:lang w:val="ru"/>
+        </w:rPr>
+        <w:t xml:space="preserve">Фронтенд</w:t>
+      </w:r>
+    </w:p>
+    <w:p>
+      <w:pPr>
+        <w:pStyle w:val="FirstParagraph"/>
+      </w:pPr>
+      <w:r>
+        <w:rPr>
+          <w:lang w:val="ru"/>
+        </w:rPr>
+        <w:t xml:space="preserve">Всё, что уходит в браузер.</w:t>
+      </w:r>
+    </w:p>
+    <w:tbl>
+      <w:tblPr>
+        <w:tblStyle w:val="Table"/>
+        <w:tblW w:type="pct" w:w="5000"/>
+        <w:tblLayout w:type="fixed"/>
+        <w:tblLook w:firstRow="1" w:lastRow="0" w:firstColumn="0" w:lastColumn="0" w:noHBand="0" w:noVBand="0" w:val="0020"/>
+      </w:tblPr>
+      <w:tblGrid>
+        <w:gridCol w:w="3960"/>
+        <w:gridCol w:w="3960"/>
+      </w:tblGrid>
+      <w:tr>
+        <w:trPr>
+          <w:tblHeader w:val="on"/>
+        </w:trPr>
+        <w:tc>
+          <w:tcPr/>
+          <w:p>
+            <w:pPr>
+              <w:pStyle w:val="Compact"/>
+            </w:pPr>
+            <w:r>
+              <w:rPr>
+                <w:lang w:val="ru"/>
+              </w:rPr>
+              <w:t xml:space="preserve">Где</w:t>
+            </w:r>
+          </w:p>
+        </w:tc>
+        <w:tc>
+          <w:tcPr/>
+          <w:p>
+            <w:pPr>
+              <w:pStyle w:val="Compact"/>
+            </w:pPr>
+            <w:r>
+              <w:rPr>
+                <w:lang w:val="ru"/>
+              </w:rPr>
+              <w:t xml:space="preserve">Что там</w:t>
+            </w:r>
+          </w:p>
+        </w:tc>
+      </w:tr>
+      <w:tr>
+        <w:tc>
+          <w:tcPr/>
+          <w:p>
+            <w:pPr>
+              <w:pStyle w:val="Compact"/>
+            </w:pPr>
+            <w:r>
+              <w:rPr>
+                <w:rStyle w:val="VerbatimChar"/>
+                <w:lang w:val="ru"/>
+              </w:rPr>
+              <w:t xml:space="preserve">app/templates/</w:t>
+            </w:r>
+          </w:p>
+        </w:tc>
+        <w:tc>
+          <w:tcPr/>
+          <w:p>
+            <w:pPr>
+              <w:pStyle w:val="Compact"/>
+            </w:pPr>
+            <w:r>
+              <w:rPr>
+                <w:lang w:val="ru"/>
+              </w:rPr>
+              <w:t xml:space="preserve">HTML-страницы: лендинг, тест, урок, магазин, профиль, админка</w:t>
+            </w:r>
+          </w:p>
+        </w:tc>
+      </w:tr>
+      <w:tr>
+        <w:tc>
+          <w:tcPr/>
+          <w:p>
+            <w:pPr>
+              <w:pStyle w:val="Compact"/>
+            </w:pPr>
+            <w:r>
+              <w:rPr>
+                <w:rStyle w:val="VerbatimChar"/>
+                <w:lang w:val="ru"/>
+              </w:rPr>
+              <w:t xml:space="preserve">app/static/css/style.css</w:t>
+            </w:r>
+          </w:p>
+        </w:tc>
+        <w:tc>
+          <w:tcPr/>
+          <w:p>
+            <w:pPr>
+              <w:pStyle w:val="Compact"/>
+            </w:pPr>
+            <w:r>
+              <w:rPr>
+                <w:lang w:val="ru"/>
+              </w:rPr>
+              <w:t xml:space="preserve">Весь дизайн. Токены цвета и размеров — в начале файла</w:t>
+            </w:r>
+          </w:p>
+        </w:tc>
+      </w:tr>
+      <w:tr>
+        <w:tc>
+          <w:tcPr/>
+          <w:p>
+            <w:pPr>
+              <w:pStyle w:val="Compact"/>
+            </w:pPr>
+            <w:r>
+              <w:rPr>
+                <w:rStyle w:val="VerbatimChar"/>
+                <w:lang w:val="ru"/>
+              </w:rPr>
+              <w:t xml:space="preserve">app/static/js/</w:t>
+            </w:r>
+          </w:p>
+        </w:tc>
+        <w:tc>
+          <w:tcPr/>
+          <w:p>
+            <w:pPr>
+              <w:pStyle w:val="Compact"/>
+            </w:pPr>
+            <w:r>
+              <w:rPr>
+                <w:lang w:val="ru"/>
+              </w:rPr>
+              <w:t xml:space="preserve">Скрипты в браузере: проверка задания, тест, колесо, магазин, подсветка кода</w:t>
+            </w:r>
+          </w:p>
+        </w:tc>
+      </w:tr>
+      <w:tr>
+        <w:tc>
+          <w:tcPr/>
+          <w:p>
+            <w:pPr>
+              <w:pStyle w:val="Compact"/>
+            </w:pPr>
+            <w:r>
+              <w:rPr>
+                <w:rStyle w:val="VerbatimChar"/>
+                <w:lang w:val="ru"/>
+              </w:rPr>
+              <w:t xml:space="preserve">app/static/img/</w:t>
+            </w:r>
+          </w:p>
+        </w:tc>
+        <w:tc>
+          <w:tcPr/>
+          <w:p>
+            <w:pPr>
+              <w:pStyle w:val="Compact"/>
+            </w:pPr>
+            <w:r>
+              <w:rPr>
+                <w:lang w:val="ru"/>
+              </w:rPr>
+              <w:t xml:space="preserve">Скины ежа, мемы, логотип</w:t>
+            </w:r>
+          </w:p>
+        </w:tc>
+      </w:tr>
+    </w:tbl>
+    <w:p>
+      <w:pPr>
+        <w:pStyle w:val="BodyText"/>
+      </w:pPr>
+      <w:r>
+        <w:rPr>
+          <w:lang w:val="ru"/>
+        </w:rPr>
+        <w:t xml:space="preserve">Работает с сервером через JSON-адреса под</w:t>
+      </w:r>
+      <w:r>
+        <w:rPr>
+          <w:lang w:val="ru"/>
+        </w:rPr>
+        <w:t xml:space="preserve"> </w:t>
+      </w:r>
+      <w:r>
+        <w:rPr>
+          <w:rStyle w:val="VerbatimChar"/>
+          <w:lang w:val="ru"/>
+        </w:rPr>
+        <w:t xml:space="preserve">/hog/</w:t>
+      </w:r>
+      <w:r>
+        <w:rPr>
+          <w:lang w:val="ru"/>
+        </w:rPr>
+        <w:t xml:space="preserve">, описанные в</w:t>
+      </w:r>
+      <w:r>
+        <w:rPr>
+          <w:lang w:val="ru"/>
+        </w:rPr>
+        <w:t xml:space="preserve"> </w:t>
+      </w:r>
+      <w:r>
+        <w:rPr>
+          <w:lang w:val="ru"/>
+        </w:rPr>
+        <w:t xml:space="preserve">05-api.md. Python не трогает: если странице нужны новые данные,</w:t>
+      </w:r>
+      <w:r>
+        <w:rPr>
+          <w:lang w:val="ru"/>
+        </w:rPr>
+        <w:t xml:space="preserve"> </w:t>
+      </w:r>
+      <w:r>
+        <w:rPr>
+          <w:lang w:val="ru"/>
+        </w:rPr>
+        <w:t xml:space="preserve">задача уходит бэкенду.</w:t>
+      </w:r>
+    </w:p>
+    <w:p>
+      <w:pPr>
+        <w:pStyle w:val="BodyText"/>
+      </w:pPr>
+      <w:r>
+        <w:rPr>
+          <w:b/>
+          <w:bCs/>
+          <w:lang w:val="ru"/>
+        </w:rPr>
+        <w:t xml:space="preserve">Граница с бэкендом проходит по шаблонам.</w:t>
+      </w:r>
+      <w:r>
+        <w:rPr>
+          <w:lang w:val="ru"/>
+        </w:rPr>
+        <w:t xml:space="preserve"> </w:t>
+      </w:r>
+      <w:r>
+        <w:rPr>
+          <w:lang w:val="ru"/>
+        </w:rPr>
+        <w:t xml:space="preserve">Шаблоны в</w:t>
+      </w:r>
+      <w:r>
+        <w:rPr>
+          <w:lang w:val="ru"/>
+        </w:rPr>
+        <w:t xml:space="preserve"> </w:t>
+      </w:r>
+      <w:r>
+        <w:rPr>
+          <w:rStyle w:val="VerbatimChar"/>
+          <w:lang w:val="ru"/>
+        </w:rPr>
+        <w:t xml:space="preserve">app/templates/</w:t>
+      </w:r>
+      <w:r>
+        <w:rPr>
+          <w:lang w:val="ru"/>
+        </w:rPr>
+        <w:t xml:space="preserve"> </w:t>
+      </w:r>
+      <w:r>
+        <w:rPr>
+          <w:lang w:val="ru"/>
+        </w:rPr>
+        <w:t xml:space="preserve">заполняет сервер:</w:t>
+      </w:r>
+      <w:r>
+        <w:rPr>
+          <w:lang w:val="ru"/>
+        </w:rPr>
+        <w:t xml:space="preserve"> </w:t>
+      </w:r>
+      <w:r>
+        <w:rPr>
+          <w:rStyle w:val="VerbatimChar"/>
+          <w:lang w:val="ru"/>
+        </w:rPr>
+        <w:t xml:space="preserve">api/pages.py</w:t>
+      </w:r>
+      <w:r>
+        <w:rPr>
+          <w:lang w:val="ru"/>
+        </w:rPr>
+        <w:t xml:space="preserve"> </w:t>
+      </w:r>
+      <w:r>
+        <w:rPr>
+          <w:lang w:val="ru"/>
+        </w:rPr>
+        <w:t xml:space="preserve">подставляет в них данные из базы. Поэтому</w:t>
+      </w:r>
+      <w:r>
+        <w:rPr>
+          <w:lang w:val="ru"/>
+        </w:rPr>
+        <w:t xml:space="preserve"> </w:t>
+      </w:r>
+      <w:r>
+        <w:rPr>
+          <w:lang w:val="ru"/>
+        </w:rPr>
+        <w:t xml:space="preserve">имена переменных в шаблонах — договорённость двух ролей, менять их в одиночку</w:t>
+      </w:r>
+      <w:r>
+        <w:rPr>
+          <w:lang w:val="ru"/>
+        </w:rPr>
+        <w:t xml:space="preserve"> </w:t>
+      </w:r>
+      <w:r>
+        <w:rPr>
+          <w:lang w:val="ru"/>
+        </w:rPr>
+        <w:t xml:space="preserve">нельзя.</w:t>
+      </w:r>
+    </w:p>
+    <w:p>
+      <w:pPr>
+        <w:pStyle w:val="BodyText"/>
+      </w:pPr>
+      <w:r>
+        <w:rPr>
+          <w:lang w:val="ru"/>
+        </w:rPr>
+        <w:t xml:space="preserve">Ветки:</w:t>
+      </w:r>
+      <w:r>
+        <w:rPr>
+          <w:lang w:val="ru"/>
+        </w:rPr>
+        <w:t xml:space="preserve"> </w:t>
+      </w:r>
+      <w:r>
+        <w:rPr>
+          <w:rStyle w:val="VerbatimChar"/>
+          <w:lang w:val="ru"/>
+        </w:rPr>
+        <w:t xml:space="preserve">feature/frontend-&lt;что-делаем&gt;</w:t>
+      </w:r>
+      <w:r>
+        <w:rPr>
+          <w:lang w:val="ru"/>
+        </w:rPr>
+        <w:t xml:space="preserve">, например</w:t>
+      </w:r>
+      <w:r>
+        <w:rPr>
+          <w:lang w:val="ru"/>
+        </w:rPr>
+        <w:t xml:space="preserve"> </w:t>
+      </w:r>
+      <w:r>
+        <w:rPr>
+          <w:rStyle w:val="VerbatimChar"/>
+          <w:lang w:val="ru"/>
+        </w:rPr>
+        <w:t xml:space="preserve">feature/frontend-profile-medals</w:t>
+      </w:r>
+      <w:r>
+        <w:rPr>
+          <w:lang w:val="ru"/>
+        </w:rPr>
+        <w:t xml:space="preserve">.</w:t>
+      </w:r>
+    </w:p>
+    <w:bookmarkEnd w:id="117"/>
+    <w:bookmarkStart w:id="118" w:name="devops"/>
+    <w:p>
+      <w:pPr>
+        <w:pStyle w:val="Heading3"/>
+      </w:pPr>
+      <w:r>
+        <w:rPr>
+          <w:lang w:val="ru"/>
+        </w:rPr>
+        <w:t xml:space="preserve">DevOps</w:t>
+      </w:r>
+    </w:p>
+    <w:p>
+      <w:pPr>
+        <w:pStyle w:val="FirstParagraph"/>
+      </w:pPr>
+      <w:r>
+        <w:rPr>
+          <w:lang w:val="ru"/>
+        </w:rPr>
+        <w:t xml:space="preserve">Всё, что нужно, чтобы приложение работало на сервере.</w:t>
+      </w:r>
+    </w:p>
+    <w:tbl>
+      <w:tblPr>
+        <w:tblStyle w:val="Table"/>
+        <w:tblW w:type="pct" w:w="5000"/>
+        <w:tblLayout w:type="fixed"/>
+        <w:tblLook w:firstRow="1" w:lastRow="0" w:firstColumn="0" w:lastColumn="0" w:noHBand="0" w:noVBand="0" w:val="0020"/>
+      </w:tblPr>
+      <w:tblGrid>
+        <w:gridCol w:w="3960"/>
+        <w:gridCol w:w="3960"/>
+      </w:tblGrid>
+      <w:tr>
+        <w:trPr>
+          <w:tblHeader w:val="on"/>
+        </w:trPr>
+        <w:tc>
+          <w:tcPr/>
+          <w:p>
+            <w:pPr>
+              <w:pStyle w:val="Compact"/>
+            </w:pPr>
+            <w:r>
+              <w:rPr>
+                <w:lang w:val="ru"/>
+              </w:rPr>
+              <w:t xml:space="preserve">Где</w:t>
+            </w:r>
+          </w:p>
+        </w:tc>
+        <w:tc>
+          <w:tcPr/>
+          <w:p>
+            <w:pPr>
+              <w:pStyle w:val="Compact"/>
+            </w:pPr>
+            <w:r>
+              <w:rPr>
+                <w:lang w:val="ru"/>
+              </w:rPr>
+              <w:t xml:space="preserve">Что там</w:t>
+            </w:r>
+          </w:p>
+        </w:tc>
+      </w:tr>
+      <w:tr>
+        <w:tc>
+          <w:tcPr/>
+          <w:p>
+            <w:pPr>
+              <w:pStyle w:val="Compact"/>
+            </w:pPr>
+            <w:r>
+              <w:rPr>
+                <w:rStyle w:val="VerbatimChar"/>
+                <w:lang w:val="ru"/>
+              </w:rPr>
+              <w:t xml:space="preserve">deploy/codehog.service</w:t>
+            </w:r>
+          </w:p>
+        </w:tc>
+        <w:tc>
+          <w:tcPr/>
+          <w:p>
+            <w:pPr>
+              <w:pStyle w:val="Compact"/>
+            </w:pPr>
+            <w:r>
+              <w:rPr>
+                <w:lang w:val="ru"/>
+              </w:rPr>
+              <w:t xml:space="preserve">Служба systemd: запуск, перезапуск, ограничения ресурсов</w:t>
+            </w:r>
+          </w:p>
+        </w:tc>
+      </w:tr>
+      <w:tr>
+        <w:tc>
+          <w:tcPr/>
+          <w:p>
+            <w:pPr>
+              <w:pStyle w:val="Compact"/>
+            </w:pPr>
+            <w:r>
+              <w:rPr>
+                <w:rStyle w:val="VerbatimChar"/>
+                <w:lang w:val="ru"/>
+              </w:rPr>
+              <w:t xml:space="preserve">deploy/codehog.location</w:t>
+            </w:r>
+          </w:p>
+        </w:tc>
+        <w:tc>
+          <w:tcPr/>
+          <w:p>
+            <w:pPr>
+              <w:pStyle w:val="Compact"/>
+            </w:pPr>
+            <w:r>
+              <w:rPr>
+                <w:lang w:val="ru"/>
+              </w:rPr>
+              <w:t xml:space="preserve">Маршрутизация nginx: подкаталог</w:t>
+            </w:r>
+            <w:r>
+              <w:rPr>
+                <w:lang w:val="ru"/>
+              </w:rPr>
+              <w:t xml:space="preserve"> </w:t>
+            </w:r>
+            <w:r>
+              <w:rPr>
+                <w:rStyle w:val="VerbatimChar"/>
+                <w:lang w:val="ru"/>
+              </w:rPr>
+              <w:t xml:space="preserve">/codehog</w:t>
+            </w:r>
+            <w:r>
+              <w:rPr>
+                <w:lang w:val="ru"/>
+              </w:rPr>
+              <w:t xml:space="preserve">, статика, короткие ссылки</w:t>
+            </w:r>
+          </w:p>
+        </w:tc>
+      </w:tr>
+      <w:tr>
+        <w:tc>
+          <w:tcPr/>
+          <w:p>
+            <w:pPr>
+              <w:pStyle w:val="Compact"/>
+            </w:pPr>
+            <w:r>
+              <w:rPr>
+                <w:rStyle w:val="VerbatimChar"/>
+                <w:lang w:val="ru"/>
+              </w:rPr>
+              <w:t xml:space="preserve">deploy/README.md</w:t>
+            </w:r>
+            <w:r>
+              <w:rPr>
+                <w:lang w:val="ru"/>
+              </w:rPr>
+              <w:t xml:space="preserve">, 08-развёртывание.md</w:t>
+            </w:r>
+          </w:p>
+        </w:tc>
+        <w:tc>
+          <w:tcPr/>
+          <w:p>
+            <w:pPr>
+              <w:pStyle w:val="Compact"/>
+            </w:pPr>
+            <w:r>
+              <w:rPr>
+                <w:lang w:val="ru"/>
+              </w:rPr>
+              <w:t xml:space="preserve">Инструкция выкатки и отката</w:t>
+            </w:r>
+          </w:p>
+        </w:tc>
+      </w:tr>
+      <w:tr>
+        <w:tc>
+          <w:tcPr/>
+          <w:p>
+            <w:pPr>
+              <w:pStyle w:val="Compact"/>
+            </w:pPr>
+            <w:r>
+              <w:rPr>
+                <w:rStyle w:val="VerbatimChar"/>
+                <w:lang w:val="ru"/>
+              </w:rPr>
+              <w:t xml:space="preserve">run.sh</w:t>
+            </w:r>
+            <w:r>
+              <w:rPr>
+                <w:lang w:val="ru"/>
+              </w:rPr>
+              <w:t xml:space="preserve">,</w:t>
+            </w:r>
+            <w:r>
+              <w:rPr>
+                <w:lang w:val="ru"/>
+              </w:rPr>
+              <w:t xml:space="preserve"> </w:t>
+            </w:r>
+            <w:r>
+              <w:rPr>
+                <w:rStyle w:val="VerbatimChar"/>
+                <w:lang w:val="ru"/>
+              </w:rPr>
+              <w:t xml:space="preserve">.env.example</w:t>
+            </w:r>
+            <w:r>
+              <w:rPr>
+                <w:lang w:val="ru"/>
+              </w:rPr>
+              <w:t xml:space="preserve">,</w:t>
+            </w:r>
+            <w:r>
+              <w:rPr>
+                <w:lang w:val="ru"/>
+              </w:rPr>
+              <w:t xml:space="preserve"> </w:t>
+            </w:r>
+            <w:r>
+              <w:rPr>
+                <w:rStyle w:val="VerbatimChar"/>
+                <w:lang w:val="ru"/>
+              </w:rPr>
+              <w:t xml:space="preserve">.gitignore</w:t>
+            </w:r>
+          </w:p>
+        </w:tc>
+        <w:tc>
+          <w:tcPr/>
+          <w:p>
+            <w:pPr>
+              <w:pStyle w:val="Compact"/>
+            </w:pPr>
+            <w:r>
+              <w:rPr>
+                <w:lang w:val="ru"/>
+              </w:rPr>
+              <w:t xml:space="preserve">Локальный запуск, переменные окружения, что не попадает в репозиторий</w:t>
+            </w:r>
+          </w:p>
+        </w:tc>
+      </w:tr>
+    </w:tbl>
+    <w:p>
+      <w:pPr>
+        <w:pStyle w:val="BodyText"/>
+      </w:pPr>
+      <w:r>
+        <w:rPr>
+          <w:lang w:val="ru"/>
+        </w:rPr>
+        <w:t xml:space="preserve">Вне репозитория: сервер</w:t>
+      </w:r>
+      <w:r>
+        <w:rPr>
+          <w:lang w:val="ru"/>
+        </w:rPr>
+        <w:t xml:space="preserve"> </w:t>
+      </w:r>
+      <w:r>
+        <w:rPr>
+          <w:rStyle w:val="VerbatimChar"/>
+          <w:lang w:val="ru"/>
+        </w:rPr>
+        <w:t xml:space="preserve">maks.my</w:t>
+      </w:r>
+      <w:r>
+        <w:rPr>
+          <w:lang w:val="ru"/>
+        </w:rPr>
+        <w:t xml:space="preserve"> </w:t>
+      </w:r>
+      <w:r>
+        <w:rPr>
+          <w:lang w:val="ru"/>
+        </w:rPr>
+        <w:t xml:space="preserve">(каталог</w:t>
+      </w:r>
+      <w:r>
+        <w:rPr>
+          <w:lang w:val="ru"/>
+        </w:rPr>
+        <w:t xml:space="preserve"> </w:t>
+      </w:r>
+      <w:r>
+        <w:rPr>
+          <w:rStyle w:val="VerbatimChar"/>
+          <w:lang w:val="ru"/>
+        </w:rPr>
+        <w:t xml:space="preserve">/opt/codehog</w:t>
+      </w:r>
+      <w:r>
+        <w:rPr>
+          <w:lang w:val="ru"/>
+        </w:rPr>
+        <w:t xml:space="preserve">, конфигурация nginx,</w:t>
+      </w:r>
+      <w:r>
+        <w:rPr>
+          <w:lang w:val="ru"/>
+        </w:rPr>
+        <w:t xml:space="preserve"> </w:t>
+      </w:r>
+      <w:r>
+        <w:rPr>
+          <w:lang w:val="ru"/>
+        </w:rPr>
+        <w:t xml:space="preserve">служба</w:t>
+      </w:r>
+      <w:r>
+        <w:rPr>
+          <w:lang w:val="ru"/>
+        </w:rPr>
+        <w:t xml:space="preserve"> </w:t>
+      </w:r>
+      <w:r>
+        <w:rPr>
+          <w:rStyle w:val="VerbatimChar"/>
+          <w:lang w:val="ru"/>
+        </w:rPr>
+        <w:t xml:space="preserve">codehog</w:t>
+      </w:r>
+      <w:r>
+        <w:rPr>
+          <w:lang w:val="ru"/>
+        </w:rPr>
+        <w:t xml:space="preserve">), резервные копии базы и конфигов, настройки GitHub — защита</w:t>
+      </w:r>
+      <w:r>
+        <w:rPr>
+          <w:lang w:val="ru"/>
+        </w:rPr>
+        <w:t xml:space="preserve"> </w:t>
+      </w:r>
+      <w:r>
+        <w:rPr>
+          <w:lang w:val="ru"/>
+        </w:rPr>
+        <w:t xml:space="preserve">ветки</w:t>
+      </w:r>
+      <w:r>
+        <w:rPr>
+          <w:lang w:val="ru"/>
+        </w:rPr>
+        <w:t xml:space="preserve"> </w:t>
+      </w:r>
+      <w:r>
+        <w:rPr>
+          <w:rStyle w:val="VerbatimChar"/>
+          <w:lang w:val="ru"/>
+        </w:rPr>
+        <w:t xml:space="preserve">main</w:t>
+      </w:r>
+      <w:r>
+        <w:rPr>
+          <w:lang w:val="ru"/>
+        </w:rPr>
+        <w:t xml:space="preserve"> </w:t>
+      </w:r>
+      <w:r>
+        <w:rPr>
+          <w:lang w:val="ru"/>
+        </w:rPr>
+        <w:t xml:space="preserve">и доступ участников.</w:t>
+      </w:r>
+    </w:p>
+    <w:p>
+      <w:pPr>
+        <w:pStyle w:val="BodyText"/>
+      </w:pPr>
+      <w:r>
+        <w:rPr>
+          <w:lang w:val="ru"/>
+        </w:rPr>
+        <w:t xml:space="preserve">Выполняет выкатку: собирает</w:t>
+      </w:r>
+      <w:r>
+        <w:rPr>
+          <w:lang w:val="ru"/>
+        </w:rPr>
+        <w:t xml:space="preserve"> </w:t>
+      </w:r>
+      <w:r>
+        <w:rPr>
+          <w:rStyle w:val="VerbatimChar"/>
+          <w:lang w:val="ru"/>
+        </w:rPr>
+        <w:t xml:space="preserve">release/*</w:t>
+      </w:r>
+      <w:r>
+        <w:rPr>
+          <w:lang w:val="ru"/>
+        </w:rPr>
+        <w:t xml:space="preserve">, сливает в</w:t>
+      </w:r>
+      <w:r>
+        <w:rPr>
+          <w:lang w:val="ru"/>
+        </w:rPr>
+        <w:t xml:space="preserve"> </w:t>
+      </w:r>
+      <w:r>
+        <w:rPr>
+          <w:rStyle w:val="VerbatimChar"/>
+          <w:lang w:val="ru"/>
+        </w:rPr>
+        <w:t xml:space="preserve">main</w:t>
+      </w:r>
+      <w:r>
+        <w:rPr>
+          <w:lang w:val="ru"/>
+        </w:rPr>
+        <w:t xml:space="preserve">, разворачивает</w:t>
+      </w:r>
+      <w:r>
+        <w:rPr>
+          <w:lang w:val="ru"/>
+        </w:rPr>
+        <w:t xml:space="preserve"> </w:t>
+      </w:r>
+      <w:r>
+        <w:rPr>
+          <w:lang w:val="ru"/>
+        </w:rPr>
+        <w:t xml:space="preserve">на сервере и проверяет, что стенд отвечает.</w:t>
+      </w:r>
+    </w:p>
+    <w:p>
+      <w:pPr>
+        <w:pStyle w:val="BodyText"/>
+      </w:pPr>
+      <w:r>
+        <w:rPr>
+          <w:lang w:val="ru"/>
+        </w:rPr>
+        <w:t xml:space="preserve">Ветки:</w:t>
+      </w:r>
+      <w:r>
+        <w:rPr>
+          <w:lang w:val="ru"/>
+        </w:rPr>
+        <w:t xml:space="preserve"> </w:t>
+      </w:r>
+      <w:r>
+        <w:rPr>
+          <w:rStyle w:val="VerbatimChar"/>
+          <w:lang w:val="ru"/>
+        </w:rPr>
+        <w:t xml:space="preserve">feature/devops-&lt;что-делаем&gt;</w:t>
+      </w:r>
+      <w:r>
+        <w:rPr>
+          <w:lang w:val="ru"/>
+        </w:rPr>
+        <w:t xml:space="preserve">,</w:t>
+      </w:r>
+      <w:r>
+        <w:rPr>
+          <w:lang w:val="ru"/>
+        </w:rPr>
+        <w:t xml:space="preserve"> </w:t>
+      </w:r>
+      <w:r>
+        <w:rPr>
+          <w:rStyle w:val="VerbatimChar"/>
+          <w:lang w:val="ru"/>
+        </w:rPr>
+        <w:t xml:space="preserve">release/&lt;версия&gt;</w:t>
+      </w:r>
+      <w:r>
+        <w:rPr>
+          <w:lang w:val="ru"/>
+        </w:rPr>
+        <w:t xml:space="preserve">,</w:t>
+      </w:r>
+      <w:r>
+        <w:rPr>
+          <w:lang w:val="ru"/>
+        </w:rPr>
+        <w:t xml:space="preserve"> </w:t>
+      </w:r>
+      <w:r>
+        <w:rPr>
+          <w:rStyle w:val="VerbatimChar"/>
+          <w:lang w:val="ru"/>
+        </w:rPr>
+        <w:t xml:space="preserve">hotfix/&lt;что-чиним&gt;</w:t>
+      </w:r>
+      <w:r>
+        <w:rPr>
+          <w:lang w:val="ru"/>
+        </w:rPr>
+        <w:t xml:space="preserve">.</w:t>
+      </w:r>
+    </w:p>
+    <w:bookmarkEnd w:id="118"/>
+    <w:bookmarkStart w:id="119" w:name="аналитика-дизайн-управление"/>
+    <w:p>
+      <w:pPr>
+        <w:pStyle w:val="Heading3"/>
+      </w:pPr>
+      <w:r>
+        <w:rPr>
+          <w:lang w:val="ru"/>
+        </w:rPr>
+        <w:t xml:space="preserve">Аналитика, дизайн, управление</w:t>
       </w:r>
     </w:p>
     <w:tbl>
@@ -24258,46 +25658,14 @@
               <w:rPr>
                 <w:lang w:val="ru"/>
               </w:rPr>
-              <w:t xml:space="preserve">Основной репозиторий</w:t>
-            </w:r>
-          </w:p>
-        </w:tc>
-        <w:tc>
-          <w:tcPr/>
-          <w:p>
-            <w:pPr>
-              <w:pStyle w:val="Compact"/>
-            </w:pPr>
-            <w:r>
-              <w:rPr>
-                <w:lang w:val="ru"/>
-              </w:rPr>
-              <w:t xml:space="preserve">Типичные ветки</w:t>
-            </w:r>
-          </w:p>
-        </w:tc>
-      </w:tr>
-      <w:tr>
-        <w:tc>
-          <w:tcPr/>
-          <w:p>
-            <w:pPr>
-              <w:pStyle w:val="Compact"/>
-            </w:pPr>
-            <w:r>
-              <w:rPr>
-                <w:lang w:val="ru"/>
-              </w:rPr>
-              <w:t xml:space="preserve">Backend-разработчик</w:t>
-            </w:r>
-          </w:p>
-        </w:tc>
-        <w:tc>
-          <w:tcPr/>
-          <w:p>
-            <w:pPr>
-              <w:pStyle w:val="Compact"/>
-            </w:pPr>
+              <w:t xml:space="preserve">Где в</w:t>
+            </w:r>
+            <w:r>
+              <w:rPr>
+                <w:lang w:val="ru"/>
+              </w:rPr>
+              <w:t xml:space="preserve"> </w:t>
+            </w:r>
             <w:r>
               <w:rPr>
                 <w:rStyle w:val="VerbatimChar"/>
@@ -24315,10 +25683,96 @@
             </w:pPr>
             <w:r>
               <w:rPr>
+                <w:lang w:val="ru"/>
+              </w:rPr>
+              <w:t xml:space="preserve">Где в</w:t>
+            </w:r>
+            <w:r>
+              <w:rPr>
+                <w:lang w:val="ru"/>
+              </w:rPr>
+              <w:t xml:space="preserve"> </w:t>
+            </w:r>
+            <w:r>
+              <w:rPr>
                 <w:rStyle w:val="VerbatimChar"/>
                 <w:lang w:val="ru"/>
               </w:rPr>
-              <w:t xml:space="preserve">feature/*</w:t>
+              <w:t xml:space="preserve">SmartSchool-Docs</w:t>
+            </w:r>
+          </w:p>
+        </w:tc>
+      </w:tr>
+      <w:tr>
+        <w:tc>
+          <w:tcPr/>
+          <w:p>
+            <w:pPr>
+              <w:pStyle w:val="Compact"/>
+            </w:pPr>
+            <w:r>
+              <w:rPr>
+                <w:lang w:val="ru"/>
+              </w:rPr>
+              <w:t xml:space="preserve">Project Manager</w:t>
+            </w:r>
+          </w:p>
+        </w:tc>
+        <w:tc>
+          <w:tcPr/>
+          <w:p>
+            <w:pPr>
+              <w:pStyle w:val="Compact"/>
+            </w:pPr>
+            <w:r>
+              <w:rPr>
+                <w:lang w:val="ru"/>
+              </w:rPr>
+              <w:t xml:space="preserve">06-команда-и-план.md — график и Roadmap</w:t>
+            </w:r>
+          </w:p>
+        </w:tc>
+        <w:tc>
+          <w:tcPr/>
+          <w:p>
+            <w:pPr>
+              <w:pStyle w:val="Compact"/>
+            </w:pPr>
+            <w:r>
+              <w:rPr>
+                <w:lang w:val="ru"/>
+              </w:rPr>
+              <w:t xml:space="preserve">README, доска YouGile</w:t>
+            </w:r>
+          </w:p>
+        </w:tc>
+      </w:tr>
+      <w:tr>
+        <w:tc>
+          <w:tcPr/>
+          <w:p>
+            <w:pPr>
+              <w:pStyle w:val="Compact"/>
+            </w:pPr>
+            <w:r>
+              <w:rPr>
+                <w:lang w:val="ru"/>
+              </w:rPr>
+              <w:t xml:space="preserve">Бизнес-аналитик, дизайнер</w:t>
+            </w:r>
+          </w:p>
+        </w:tc>
+        <w:tc>
+          <w:tcPr/>
+          <w:p>
+            <w:pPr>
+              <w:pStyle w:val="Compact"/>
+            </w:pPr>
+            <w:r>
+              <w:rPr>
+                <w:lang w:val="ru"/>
+              </w:rPr>
+              <w:t xml:space="preserve">01-контекст.md, скины ежа в</w:t>
             </w:r>
             <w:r>
               <w:rPr>
@@ -24328,9 +25782,31 @@
             </w:r>
             <w:r>
               <w:rPr>
-                <w:lang w:val="ru"/>
-              </w:rPr>
-              <w:t xml:space="preserve">в</w:t>
+                <w:rStyle w:val="VerbatimChar"/>
+                <w:lang w:val="ru"/>
+              </w:rPr>
+              <w:t xml:space="preserve">app/static/img/skins/</w:t>
+            </w:r>
+          </w:p>
+        </w:tc>
+        <w:tc>
+          <w:tcPr/>
+          <w:p>
+            <w:pPr>
+              <w:pStyle w:val="Compact"/>
+            </w:pPr>
+            <w:r>
+              <w:rPr>
+                <w:rStyle w:val="VerbatimChar"/>
+                <w:lang w:val="ru"/>
+              </w:rPr>
+              <w:t xml:space="preserve">requirements.md</w:t>
+            </w:r>
+            <w:r>
+              <w:rPr>
+                <w:lang w:val="ru"/>
+              </w:rPr>
+              <w:t xml:space="preserve">,</w:t>
             </w:r>
             <w:r>
               <w:rPr>
@@ -24343,7 +25819,103 @@
                 <w:rStyle w:val="VerbatimChar"/>
                 <w:lang w:val="ru"/>
               </w:rPr>
-              <w:t xml:space="preserve">app/services</w:t>
+              <w:t xml:space="preserve">use-cases.md</w:t>
+            </w:r>
+            <w:r>
+              <w:rPr>
+                <w:lang w:val="ru"/>
+              </w:rPr>
+              <w:t xml:space="preserve">, ссылка на Figma в README</w:t>
+            </w:r>
+          </w:p>
+        </w:tc>
+      </w:tr>
+      <w:tr>
+        <w:tc>
+          <w:tcPr/>
+          <w:p>
+            <w:pPr>
+              <w:pStyle w:val="Compact"/>
+            </w:pPr>
+            <w:r>
+              <w:rPr>
+                <w:lang w:val="ru"/>
+              </w:rPr>
+              <w:t xml:space="preserve">Тимлид, системный аналитик</w:t>
+            </w:r>
+          </w:p>
+        </w:tc>
+        <w:tc>
+          <w:tcPr/>
+          <w:p>
+            <w:pPr>
+              <w:pStyle w:val="Compact"/>
+            </w:pPr>
+            <w:r>
+              <w:rPr>
+                <w:lang w:val="ru"/>
+              </w:rPr>
+              <w:t xml:space="preserve">03-архитектура.md, 05-api.md, этот раздел; ревью Pull Request</w:t>
+            </w:r>
+          </w:p>
+        </w:tc>
+        <w:tc>
+          <w:tcPr/>
+          <w:p>
+            <w:pPr>
+              <w:pStyle w:val="Compact"/>
+            </w:pPr>
+            <w:r>
+              <w:rPr>
+                <w:rStyle w:val="VerbatimChar"/>
+                <w:lang w:val="ru"/>
+              </w:rPr>
+              <w:t xml:space="preserve">API_Contracts.md</w:t>
+            </w:r>
+          </w:p>
+        </w:tc>
+      </w:tr>
+      <w:tr>
+        <w:tc>
+          <w:tcPr/>
+          <w:p>
+            <w:pPr>
+              <w:pStyle w:val="Compact"/>
+            </w:pPr>
+            <w:r>
+              <w:rPr>
+                <w:lang w:val="ru"/>
+              </w:rPr>
+              <w:t xml:space="preserve">Системный аналитик</w:t>
+            </w:r>
+          </w:p>
+        </w:tc>
+        <w:tc>
+          <w:tcPr/>
+          <w:p>
+            <w:pPr>
+              <w:pStyle w:val="Compact"/>
+            </w:pPr>
+            <w:r>
+              <w:rPr>
+                <w:lang w:val="ru"/>
+              </w:rPr>
+              <w:t xml:space="preserve">02-требования.md, 04-модель-данных.md, 07-риски.md</w:t>
+            </w:r>
+          </w:p>
+        </w:tc>
+        <w:tc>
+          <w:tcPr/>
+          <w:p>
+            <w:pPr>
+              <w:pStyle w:val="Compact"/>
+            </w:pPr>
+            <w:r>
+              <w:rPr>
+                <w:rStyle w:val="VerbatimChar"/>
+                <w:lang w:val="ru"/>
+              </w:rPr>
+              <w:t xml:space="preserve">Database_Schema.md</w:t>
             </w:r>
             <w:r>
               <w:rPr>
@@ -24362,482 +25934,26 @@
                 <w:rStyle w:val="VerbatimChar"/>
                 <w:lang w:val="ru"/>
               </w:rPr>
-              <w:t xml:space="preserve">app/api</w:t>
-            </w:r>
-          </w:p>
-        </w:tc>
-      </w:tr>
-      <w:tr>
-        <w:tc>
-          <w:tcPr/>
-          <w:p>
-            <w:pPr>
-              <w:pStyle w:val="Compact"/>
-            </w:pPr>
-            <w:r>
-              <w:rPr>
-                <w:lang w:val="ru"/>
-              </w:rPr>
-              <w:t xml:space="preserve">Database engineer</w:t>
-            </w:r>
-          </w:p>
-        </w:tc>
-        <w:tc>
-          <w:tcPr/>
-          <w:p>
-            <w:pPr>
-              <w:pStyle w:val="Compact"/>
-            </w:pPr>
+              <w:t xml:space="preserve">use-cases.md</w:t>
+            </w:r>
+            <w:r>
+              <w:rPr>
+                <w:lang w:val="ru"/>
+              </w:rPr>
+              <w:t xml:space="preserve">,</w:t>
+            </w:r>
+            <w:r>
+              <w:rPr>
+                <w:lang w:val="ru"/>
+              </w:rPr>
+              <w:t xml:space="preserve"> </w:t>
+            </w:r>
             <w:r>
               <w:rPr>
                 <w:rStyle w:val="VerbatimChar"/>
                 <w:lang w:val="ru"/>
               </w:rPr>
-              <w:t xml:space="preserve">codehog</w:t>
-            </w:r>
-          </w:p>
-        </w:tc>
-        <w:tc>
-          <w:tcPr/>
-          <w:p>
-            <w:pPr>
-              <w:pStyle w:val="Compact"/>
-            </w:pPr>
-            <w:r>
-              <w:rPr>
-                <w:rStyle w:val="VerbatimChar"/>
-                <w:lang w:val="ru"/>
-              </w:rPr>
-              <w:t xml:space="preserve">feature/*</w:t>
-            </w:r>
-            <w:r>
-              <w:rPr>
-                <w:lang w:val="ru"/>
-              </w:rPr>
-              <w:t xml:space="preserve"> </w:t>
-            </w:r>
-            <w:r>
-              <w:rPr>
-                <w:lang w:val="ru"/>
-              </w:rPr>
-              <w:t xml:space="preserve">в</w:t>
-            </w:r>
-            <w:r>
-              <w:rPr>
-                <w:lang w:val="ru"/>
-              </w:rPr>
-              <w:t xml:space="preserve"> </w:t>
-            </w:r>
-            <w:r>
-              <w:rPr>
-                <w:rStyle w:val="VerbatimChar"/>
-                <w:lang w:val="ru"/>
-              </w:rPr>
-              <w:t xml:space="preserve">app/models</w:t>
-            </w:r>
-          </w:p>
-        </w:tc>
-      </w:tr>
-      <w:tr>
-        <w:tc>
-          <w:tcPr/>
-          <w:p>
-            <w:pPr>
-              <w:pStyle w:val="Compact"/>
-            </w:pPr>
-            <w:r>
-              <w:rPr>
-                <w:lang w:val="ru"/>
-              </w:rPr>
-              <w:t xml:space="preserve">Frontend-разработчик</w:t>
-            </w:r>
-          </w:p>
-        </w:tc>
-        <w:tc>
-          <w:tcPr/>
-          <w:p>
-            <w:pPr>
-              <w:pStyle w:val="Compact"/>
-            </w:pPr>
-            <w:r>
-              <w:rPr>
-                <w:rStyle w:val="VerbatimChar"/>
-                <w:lang w:val="ru"/>
-              </w:rPr>
-              <w:t xml:space="preserve">codehog</w:t>
-            </w:r>
-          </w:p>
-        </w:tc>
-        <w:tc>
-          <w:tcPr/>
-          <w:p>
-            <w:pPr>
-              <w:pStyle w:val="Compact"/>
-            </w:pPr>
-            <w:r>
-              <w:rPr>
-                <w:rStyle w:val="VerbatimChar"/>
-                <w:lang w:val="ru"/>
-              </w:rPr>
-              <w:t xml:space="preserve">feature/*</w:t>
-            </w:r>
-            <w:r>
-              <w:rPr>
-                <w:lang w:val="ru"/>
-              </w:rPr>
-              <w:t xml:space="preserve"> </w:t>
-            </w:r>
-            <w:r>
-              <w:rPr>
-                <w:lang w:val="ru"/>
-              </w:rPr>
-              <w:t xml:space="preserve">в</w:t>
-            </w:r>
-            <w:r>
-              <w:rPr>
-                <w:lang w:val="ru"/>
-              </w:rPr>
-              <w:t xml:space="preserve"> </w:t>
-            </w:r>
-            <w:r>
-              <w:rPr>
-                <w:rStyle w:val="VerbatimChar"/>
-                <w:lang w:val="ru"/>
-              </w:rPr>
-              <w:t xml:space="preserve">app/templates</w:t>
-            </w:r>
-            <w:r>
-              <w:rPr>
-                <w:lang w:val="ru"/>
-              </w:rPr>
-              <w:t xml:space="preserve">,</w:t>
-            </w:r>
-            <w:r>
-              <w:rPr>
-                <w:lang w:val="ru"/>
-              </w:rPr>
-              <w:t xml:space="preserve"> </w:t>
-            </w:r>
-            <w:r>
-              <w:rPr>
-                <w:rStyle w:val="VerbatimChar"/>
-                <w:lang w:val="ru"/>
-              </w:rPr>
-              <w:t xml:space="preserve">app/static</w:t>
-            </w:r>
-          </w:p>
-        </w:tc>
-      </w:tr>
-      <w:tr>
-        <w:tc>
-          <w:tcPr/>
-          <w:p>
-            <w:pPr>
-              <w:pStyle w:val="Compact"/>
-            </w:pPr>
-            <w:r>
-              <w:rPr>
-                <w:lang w:val="ru"/>
-              </w:rPr>
-              <w:t xml:space="preserve">UX/UI-дизайнер</w:t>
-            </w:r>
-          </w:p>
-        </w:tc>
-        <w:tc>
-          <w:tcPr/>
-          <w:p>
-            <w:pPr>
-              <w:pStyle w:val="Compact"/>
-            </w:pPr>
-            <w:r>
-              <w:rPr>
-                <w:rStyle w:val="VerbatimChar"/>
-                <w:lang w:val="ru"/>
-              </w:rPr>
-              <w:t xml:space="preserve">codehog</w:t>
-            </w:r>
-            <w:r>
-              <w:rPr>
-                <w:lang w:val="ru"/>
-              </w:rPr>
-              <w:t xml:space="preserve"> </w:t>
-            </w:r>
-            <w:r>
-              <w:rPr>
-                <w:lang w:val="ru"/>
-              </w:rPr>
-              <w:t xml:space="preserve">+ Figma</w:t>
-            </w:r>
-          </w:p>
-        </w:tc>
-        <w:tc>
-          <w:tcPr/>
-          <w:p>
-            <w:pPr>
-              <w:pStyle w:val="Compact"/>
-            </w:pPr>
-            <w:r>
-              <w:rPr>
-                <w:rStyle w:val="VerbatimChar"/>
-                <w:lang w:val="ru"/>
-              </w:rPr>
-              <w:t xml:space="preserve">feature/*</w:t>
-            </w:r>
-            <w:r>
-              <w:rPr>
-                <w:lang w:val="ru"/>
-              </w:rPr>
-              <w:t xml:space="preserve"> </w:t>
-            </w:r>
-            <w:r>
-              <w:rPr>
-                <w:lang w:val="ru"/>
-              </w:rPr>
-              <w:t xml:space="preserve">в</w:t>
-            </w:r>
-            <w:r>
-              <w:rPr>
-                <w:lang w:val="ru"/>
-              </w:rPr>
-              <w:t xml:space="preserve"> </w:t>
-            </w:r>
-            <w:r>
-              <w:rPr>
-                <w:rStyle w:val="VerbatimChar"/>
-                <w:lang w:val="ru"/>
-              </w:rPr>
-              <w:t xml:space="preserve">app/static/css</w:t>
-            </w:r>
-          </w:p>
-        </w:tc>
-      </w:tr>
-      <w:tr>
-        <w:tc>
-          <w:tcPr/>
-          <w:p>
-            <w:pPr>
-              <w:pStyle w:val="Compact"/>
-            </w:pPr>
-            <w:r>
-              <w:rPr>
-                <w:lang w:val="ru"/>
-              </w:rPr>
-              <w:t xml:space="preserve">Системный и бизнес-аналитик</w:t>
-            </w:r>
-          </w:p>
-        </w:tc>
-        <w:tc>
-          <w:tcPr/>
-          <w:p>
-            <w:pPr>
-              <w:pStyle w:val="Compact"/>
-            </w:pPr>
-            <w:r>
-              <w:rPr>
-                <w:rStyle w:val="VerbatimChar"/>
-                <w:lang w:val="ru"/>
-              </w:rPr>
-              <w:t xml:space="preserve">codehog-docs</w:t>
-            </w:r>
-          </w:p>
-        </w:tc>
-        <w:tc>
-          <w:tcPr/>
-          <w:p>
-            <w:pPr>
-              <w:pStyle w:val="Compact"/>
-            </w:pPr>
-            <w:r>
-              <w:rPr>
-                <w:rStyle w:val="VerbatimChar"/>
-                <w:lang w:val="ru"/>
-              </w:rPr>
-              <w:t xml:space="preserve">feature/*</w:t>
-            </w:r>
-            <w:r>
-              <w:rPr>
-                <w:lang w:val="ru"/>
-              </w:rPr>
-              <w:t xml:space="preserve"> </w:t>
-            </w:r>
-            <w:r>
-              <w:rPr>
-                <w:lang w:val="ru"/>
-              </w:rPr>
-              <w:t xml:space="preserve">в</w:t>
-            </w:r>
-            <w:r>
-              <w:rPr>
-                <w:lang w:val="ru"/>
-              </w:rPr>
-              <w:t xml:space="preserve"> </w:t>
-            </w:r>
-            <w:r>
-              <w:rPr>
-                <w:rStyle w:val="VerbatimChar"/>
-                <w:lang w:val="ru"/>
-              </w:rPr>
-              <w:t xml:space="preserve">docs/</w:t>
-            </w:r>
-          </w:p>
-        </w:tc>
-      </w:tr>
-      <w:tr>
-        <w:tc>
-          <w:tcPr/>
-          <w:p>
-            <w:pPr>
-              <w:pStyle w:val="Compact"/>
-            </w:pPr>
-            <w:r>
-              <w:rPr>
-                <w:lang w:val="ru"/>
-              </w:rPr>
-              <w:t xml:space="preserve">Тимлид</w:t>
-            </w:r>
-          </w:p>
-        </w:tc>
-        <w:tc>
-          <w:tcPr/>
-          <w:p>
-            <w:pPr>
-              <w:pStyle w:val="Compact"/>
-            </w:pPr>
-            <w:r>
-              <w:rPr>
-                <w:lang w:val="ru"/>
-              </w:rPr>
-              <w:t xml:space="preserve">оба</w:t>
-            </w:r>
-          </w:p>
-        </w:tc>
-        <w:tc>
-          <w:tcPr/>
-          <w:p>
-            <w:pPr>
-              <w:pStyle w:val="Compact"/>
-            </w:pPr>
-            <w:r>
-              <w:rPr>
-                <w:lang w:val="ru"/>
-              </w:rPr>
-              <w:t xml:space="preserve">ревью Pull Request</w:t>
-            </w:r>
-          </w:p>
-        </w:tc>
-      </w:tr>
-      <w:tr>
-        <w:tc>
-          <w:tcPr/>
-          <w:p>
-            <w:pPr>
-              <w:pStyle w:val="Compact"/>
-            </w:pPr>
-            <w:r>
-              <w:rPr>
-                <w:lang w:val="ru"/>
-              </w:rPr>
-              <w:t xml:space="preserve">DevOps</w:t>
-            </w:r>
-          </w:p>
-        </w:tc>
-        <w:tc>
-          <w:tcPr/>
-          <w:p>
-            <w:pPr>
-              <w:pStyle w:val="Compact"/>
-            </w:pPr>
-            <w:r>
-              <w:rPr>
-                <w:rStyle w:val="VerbatimChar"/>
-                <w:lang w:val="ru"/>
-              </w:rPr>
-              <w:t xml:space="preserve">codehog</w:t>
-            </w:r>
-          </w:p>
-        </w:tc>
-        <w:tc>
-          <w:tcPr/>
-          <w:p>
-            <w:pPr>
-              <w:pStyle w:val="Compact"/>
-            </w:pPr>
-            <w:r>
-              <w:rPr>
-                <w:rStyle w:val="VerbatimChar"/>
-                <w:lang w:val="ru"/>
-              </w:rPr>
-              <w:t xml:space="preserve">feature/*</w:t>
-            </w:r>
-            <w:r>
-              <w:rPr>
-                <w:lang w:val="ru"/>
-              </w:rPr>
-              <w:t xml:space="preserve"> </w:t>
-            </w:r>
-            <w:r>
-              <w:rPr>
-                <w:lang w:val="ru"/>
-              </w:rPr>
-              <w:t xml:space="preserve">в</w:t>
-            </w:r>
-            <w:r>
-              <w:rPr>
-                <w:lang w:val="ru"/>
-              </w:rPr>
-              <w:t xml:space="preserve"> </w:t>
-            </w:r>
-            <w:r>
-              <w:rPr>
-                <w:rStyle w:val="VerbatimChar"/>
-                <w:lang w:val="ru"/>
-              </w:rPr>
-              <w:t xml:space="preserve">deploy/</w:t>
-            </w:r>
-          </w:p>
-        </w:tc>
-      </w:tr>
-      <w:tr>
-        <w:tc>
-          <w:tcPr/>
-          <w:p>
-            <w:pPr>
-              <w:pStyle w:val="Compact"/>
-            </w:pPr>
-            <w:r>
-              <w:rPr>
-                <w:lang w:val="ru"/>
-              </w:rPr>
-              <w:t xml:space="preserve">Project Manager</w:t>
-            </w:r>
-          </w:p>
-        </w:tc>
-        <w:tc>
-          <w:tcPr/>
-          <w:p>
-            <w:pPr>
-              <w:pStyle w:val="Compact"/>
-            </w:pPr>
-            <w:r>
-              <w:rPr>
-                <w:rStyle w:val="VerbatimChar"/>
-                <w:lang w:val="ru"/>
-              </w:rPr>
-              <w:t xml:space="preserve">codehog-docs</w:t>
-            </w:r>
-          </w:p>
-        </w:tc>
-        <w:tc>
-          <w:tcPr/>
-          <w:p>
-            <w:pPr>
-              <w:pStyle w:val="Compact"/>
-            </w:pPr>
-            <w:r>
-              <w:rPr>
-                <w:lang w:val="ru"/>
-              </w:rPr>
-              <w:t xml:space="preserve">план работ, доска задач</w:t>
+              <w:t xml:space="preserve">happy_path_test_cases.md</w:t>
             </w:r>
           </w:p>
         </w:tc>
@@ -24849,47 +25965,294 @@
       </w:pPr>
       <w:r>
         <w:rPr>
-          <w:b/>
-          <w:bCs/>
-          <w:lang w:val="ru"/>
-        </w:rPr>
-        <w:t xml:space="preserve">Важно для оценки.</w:t>
-      </w:r>
-      <w:r>
-        <w:rPr>
-          <w:lang w:val="ru"/>
-        </w:rPr>
-        <w:t xml:space="preserve"> </w:t>
-      </w:r>
-      <w:r>
-        <w:rPr>
-          <w:lang w:val="ru"/>
-        </w:rPr>
-        <w:t xml:space="preserve">История коммитов пишется по ходу работы, а не одним коммитом</w:t>
-      </w:r>
-      <w:r>
-        <w:rPr>
-          <w:lang w:val="ru"/>
-        </w:rPr>
-        <w:t xml:space="preserve"> </w:t>
-      </w:r>
-      <w:r>
-        <w:rPr>
-          <w:lang w:val="ru"/>
-        </w:rPr>
-        <w:t xml:space="preserve">перед сдачей. Один коммит «всё готово» от одного человека читается проверяющим</w:t>
-      </w:r>
-      <w:r>
-        <w:rPr>
-          <w:lang w:val="ru"/>
-        </w:rPr>
-        <w:t xml:space="preserve"> </w:t>
-      </w:r>
-      <w:r>
-        <w:rPr>
-          <w:lang w:val="ru"/>
-        </w:rPr>
-        <w:t xml:space="preserve">однозначно: команда не работала.</w:t>
+          <w:lang w:val="ru"/>
+        </w:rPr>
+        <w:t xml:space="preserve">Часть файлов в</w:t>
+      </w:r>
+      <w:r>
+        <w:rPr>
+          <w:lang w:val="ru"/>
+        </w:rPr>
+        <w:t xml:space="preserve"> </w:t>
+      </w:r>
+      <w:r>
+        <w:rPr>
+          <w:rStyle w:val="VerbatimChar"/>
+          <w:lang w:val="ru"/>
+        </w:rPr>
+        <w:t xml:space="preserve">app/services/</w:t>
+      </w:r>
+      <w:r>
+        <w:rPr>
+          <w:lang w:val="ru"/>
+        </w:rPr>
+        <w:t xml:space="preserve"> </w:t>
+      </w:r>
+      <w:r>
+        <w:rPr>
+          <w:lang w:val="ru"/>
+        </w:rPr>
+        <w:t xml:space="preserve">по сути содержат данные и правятся без знания</w:t>
+      </w:r>
+      <w:r>
+        <w:rPr>
+          <w:lang w:val="ru"/>
+        </w:rPr>
+        <w:t xml:space="preserve"> </w:t>
+      </w:r>
+      <w:r>
+        <w:rPr>
+          <w:lang w:val="ru"/>
+        </w:rPr>
+        <w:t xml:space="preserve">Python:</w:t>
+      </w:r>
+      <w:r>
+        <w:rPr>
+          <w:lang w:val="ru"/>
+        </w:rPr>
+        <w:t xml:space="preserve"> </w:t>
+      </w:r>
+      <w:r>
+        <w:rPr>
+          <w:rStyle w:val="VerbatimChar"/>
+          <w:lang w:val="ru"/>
+        </w:rPr>
+        <w:t xml:space="preserve">testbank.py</w:t>
+      </w:r>
+      <w:r>
+        <w:rPr>
+          <w:lang w:val="ru"/>
+        </w:rPr>
+        <w:t xml:space="preserve"> </w:t>
+      </w:r>
+      <w:r>
+        <w:rPr>
+          <w:lang w:val="ru"/>
+        </w:rPr>
+        <w:t xml:space="preserve">— вопросы вводного теста,</w:t>
+      </w:r>
+      <w:r>
+        <w:rPr>
+          <w:lang w:val="ru"/>
+        </w:rPr>
+        <w:t xml:space="preserve"> </w:t>
+      </w:r>
+      <w:r>
+        <w:rPr>
+          <w:rStyle w:val="VerbatimChar"/>
+          <w:lang w:val="ru"/>
+        </w:rPr>
+        <w:t xml:space="preserve">i18n.py</w:t>
+      </w:r>
+      <w:r>
+        <w:rPr>
+          <w:lang w:val="ru"/>
+        </w:rPr>
+        <w:t xml:space="preserve"> </w:t>
+      </w:r>
+      <w:r>
+        <w:rPr>
+          <w:lang w:val="ru"/>
+        </w:rPr>
+        <w:t xml:space="preserve">— тексты интерфейса,</w:t>
+      </w:r>
+      <w:r>
+        <w:rPr>
+          <w:lang w:val="ru"/>
+        </w:rPr>
+        <w:t xml:space="preserve"> </w:t>
+      </w:r>
+      <w:r>
+        <w:rPr>
+          <w:rStyle w:val="VerbatimChar"/>
+          <w:lang w:val="ru"/>
+        </w:rPr>
+        <w:t xml:space="preserve">awards.py</w:t>
+      </w:r>
+      <w:r>
+        <w:rPr>
+          <w:lang w:val="ru"/>
+        </w:rPr>
+        <w:t xml:space="preserve"> </w:t>
+      </w:r>
+      <w:r>
+        <w:rPr>
+          <w:lang w:val="ru"/>
+        </w:rPr>
+        <w:t xml:space="preserve">— медали и подписи мемов,</w:t>
+      </w:r>
+      <w:r>
+        <w:rPr>
+          <w:lang w:val="ru"/>
+        </w:rPr>
+        <w:t xml:space="preserve"> </w:t>
+      </w:r>
+      <w:r>
+        <w:rPr>
+          <w:rStyle w:val="VerbatimChar"/>
+          <w:lang w:val="ru"/>
+        </w:rPr>
+        <w:t xml:space="preserve">seed.py</w:t>
+      </w:r>
+      <w:r>
+        <w:rPr>
+          <w:lang w:val="ru"/>
+        </w:rPr>
+        <w:t xml:space="preserve"> </w:t>
+      </w:r>
+      <w:r>
+        <w:rPr>
+          <w:lang w:val="ru"/>
+        </w:rPr>
+        <w:t xml:space="preserve">— скины ежа и цены,</w:t>
+      </w:r>
+      <w:r>
+        <w:rPr>
+          <w:lang w:val="ru"/>
+        </w:rPr>
+        <w:t xml:space="preserve"> </w:t>
+      </w:r>
+      <w:r>
+        <w:rPr>
+          <w:rStyle w:val="VerbatimChar"/>
+          <w:lang w:val="ru"/>
+        </w:rPr>
+        <w:t xml:space="preserve">curriculum.py</w:t>
+      </w:r>
+      <w:r>
+        <w:rPr>
+          <w:lang w:val="ru"/>
+        </w:rPr>
+        <w:t xml:space="preserve"> </w:t>
+      </w:r>
+      <w:r>
+        <w:rPr>
+          <w:lang w:val="ru"/>
+        </w:rPr>
+        <w:t xml:space="preserve">— темы курса. Аналитики могут вносить туда правки обычным</w:t>
+      </w:r>
+      <w:r>
+        <w:rPr>
+          <w:lang w:val="ru"/>
+        </w:rPr>
+        <w:t xml:space="preserve"> </w:t>
+      </w:r>
+      <w:r>
+        <w:rPr>
+          <w:lang w:val="ru"/>
+        </w:rPr>
+        <w:t xml:space="preserve">Pull Request.</w:t>
+      </w:r>
+    </w:p>
+    <w:bookmarkEnd w:id="119"/>
+    <w:bookmarkStart w:id="120" w:name="общий-порядок-для-всех"/>
+    <w:p>
+      <w:pPr>
+        <w:pStyle w:val="Heading3"/>
+      </w:pPr>
+      <w:r>
+        <w:rPr>
+          <w:lang w:val="ru"/>
+        </w:rPr>
+        <w:t xml:space="preserve">Общий порядок для всех</w:t>
+      </w:r>
+    </w:p>
+    <w:p>
+      <w:pPr>
+        <w:pStyle w:val="Compact"/>
+        <w:numPr>
+          <w:ilvl w:val="0"/>
+          <w:numId w:val="1005"/>
+        </w:numPr>
+      </w:pPr>
+      <w:r>
+        <w:rPr>
+          <w:lang w:val="ru"/>
+        </w:rPr>
+        <w:t xml:space="preserve">Ветка от</w:t>
+      </w:r>
+      <w:r>
+        <w:rPr>
+          <w:lang w:val="ru"/>
+        </w:rPr>
+        <w:t xml:space="preserve"> </w:t>
+      </w:r>
+      <w:r>
+        <w:rPr>
+          <w:rStyle w:val="VerbatimChar"/>
+          <w:lang w:val="ru"/>
+        </w:rPr>
+        <w:t xml:space="preserve">develop</w:t>
+      </w:r>
+      <w:r>
+        <w:rPr>
+          <w:lang w:val="ru"/>
+        </w:rPr>
+        <w:t xml:space="preserve">.</w:t>
+      </w:r>
+    </w:p>
+    <w:p>
+      <w:pPr>
+        <w:pStyle w:val="Compact"/>
+        <w:numPr>
+          <w:ilvl w:val="0"/>
+          <w:numId w:val="1005"/>
+        </w:numPr>
+      </w:pPr>
+      <w:r>
+        <w:rPr>
+          <w:lang w:val="ru"/>
+        </w:rPr>
+        <w:t xml:space="preserve">Коммиты по ходу работы, в формате из раздела 9.3.</w:t>
+      </w:r>
+    </w:p>
+    <w:p>
+      <w:pPr>
+        <w:pStyle w:val="Compact"/>
+        <w:numPr>
+          <w:ilvl w:val="0"/>
+          <w:numId w:val="1005"/>
+        </w:numPr>
+      </w:pPr>
+      <w:r>
+        <w:rPr>
+          <w:lang w:val="ru"/>
+        </w:rPr>
+        <w:t xml:space="preserve">Pull Request в</w:t>
+      </w:r>
+      <w:r>
+        <w:rPr>
+          <w:lang w:val="ru"/>
+        </w:rPr>
+        <w:t xml:space="preserve"> </w:t>
+      </w:r>
+      <w:r>
+        <w:rPr>
+          <w:rStyle w:val="VerbatimChar"/>
+          <w:lang w:val="ru"/>
+        </w:rPr>
+        <w:t xml:space="preserve">develop</w:t>
+      </w:r>
+      <w:r>
+        <w:rPr>
+          <w:lang w:val="ru"/>
+        </w:rPr>
+        <w:t xml:space="preserve">.</w:t>
+      </w:r>
+    </w:p>
+    <w:p>
+      <w:pPr>
+        <w:pStyle w:val="Compact"/>
+        <w:numPr>
+          <w:ilvl w:val="0"/>
+          <w:numId w:val="1005"/>
+        </w:numPr>
+      </w:pPr>
+      <w:r>
+        <w:rPr>
+          <w:lang w:val="ru"/>
+        </w:rPr>
+        <w:t xml:space="preserve">Ревью тимлида, слияние.</w:t>
       </w:r>
     </w:p>
     <w:p>
@@ -24899,8 +26262,9 @@
         </w:pict>
       </w:r>
     </w:p>
-    <w:bookmarkEnd w:id="116"/>
-    <w:bookmarkStart w:id="117" w:name="что-сделать-до-чекпоинта"/>
+    <w:bookmarkEnd w:id="120"/>
+    <w:bookmarkEnd w:id="121"/>
+    <w:bookmarkStart w:id="122" w:name="состояние-репозитория"/>
     <w:p>
       <w:pPr>
         <w:pStyle w:val="Heading2"/>
@@ -24909,13 +26273,14 @@
         <w:rPr>
           <w:lang w:val="ru"/>
         </w:rPr>
-        <w:t xml:space="preserve">9.5 Что сделать до чекпоинта</w:t>
+        <w:t xml:space="preserve">9.5 Состояние репозитория</w:t>
       </w:r>
     </w:p>
     <w:tbl>
       <w:tblPr>
         <w:tblStyle w:val="Table"/>
-        <w:tblW w:type="auto" w:w="0"/>
+        <w:tblW w:type="pct" w:w="5000"/>
+        <w:tblLayout w:type="fixed"/>
         <w:tblLook w:firstRow="1" w:lastRow="0" w:firstColumn="0" w:lastColumn="0" w:noHBand="0" w:noVBand="0" w:val="0020"/>
       </w:tblPr>
       <w:tblGrid>
@@ -24936,37 +26301,82 @@
               <w:rPr>
                 <w:lang w:val="ru"/>
               </w:rPr>
-              <w:t xml:space="preserve">Шаг</w:t>
-            </w:r>
-          </w:p>
-        </w:tc>
-        <w:tc>
-          <w:tcPr/>
-          <w:p>
-            <w:pPr>
-              <w:pStyle w:val="Compact"/>
-            </w:pPr>
-            <w:r>
-              <w:rPr>
-                <w:lang w:val="ru"/>
-              </w:rPr>
-              <w:t xml:space="preserve">Статус</w:t>
-            </w:r>
-          </w:p>
-        </w:tc>
-      </w:tr>
-      <w:tr>
-        <w:tc>
-          <w:tcPr/>
-          <w:p>
-            <w:pPr>
-              <w:pStyle w:val="Compact"/>
-            </w:pPr>
-            <w:r>
-              <w:rPr>
-                <w:lang w:val="ru"/>
-              </w:rPr>
-              <w:t xml:space="preserve">Создать репозиторий</w:t>
+              <w:t xml:space="preserve">Что</w:t>
+            </w:r>
+          </w:p>
+        </w:tc>
+        <w:tc>
+          <w:tcPr/>
+          <w:p>
+            <w:pPr>
+              <w:pStyle w:val="Compact"/>
+            </w:pPr>
+            <w:r>
+              <w:rPr>
+                <w:lang w:val="ru"/>
+              </w:rPr>
+              <w:t xml:space="preserve">Где</w:t>
+            </w:r>
+          </w:p>
+        </w:tc>
+      </w:tr>
+      <w:tr>
+        <w:tc>
+          <w:tcPr/>
+          <w:p>
+            <w:pPr>
+              <w:pStyle w:val="Compact"/>
+            </w:pPr>
+            <w:r>
+              <w:rPr>
+                <w:lang w:val="ru"/>
+              </w:rPr>
+              <w:t xml:space="preserve">Репозиторий приложения</w:t>
+            </w:r>
+          </w:p>
+        </w:tc>
+        <w:tc>
+          <w:tcPr/>
+          <w:p>
+            <w:pPr>
+              <w:pStyle w:val="Compact"/>
+            </w:pPr>
+            <w:r>
+              <w:rPr>
+                <w:lang w:val="ru"/>
+              </w:rPr>
+              <w:t xml:space="preserve">https://github.com/impaermax/codehog</w:t>
+            </w:r>
+          </w:p>
+        </w:tc>
+      </w:tr>
+      <w:tr>
+        <w:tc>
+          <w:tcPr/>
+          <w:p>
+            <w:pPr>
+              <w:pStyle w:val="Compact"/>
+            </w:pPr>
+            <w:r>
+              <w:rPr>
+                <w:lang w:val="ru"/>
+              </w:rPr>
+              <w:t xml:space="preserve">Ветки</w:t>
+            </w:r>
+          </w:p>
+        </w:tc>
+        <w:tc>
+          <w:tcPr/>
+          <w:p>
+            <w:pPr>
+              <w:pStyle w:val="Compact"/>
+            </w:pPr>
+            <w:r>
+              <w:rPr>
+                <w:rStyle w:val="VerbatimChar"/>
+                <w:lang w:val="ru"/>
+              </w:rPr>
+              <w:t xml:space="preserve">main</w:t>
             </w:r>
             <w:r>
               <w:rPr>
@@ -24976,10 +26386,22 @@
             </w:r>
             <w:r>
               <w:rPr>
+                <w:lang w:val="ru"/>
+              </w:rPr>
+              <w:t xml:space="preserve">— стенд,</w:t>
+            </w:r>
+            <w:r>
+              <w:rPr>
+                <w:lang w:val="ru"/>
+              </w:rPr>
+              <w:t xml:space="preserve"> </w:t>
+            </w:r>
+            <w:r>
+              <w:rPr>
                 <w:rStyle w:val="VerbatimChar"/>
                 <w:lang w:val="ru"/>
               </w:rPr>
-              <w:t xml:space="preserve">codehog</w:t>
+              <w:t xml:space="preserve">develop</w:t>
             </w:r>
             <w:r>
               <w:rPr>
@@ -24991,37 +26413,7 @@
               <w:rPr>
                 <w:lang w:val="ru"/>
               </w:rPr>
-              <w:t xml:space="preserve">на GitHub</w:t>
-            </w:r>
-          </w:p>
-        </w:tc>
-        <w:tc>
-          <w:tcPr/>
-          <w:p>
-            <w:pPr>
-              <w:pStyle w:val="Compact"/>
-            </w:pPr>
-            <w:r>
-              <w:rPr>
-                <w:lang w:val="ru"/>
-              </w:rPr>
-              <w:t xml:space="preserve">⬜</w:t>
-            </w:r>
-          </w:p>
-        </w:tc>
-      </w:tr>
-      <w:tr>
-        <w:tc>
-          <w:tcPr/>
-          <w:p>
-            <w:pPr>
-              <w:pStyle w:val="Compact"/>
-            </w:pPr>
-            <w:r>
-              <w:rPr>
-                <w:lang w:val="ru"/>
-              </w:rPr>
-              <w:t xml:space="preserve">Загрузить историю, создать ветку</w:t>
+              <w:t xml:space="preserve">— интеграция,</w:t>
             </w:r>
             <w:r>
               <w:rPr>
@@ -25034,221 +26426,148 @@
                 <w:rStyle w:val="VerbatimChar"/>
                 <w:lang w:val="ru"/>
               </w:rPr>
+              <w:t xml:space="preserve">feature/*</w:t>
+            </w:r>
+            <w:r>
+              <w:rPr>
+                <w:lang w:val="ru"/>
+              </w:rPr>
+              <w:t xml:space="preserve"> </w:t>
+            </w:r>
+            <w:r>
+              <w:rPr>
+                <w:lang w:val="ru"/>
+              </w:rPr>
+              <w:t xml:space="preserve">— задачи</w:t>
+            </w:r>
+          </w:p>
+        </w:tc>
+      </w:tr>
+      <w:tr>
+        <w:tc>
+          <w:tcPr/>
+          <w:p>
+            <w:pPr>
+              <w:pStyle w:val="Compact"/>
+            </w:pPr>
+            <w:r>
+              <w:rPr>
+                <w:lang w:val="ru"/>
+              </w:rPr>
+              <w:t xml:space="preserve">Защита веток</w:t>
+            </w:r>
+          </w:p>
+        </w:tc>
+        <w:tc>
+          <w:tcPr/>
+          <w:p>
+            <w:pPr>
+              <w:pStyle w:val="Compact"/>
+            </w:pPr>
+            <w:r>
+              <w:rPr>
+                <w:rStyle w:val="VerbatimChar"/>
+                <w:lang w:val="ru"/>
+              </w:rPr>
+              <w:t xml:space="preserve">main</w:t>
+            </w:r>
+            <w:r>
+              <w:rPr>
+                <w:lang w:val="ru"/>
+              </w:rPr>
+              <w:t xml:space="preserve"> </w:t>
+            </w:r>
+            <w:r>
+              <w:rPr>
+                <w:lang w:val="ru"/>
+              </w:rPr>
+              <w:t xml:space="preserve">и</w:t>
+            </w:r>
+            <w:r>
+              <w:rPr>
+                <w:lang w:val="ru"/>
+              </w:rPr>
+              <w:t xml:space="preserve"> </w:t>
+            </w:r>
+            <w:r>
+              <w:rPr>
+                <w:rStyle w:val="VerbatimChar"/>
+                <w:lang w:val="ru"/>
+              </w:rPr>
               <w:t xml:space="preserve">develop</w:t>
             </w:r>
-          </w:p>
-        </w:tc>
-        <w:tc>
-          <w:tcPr/>
-          <w:p>
-            <w:pPr>
-              <w:pStyle w:val="Compact"/>
-            </w:pPr>
-            <w:r>
-              <w:rPr>
-                <w:lang w:val="ru"/>
-              </w:rPr>
-              <w:t xml:space="preserve">⬜</w:t>
-            </w:r>
-          </w:p>
-        </w:tc>
-      </w:tr>
-      <w:tr>
-        <w:tc>
-          <w:tcPr/>
-          <w:p>
-            <w:pPr>
-              <w:pStyle w:val="Compact"/>
-            </w:pPr>
-            <w:r>
-              <w:rPr>
-                <w:lang w:val="ru"/>
-              </w:rPr>
-              <w:t xml:space="preserve">Настроить защиту ветки</w:t>
-            </w:r>
-            <w:r>
-              <w:rPr>
-                <w:lang w:val="ru"/>
-              </w:rPr>
-              <w:t xml:space="preserve"> </w:t>
-            </w:r>
-            <w:r>
-              <w:rPr>
-                <w:rStyle w:val="VerbatimChar"/>
-                <w:lang w:val="ru"/>
-              </w:rPr>
-              <w:t xml:space="preserve">main</w:t>
-            </w:r>
-          </w:p>
-        </w:tc>
-        <w:tc>
-          <w:tcPr/>
-          <w:p>
-            <w:pPr>
-              <w:pStyle w:val="Compact"/>
-            </w:pPr>
-            <w:r>
-              <w:rPr>
-                <w:lang w:val="ru"/>
-              </w:rPr>
-              <w:t xml:space="preserve">⬜</w:t>
-            </w:r>
-          </w:p>
-        </w:tc>
-      </w:tr>
-      <w:tr>
-        <w:tc>
-          <w:tcPr/>
-          <w:p>
-            <w:pPr>
-              <w:pStyle w:val="Compact"/>
-            </w:pPr>
-            <w:r>
-              <w:rPr>
-                <w:lang w:val="ru"/>
-              </w:rPr>
-              <w:t xml:space="preserve">Пригласить всех участников</w:t>
-            </w:r>
-          </w:p>
-        </w:tc>
-        <w:tc>
-          <w:tcPr/>
-          <w:p>
-            <w:pPr>
-              <w:pStyle w:val="Compact"/>
-            </w:pPr>
-            <w:r>
-              <w:rPr>
-                <w:lang w:val="ru"/>
-              </w:rPr>
-              <w:t xml:space="preserve">⬜</w:t>
-            </w:r>
-          </w:p>
-        </w:tc>
-      </w:tr>
-      <w:tr>
-        <w:tc>
-          <w:tcPr/>
-          <w:p>
-            <w:pPr>
-              <w:pStyle w:val="Compact"/>
-            </w:pPr>
-            <w:r>
-              <w:rPr>
-                <w:lang w:val="ru"/>
-              </w:rPr>
-              <w:t xml:space="preserve">Согласовать стек с преподавателем письменно</w:t>
-            </w:r>
-          </w:p>
-        </w:tc>
-        <w:tc>
-          <w:tcPr/>
-          <w:p>
-            <w:pPr>
-              <w:pStyle w:val="Compact"/>
-            </w:pPr>
-            <w:r>
-              <w:rPr>
-                <w:lang w:val="ru"/>
-              </w:rPr>
-              <w:t xml:space="preserve">⬜</w:t>
-            </w:r>
-          </w:p>
-        </w:tc>
-      </w:tr>
-      <w:tr>
-        <w:tc>
-          <w:tcPr/>
-          <w:p>
-            <w:pPr>
-              <w:pStyle w:val="Compact"/>
-            </w:pPr>
-            <w:r>
-              <w:rPr>
-                <w:lang w:val="ru"/>
-              </w:rPr>
-              <w:t xml:space="preserve">Заполнить таблицу ролей в 06</w:t>
-            </w:r>
-          </w:p>
-        </w:tc>
-        <w:tc>
-          <w:tcPr/>
-          <w:p>
-            <w:pPr>
-              <w:pStyle w:val="Compact"/>
-            </w:pPr>
-            <w:r>
-              <w:rPr>
-                <w:lang w:val="ru"/>
-              </w:rPr>
-              <w:t xml:space="preserve">⬜</w:t>
-            </w:r>
-          </w:p>
-        </w:tc>
-      </w:tr>
-      <w:tr>
-        <w:tc>
-          <w:tcPr/>
-          <w:p>
-            <w:pPr>
-              <w:pStyle w:val="Compact"/>
-            </w:pPr>
-            <w:r>
-              <w:rPr>
-                <w:lang w:val="ru"/>
-              </w:rPr>
-              <w:t xml:space="preserve">Завести доску задач и связать с Pull Request</w:t>
-            </w:r>
-          </w:p>
-        </w:tc>
-        <w:tc>
-          <w:tcPr/>
-          <w:p>
-            <w:pPr>
-              <w:pStyle w:val="Compact"/>
-            </w:pPr>
-            <w:r>
-              <w:rPr>
-                <w:lang w:val="ru"/>
-              </w:rPr>
-              <w:t xml:space="preserve">⬜</w:t>
-            </w:r>
-          </w:p>
-        </w:tc>
-      </w:tr>
-      <w:tr>
-        <w:tc>
-          <w:tcPr/>
-          <w:p>
-            <w:pPr>
-              <w:pStyle w:val="Compact"/>
-            </w:pPr>
-            <w:r>
-              <w:rPr>
-                <w:lang w:val="ru"/>
-              </w:rPr>
-              <w:t xml:space="preserve">Создать проект в Figma, ссылку добавить в README</w:t>
-            </w:r>
-          </w:p>
-        </w:tc>
-        <w:tc>
-          <w:tcPr/>
-          <w:p>
-            <w:pPr>
-              <w:pStyle w:val="Compact"/>
-            </w:pPr>
-            <w:r>
-              <w:rPr>
-                <w:lang w:val="ru"/>
-              </w:rPr>
-              <w:t xml:space="preserve">⬜</w:t>
+            <w:r>
+              <w:rPr>
+                <w:lang w:val="ru"/>
+              </w:rPr>
+              <w:t xml:space="preserve">: слияние только через Pull Request с одобрением</w:t>
+            </w:r>
+          </w:p>
+        </w:tc>
+      </w:tr>
+      <w:tr>
+        <w:tc>
+          <w:tcPr/>
+          <w:p>
+            <w:pPr>
+              <w:pStyle w:val="Compact"/>
+            </w:pPr>
+            <w:r>
+              <w:rPr>
+                <w:lang w:val="ru"/>
+              </w:rPr>
+              <w:t xml:space="preserve">Участники</w:t>
+            </w:r>
+          </w:p>
+        </w:tc>
+        <w:tc>
+          <w:tcPr/>
+          <w:p>
+            <w:pPr>
+              <w:pStyle w:val="Compact"/>
+            </w:pPr>
+            <w:r>
+              <w:rPr>
+                <w:lang w:val="ru"/>
+              </w:rPr>
+              <w:t xml:space="preserve">все пятеро добавлены в репозиторий</w:t>
+            </w:r>
+          </w:p>
+        </w:tc>
+      </w:tr>
+      <w:tr>
+        <w:tc>
+          <w:tcPr/>
+          <w:p>
+            <w:pPr>
+              <w:pStyle w:val="Compact"/>
+            </w:pPr>
+            <w:r>
+              <w:rPr>
+                <w:lang w:val="ru"/>
+              </w:rPr>
+              <w:t xml:space="preserve">Роли</w:t>
+            </w:r>
+          </w:p>
+        </w:tc>
+        <w:tc>
+          <w:tcPr/>
+          <w:p>
+            <w:pPr>
+              <w:pStyle w:val="Compact"/>
+            </w:pPr>
+            <w:r>
+              <w:rPr>
+                <w:lang w:val="ru"/>
+              </w:rPr>
+              <w:t xml:space="preserve">06-команда-и-план.md</w:t>
             </w:r>
           </w:p>
         </w:tc>
       </w:tr>
     </w:tbl>
-    <w:bookmarkEnd w:id="117"/>
-    <w:bookmarkEnd w:id="118"/>
+    <w:bookmarkEnd w:id="122"/>
+    <w:bookmarkEnd w:id="123"/>
     <w:sectPr>
       <w:footnotePr>
         <w:numRestart w:val="eachSect"/>
@@ -25615,6 +26934,36 @@
   </w:num>
   <w:num w:numId="1004">
     <w:abstractNumId w:val="991"/>
+  </w:num>
+  <w:num w:numId="1005">
+    <w:abstractNumId w:val="99411"/>
+    <w:lvlOverride w:ilvl="0">
+      <w:startOverride w:val="1"/>
+    </w:lvlOverride>
+    <w:lvlOverride w:ilvl="1">
+      <w:startOverride w:val="1"/>
+    </w:lvlOverride>
+    <w:lvlOverride w:ilvl="2">
+      <w:startOverride w:val="1"/>
+    </w:lvlOverride>
+    <w:lvlOverride w:ilvl="3">
+      <w:startOverride w:val="1"/>
+    </w:lvlOverride>
+    <w:lvlOverride w:ilvl="4">
+      <w:startOverride w:val="1"/>
+    </w:lvlOverride>
+    <w:lvlOverride w:ilvl="5">
+      <w:startOverride w:val="1"/>
+    </w:lvlOverride>
+    <w:lvlOverride w:ilvl="6">
+      <w:startOverride w:val="1"/>
+    </w:lvlOverride>
+    <w:lvlOverride w:ilvl="7">
+      <w:startOverride w:val="1"/>
+    </w:lvlOverride>
+    <w:lvlOverride w:ilvl="8">
+      <w:startOverride w:val="1"/>
+    </w:lvlOverride>
   </w:num>
 </w:numbering>
 </file>

--- a/docs/CodeHogwarts-документация.docx
+++ b/docs/CodeHogwarts-документация.docx
@@ -2707,7 +2707,7 @@
               <w:rPr>
                 <w:lang w:val="ru"/>
               </w:rPr>
-              <w:t xml:space="preserve">Панель доступна только администратору, для остальных её не существует (404)</w:t>
+              <w:t xml:space="preserve">Панель доступна только администратору; остальных перенаправляет на вход с пояснением</w:t>
             </w:r>
           </w:p>
         </w:tc>
@@ -8429,7 +8429,7 @@
               <w:rPr>
                 <w:lang w:val="ru"/>
               </w:rPr>
-              <w:t xml:space="preserve">Панель; гость → на вход, не-админ → 404</w:t>
+              <w:t xml:space="preserve">Панель; гость и не-админ → на вход с пояснением, после входа админа — обратно в панель</w:t>
             </w:r>
           </w:p>
         </w:tc>
@@ -17377,7 +17377,7 @@
               <w:rPr>
                 <w:lang w:val="ru"/>
               </w:rPr>
-              <w:t xml:space="preserve">404 — панели для него не существует</w:t>
+              <w:t xml:space="preserve">Перенаправление на вход с пояснением, данных панели не видно</w:t>
             </w:r>
           </w:p>
         </w:tc>
@@ -18323,7 +18323,7 @@
               <w:rPr>
                 <w:lang w:val="ru"/>
               </w:rPr>
-              <w:t xml:space="preserve">Скрыта 404 от не-админов</w:t>
+              <w:t xml:space="preserve">Только под админом, остальных ведёт на вход</w:t>
             </w:r>
           </w:p>
         </w:tc>

--- a/docs/CodeHogwarts-документация.docx
+++ b/docs/CodeHogwarts-документация.docx
@@ -4452,7 +4452,7 @@
       <w:r>
         <w:drawing>
           <wp:inline>
-            <wp:extent cx="5334000" cy="1932214"/>
+            <wp:extent cx="5334000" cy="2058080"/>
             <wp:effectExtent b="0" l="0" r="0" t="0"/>
             <wp:docPr descr="Диаграмма классов" title="" id="35" name="Picture"/>
             <a:graphic>
@@ -4473,7 +4473,7 @@
                   <pic:spPr bwMode="auto">
                     <a:xfrm>
                       <a:off x="0" y="0"/>
-                      <a:ext cx="5334000" cy="1932214"/>
+                      <a:ext cx="5334000" cy="2058080"/>
                     </a:xfrm>
                     <a:prstGeom prst="rect">
                       <a:avLst/>
@@ -4557,7 +4557,7 @@
           <w:rStyle w:val="VerbatimChar"/>
           <w:lang w:val="ru"/>
         </w:rPr>
-        <w:t xml:space="preserve">ВременнЫеМетки</w:t>
+        <w:t xml:space="preserve">TimestampMixin</w:t>
       </w:r>
       <w:r>
         <w:rPr>
@@ -4602,7 +4602,7 @@
           <w:rStyle w:val="VerbatimChar"/>
           <w:lang w:val="ru"/>
         </w:rPr>
-        <w:t xml:space="preserve">Экономика._провести</w:t>
+        <w:t xml:space="preserve">Economy._apply</w:t>
       </w:r>
       <w:r>
         <w:rPr>
@@ -4641,7 +4641,7 @@
           <w:rStyle w:val="VerbatimChar"/>
           <w:lang w:val="ru"/>
         </w:rPr>
-        <w:t xml:space="preserve">ТипЗадания</w:t>
+        <w:t xml:space="preserve">TaskKind</w:t>
       </w:r>
       <w:r>
         <w:rPr>
@@ -4682,7 +4682,7 @@
       <w:r>
         <w:drawing>
           <wp:inline>
-            <wp:extent cx="5334000" cy="2789464"/>
+            <wp:extent cx="5334000" cy="2786062"/>
             <wp:effectExtent b="0" l="0" r="0" t="0"/>
             <wp:docPr descr="Последовательность: проверка кода" title="" id="39" name="Picture"/>
             <a:graphic>
@@ -4703,7 +4703,7 @@
                   <pic:spPr bwMode="auto">
                     <a:xfrm>
                       <a:off x="0" y="0"/>
-                      <a:ext cx="5334000" cy="2789464"/>
+                      <a:ext cx="5334000" cy="2786062"/>
                     </a:xfrm>
                     <a:prstGeom prst="rect">
                       <a:avLst/>
@@ -7035,7 +7035,7 @@
           <w:rStyle w:val="VerbatimChar"/>
           <w:lang w:val="ru"/>
         </w:rPr>
-        <w:t xml:space="preserve">Task.проверки</w:t>
+        <w:t xml:space="preserve">Task.checks</w:t>
       </w:r>
       <w:r>
         <w:rPr>
@@ -7054,7 +7054,7 @@
           <w:rStyle w:val="VerbatimChar"/>
           <w:lang w:val="ru"/>
         </w:rPr>
-        <w:t xml:space="preserve">Task.варианты</w:t>
+        <w:t xml:space="preserve">Task.options</w:t>
       </w:r>
       <w:r>
         <w:rPr>
@@ -15894,7 +15894,7 @@
                 <w:rStyle w:val="VerbatimChar"/>
                 <w:lang w:val="ru"/>
               </w:rPr>
-              <w:t xml:space="preserve">@роутер.get("/lang/{код}")</w:t>
+              <w:t xml:space="preserve">@router.get("/lang/{код}")</w:t>
             </w:r>
             <w:r>
               <w:rPr>
@@ -15906,7 +15906,7 @@
               <w:rPr>
                 <w:lang w:val="ru"/>
               </w:rPr>
-              <w:t xml:space="preserve">— маршрут</w:t>
+              <w:t xml:space="preserve">— параметр пути кириллицей</w:t>
             </w:r>
             <w:r>
               <w:rPr>
@@ -15940,7 +15940,7 @@
               <w:rPr>
                 <w:lang w:val="ru"/>
               </w:rPr>
-              <w:t xml:space="preserve">Параметры пути латиницей</w:t>
+              <w:t xml:space="preserve">Весь код, включая параметры пути, на английском</w:t>
             </w:r>
           </w:p>
         </w:tc>
@@ -17878,7 +17878,7 @@
           <w:rStyle w:val="VerbatimChar"/>
           <w:lang w:val="ru"/>
         </w:rPr>
-        <w:t xml:space="preserve">ТипЗадания</w:t>
+        <w:t xml:space="preserve">TaskKind</w:t>
       </w:r>
       <w:r>
         <w:rPr>
